--- a/Pekan_03/707012500135_DAVIN AILEENSKIE SOFIANDY_Laprak3.docx
+++ b/Pekan_03/707012500135_DAVIN AILEENSKIE SOFIANDY_Laprak3.docx
@@ -131,9 +131,10 @@
         <w:rPr>
           <w:rFonts w:asciiTheme="majorHAnsi" w:hAnsiTheme="majorHAnsi"/>
           <w:b/>
+          <w:noProof/>
         </w:rPr>
         <w:drawing>
-          <wp:inline distT="0" distB="0" distL="0" distR="0" wp14:anchorId="16A3C472" wp14:editId="6D80538A">
+          <wp:inline distT="0" distB="0" distL="0" distR="0" wp14:anchorId="16A3C472" wp14:editId="4214CF48">
             <wp:extent cx="2676525" cy="3048000"/>
             <wp:effectExtent l="0" t="0" r="0" b="0"/>
             <wp:docPr id="1938492422" name="Picture 10"/>
@@ -1643,184 +1644,15 @@
           <w:b/>
           <w:bCs/>
         </w:rPr>
-        <w:t xml:space="preserve">1. Tujuan Utama Pak </w:t>
-      </w:r>
-      <w:proofErr w:type="spellStart"/>
+        <w:t>1</w:t>
+      </w:r>
       <w:r>
         <w:rPr>
           <w:rFonts w:asciiTheme="majorHAnsi" w:hAnsiTheme="majorHAnsi"/>
           <w:b/>
           <w:bCs/>
         </w:rPr>
-        <w:t>Dengklek</w:t>
-      </w:r>
-      <w:proofErr w:type="spellEnd"/>
-    </w:p>
-    <w:p>
-      <w:pPr>
-        <w:rPr>
-          <w:rFonts w:asciiTheme="majorHAnsi" w:hAnsiTheme="majorHAnsi"/>
-        </w:rPr>
-      </w:pPr>
-      <w:r>
-        <w:rPr>
-          <w:rFonts w:asciiTheme="majorHAnsi" w:hAnsiTheme="majorHAnsi"/>
-        </w:rPr>
-        <w:t xml:space="preserve">Pak </w:t>
-      </w:r>
-      <w:proofErr w:type="spellStart"/>
-      <w:r>
-        <w:rPr>
-          <w:rFonts w:asciiTheme="majorHAnsi" w:hAnsiTheme="majorHAnsi"/>
-        </w:rPr>
-        <w:t>Dengklek</w:t>
-      </w:r>
-      <w:proofErr w:type="spellEnd"/>
-      <w:r>
-        <w:rPr>
-          <w:rFonts w:asciiTheme="majorHAnsi" w:hAnsiTheme="majorHAnsi"/>
-        </w:rPr>
-        <w:t xml:space="preserve"> </w:t>
-      </w:r>
-      <w:proofErr w:type="spellStart"/>
-      <w:r>
-        <w:rPr>
-          <w:rFonts w:asciiTheme="majorHAnsi" w:hAnsiTheme="majorHAnsi"/>
-        </w:rPr>
-        <w:t>memiliki</w:t>
-      </w:r>
-      <w:proofErr w:type="spellEnd"/>
-      <w:r>
-        <w:rPr>
-          <w:rFonts w:asciiTheme="majorHAnsi" w:hAnsiTheme="majorHAnsi"/>
-        </w:rPr>
-        <w:t xml:space="preserve"> modal uang </w:t>
-      </w:r>
-      <w:proofErr w:type="spellStart"/>
-      <w:r>
-        <w:rPr>
-          <w:rFonts w:asciiTheme="majorHAnsi" w:hAnsiTheme="majorHAnsi"/>
-        </w:rPr>
-        <w:t>sebesar</w:t>
-      </w:r>
-      <w:proofErr w:type="spellEnd"/>
-      <w:r>
-        <w:rPr>
-          <w:rFonts w:asciiTheme="majorHAnsi" w:hAnsiTheme="majorHAnsi"/>
-        </w:rPr>
-        <w:t xml:space="preserve"> N rupiah. Ia </w:t>
-      </w:r>
-      <w:proofErr w:type="spellStart"/>
-      <w:r>
-        <w:rPr>
-          <w:rFonts w:asciiTheme="majorHAnsi" w:hAnsiTheme="majorHAnsi"/>
-        </w:rPr>
-        <w:t>ingin</w:t>
-      </w:r>
-      <w:proofErr w:type="spellEnd"/>
-      <w:r>
-        <w:rPr>
-          <w:rFonts w:asciiTheme="majorHAnsi" w:hAnsiTheme="majorHAnsi"/>
-        </w:rPr>
-        <w:t xml:space="preserve"> </w:t>
-      </w:r>
-      <w:proofErr w:type="spellStart"/>
-      <w:r>
-        <w:rPr>
-          <w:rFonts w:asciiTheme="majorHAnsi" w:hAnsiTheme="majorHAnsi"/>
-        </w:rPr>
-        <w:t>menghabiskan</w:t>
-      </w:r>
-      <w:proofErr w:type="spellEnd"/>
-      <w:r>
-        <w:rPr>
-          <w:rFonts w:asciiTheme="majorHAnsi" w:hAnsiTheme="majorHAnsi"/>
-        </w:rPr>
-        <w:t xml:space="preserve"> </w:t>
-      </w:r>
-      <w:proofErr w:type="spellStart"/>
-      <w:r>
-        <w:rPr>
-          <w:rFonts w:asciiTheme="majorHAnsi" w:hAnsiTheme="majorHAnsi"/>
-        </w:rPr>
-        <w:t>seluruh</w:t>
-      </w:r>
-      <w:proofErr w:type="spellEnd"/>
-      <w:r>
-        <w:rPr>
-          <w:rFonts w:asciiTheme="majorHAnsi" w:hAnsiTheme="majorHAnsi"/>
-        </w:rPr>
-        <w:t xml:space="preserve"> </w:t>
-      </w:r>
-      <w:proofErr w:type="spellStart"/>
-      <w:r>
-        <w:rPr>
-          <w:rFonts w:asciiTheme="majorHAnsi" w:hAnsiTheme="majorHAnsi"/>
-        </w:rPr>
-        <w:t>uangnya</w:t>
-      </w:r>
-      <w:proofErr w:type="spellEnd"/>
-      <w:r>
-        <w:rPr>
-          <w:rFonts w:asciiTheme="majorHAnsi" w:hAnsiTheme="majorHAnsi"/>
-        </w:rPr>
-        <w:t xml:space="preserve"> </w:t>
-      </w:r>
-      <w:proofErr w:type="spellStart"/>
-      <w:r>
-        <w:rPr>
-          <w:rFonts w:asciiTheme="majorHAnsi" w:hAnsiTheme="majorHAnsi"/>
-        </w:rPr>
-        <w:t>tanpa</w:t>
-      </w:r>
-      <w:proofErr w:type="spellEnd"/>
-      <w:r>
-        <w:rPr>
-          <w:rFonts w:asciiTheme="majorHAnsi" w:hAnsiTheme="majorHAnsi"/>
-        </w:rPr>
-        <w:t xml:space="preserve"> </w:t>
-      </w:r>
-      <w:proofErr w:type="spellStart"/>
-      <w:r>
-        <w:rPr>
-          <w:rFonts w:asciiTheme="majorHAnsi" w:hAnsiTheme="majorHAnsi"/>
-        </w:rPr>
-        <w:t>sisa</w:t>
-      </w:r>
-      <w:proofErr w:type="spellEnd"/>
-      <w:r>
-        <w:rPr>
-          <w:rFonts w:asciiTheme="majorHAnsi" w:hAnsiTheme="majorHAnsi"/>
-        </w:rPr>
-        <w:t xml:space="preserve"> </w:t>
-      </w:r>
-      <w:proofErr w:type="spellStart"/>
-      <w:r>
-        <w:rPr>
-          <w:rFonts w:asciiTheme="majorHAnsi" w:hAnsiTheme="majorHAnsi"/>
-        </w:rPr>
-        <w:t>untuk</w:t>
-      </w:r>
-      <w:proofErr w:type="spellEnd"/>
-      <w:r>
-        <w:rPr>
-          <w:rFonts w:asciiTheme="majorHAnsi" w:hAnsiTheme="majorHAnsi"/>
-        </w:rPr>
-        <w:t xml:space="preserve"> </w:t>
-      </w:r>
-      <w:proofErr w:type="spellStart"/>
-      <w:r>
-        <w:rPr>
-          <w:rFonts w:asciiTheme="majorHAnsi" w:hAnsiTheme="majorHAnsi"/>
-        </w:rPr>
-        <w:t>membeli</w:t>
-      </w:r>
-      <w:proofErr w:type="spellEnd"/>
-      <w:r>
-        <w:rPr>
-          <w:rFonts w:asciiTheme="majorHAnsi" w:hAnsiTheme="majorHAnsi"/>
-        </w:rPr>
-        <w:t xml:space="preserve"> </w:t>
+        <w:t xml:space="preserve">. Hasil Akhir yang </w:t>
       </w:r>
       <w:proofErr w:type="spellStart"/>
       <w:r>
@@ -1829,7 +1661,7 @@
           <w:b/>
           <w:bCs/>
         </w:rPr>
-        <w:t>hanya</w:t>
+        <w:t>Diharapkan</w:t>
       </w:r>
       <w:proofErr w:type="spellEnd"/>
       <w:r>
@@ -1838,618 +1670,6 @@
           <w:b/>
           <w:bCs/>
         </w:rPr>
-        <w:t xml:space="preserve"> </w:t>
-      </w:r>
-      <w:proofErr w:type="spellStart"/>
-      <w:r>
-        <w:rPr>
-          <w:rFonts w:asciiTheme="majorHAnsi" w:hAnsiTheme="majorHAnsi"/>
-          <w:b/>
-          <w:bCs/>
-        </w:rPr>
-        <w:t>satu</w:t>
-      </w:r>
-      <w:proofErr w:type="spellEnd"/>
-      <w:r>
-        <w:rPr>
-          <w:rFonts w:asciiTheme="majorHAnsi" w:hAnsiTheme="majorHAnsi"/>
-          <w:b/>
-          <w:bCs/>
-        </w:rPr>
-        <w:t xml:space="preserve"> </w:t>
-      </w:r>
-      <w:proofErr w:type="spellStart"/>
-      <w:r>
-        <w:rPr>
-          <w:rFonts w:asciiTheme="majorHAnsi" w:hAnsiTheme="majorHAnsi"/>
-          <w:b/>
-          <w:bCs/>
-        </w:rPr>
-        <w:t>tipe</w:t>
-      </w:r>
-      <w:proofErr w:type="spellEnd"/>
-      <w:r>
-        <w:rPr>
-          <w:rFonts w:asciiTheme="majorHAnsi" w:hAnsiTheme="majorHAnsi"/>
-          <w:b/>
-          <w:bCs/>
-        </w:rPr>
-        <w:t xml:space="preserve"> </w:t>
-      </w:r>
-      <w:proofErr w:type="spellStart"/>
-      <w:r>
-        <w:rPr>
-          <w:rFonts w:asciiTheme="majorHAnsi" w:hAnsiTheme="majorHAnsi"/>
-          <w:b/>
-          <w:bCs/>
-        </w:rPr>
-        <w:t>telur</w:t>
-      </w:r>
-      <w:proofErr w:type="spellEnd"/>
-      <w:r>
-        <w:rPr>
-          <w:rFonts w:asciiTheme="majorHAnsi" w:hAnsiTheme="majorHAnsi"/>
-        </w:rPr>
-        <w:t xml:space="preserve"> (</w:t>
-      </w:r>
-      <w:proofErr w:type="spellStart"/>
-      <w:r>
-        <w:rPr>
-          <w:rFonts w:asciiTheme="majorHAnsi" w:hAnsiTheme="majorHAnsi"/>
-        </w:rPr>
-        <w:t>kita</w:t>
-      </w:r>
-      <w:proofErr w:type="spellEnd"/>
-      <w:r>
-        <w:rPr>
-          <w:rFonts w:asciiTheme="majorHAnsi" w:hAnsiTheme="majorHAnsi"/>
-        </w:rPr>
-        <w:t xml:space="preserve"> </w:t>
-      </w:r>
-      <w:proofErr w:type="spellStart"/>
-      <w:r>
-        <w:rPr>
-          <w:rFonts w:asciiTheme="majorHAnsi" w:hAnsiTheme="majorHAnsi"/>
-        </w:rPr>
-        <w:t>sebut</w:t>
-      </w:r>
-      <w:proofErr w:type="spellEnd"/>
-      <w:r>
-        <w:rPr>
-          <w:rFonts w:asciiTheme="majorHAnsi" w:hAnsiTheme="majorHAnsi"/>
-        </w:rPr>
-        <w:t xml:space="preserve"> </w:t>
-      </w:r>
-      <w:proofErr w:type="spellStart"/>
-      <w:r>
-        <w:rPr>
-          <w:rFonts w:asciiTheme="majorHAnsi" w:hAnsiTheme="majorHAnsi"/>
-        </w:rPr>
-        <w:t>tipe</w:t>
-      </w:r>
-      <w:proofErr w:type="spellEnd"/>
-      <w:r>
-        <w:rPr>
-          <w:rFonts w:asciiTheme="majorHAnsi" w:hAnsiTheme="majorHAnsi"/>
-        </w:rPr>
-        <w:t xml:space="preserve"> P). </w:t>
-      </w:r>
-      <w:proofErr w:type="spellStart"/>
-      <w:r>
-        <w:rPr>
-          <w:rFonts w:asciiTheme="majorHAnsi" w:hAnsiTheme="majorHAnsi"/>
-        </w:rPr>
-        <w:t>Setelah</w:t>
-      </w:r>
-      <w:proofErr w:type="spellEnd"/>
-      <w:r>
-        <w:rPr>
-          <w:rFonts w:asciiTheme="majorHAnsi" w:hAnsiTheme="majorHAnsi"/>
-        </w:rPr>
-        <w:t xml:space="preserve"> </w:t>
-      </w:r>
-      <w:proofErr w:type="spellStart"/>
-      <w:r>
-        <w:rPr>
-          <w:rFonts w:asciiTheme="majorHAnsi" w:hAnsiTheme="majorHAnsi"/>
-        </w:rPr>
-        <w:t>dibeli</w:t>
-      </w:r>
-      <w:proofErr w:type="spellEnd"/>
-      <w:r>
-        <w:rPr>
-          <w:rFonts w:asciiTheme="majorHAnsi" w:hAnsiTheme="majorHAnsi"/>
-        </w:rPr>
-        <w:t xml:space="preserve">, </w:t>
-      </w:r>
-      <w:proofErr w:type="spellStart"/>
-      <w:r>
-        <w:rPr>
-          <w:rFonts w:asciiTheme="majorHAnsi" w:hAnsiTheme="majorHAnsi"/>
-        </w:rPr>
-        <w:t>semua</w:t>
-      </w:r>
-      <w:proofErr w:type="spellEnd"/>
-      <w:r>
-        <w:rPr>
-          <w:rFonts w:asciiTheme="majorHAnsi" w:hAnsiTheme="majorHAnsi"/>
-        </w:rPr>
-        <w:t xml:space="preserve"> </w:t>
-      </w:r>
-      <w:proofErr w:type="spellStart"/>
-      <w:r>
-        <w:rPr>
-          <w:rFonts w:asciiTheme="majorHAnsi" w:hAnsiTheme="majorHAnsi"/>
-        </w:rPr>
-        <w:t>telur</w:t>
-      </w:r>
-      <w:proofErr w:type="spellEnd"/>
-      <w:r>
-        <w:rPr>
-          <w:rFonts w:asciiTheme="majorHAnsi" w:hAnsiTheme="majorHAnsi"/>
-        </w:rPr>
-        <w:t xml:space="preserve"> </w:t>
-      </w:r>
-      <w:proofErr w:type="spellStart"/>
-      <w:r>
-        <w:rPr>
-          <w:rFonts w:asciiTheme="majorHAnsi" w:hAnsiTheme="majorHAnsi"/>
-        </w:rPr>
-        <w:t>tersebut</w:t>
-      </w:r>
-      <w:proofErr w:type="spellEnd"/>
-      <w:r>
-        <w:rPr>
-          <w:rFonts w:asciiTheme="majorHAnsi" w:hAnsiTheme="majorHAnsi"/>
-        </w:rPr>
-        <w:t xml:space="preserve"> </w:t>
-      </w:r>
-      <w:proofErr w:type="spellStart"/>
-      <w:r>
-        <w:rPr>
-          <w:rFonts w:asciiTheme="majorHAnsi" w:hAnsiTheme="majorHAnsi"/>
-        </w:rPr>
-        <w:t>akan</w:t>
-      </w:r>
-      <w:proofErr w:type="spellEnd"/>
-      <w:r>
-        <w:rPr>
-          <w:rFonts w:asciiTheme="majorHAnsi" w:hAnsiTheme="majorHAnsi"/>
-        </w:rPr>
-        <w:t xml:space="preserve"> </w:t>
-      </w:r>
-      <w:proofErr w:type="spellStart"/>
-      <w:r>
-        <w:rPr>
-          <w:rFonts w:asciiTheme="majorHAnsi" w:hAnsiTheme="majorHAnsi"/>
-        </w:rPr>
-        <w:t>dikumpulkan</w:t>
-      </w:r>
-      <w:proofErr w:type="spellEnd"/>
-      <w:r>
-        <w:rPr>
-          <w:rFonts w:asciiTheme="majorHAnsi" w:hAnsiTheme="majorHAnsi"/>
-        </w:rPr>
-        <w:t xml:space="preserve"> dan </w:t>
-      </w:r>
-      <w:proofErr w:type="spellStart"/>
-      <w:r>
-        <w:rPr>
-          <w:rFonts w:asciiTheme="majorHAnsi" w:hAnsiTheme="majorHAnsi"/>
-        </w:rPr>
-        <w:t>dimasukkan</w:t>
-      </w:r>
-      <w:proofErr w:type="spellEnd"/>
-      <w:r>
-        <w:rPr>
-          <w:rFonts w:asciiTheme="majorHAnsi" w:hAnsiTheme="majorHAnsi"/>
-        </w:rPr>
-        <w:t xml:space="preserve"> </w:t>
-      </w:r>
-      <w:proofErr w:type="spellStart"/>
-      <w:r>
-        <w:rPr>
-          <w:rFonts w:asciiTheme="majorHAnsi" w:hAnsiTheme="majorHAnsi"/>
-        </w:rPr>
-        <w:t>ke</w:t>
-      </w:r>
-      <w:proofErr w:type="spellEnd"/>
-      <w:r>
-        <w:rPr>
-          <w:rFonts w:asciiTheme="majorHAnsi" w:hAnsiTheme="majorHAnsi"/>
-        </w:rPr>
-        <w:t xml:space="preserve"> </w:t>
-      </w:r>
-      <w:proofErr w:type="spellStart"/>
-      <w:r>
-        <w:rPr>
-          <w:rFonts w:asciiTheme="majorHAnsi" w:hAnsiTheme="majorHAnsi"/>
-        </w:rPr>
-        <w:t>dalam</w:t>
-      </w:r>
-      <w:proofErr w:type="spellEnd"/>
-      <w:r>
-        <w:rPr>
-          <w:rFonts w:asciiTheme="majorHAnsi" w:hAnsiTheme="majorHAnsi"/>
-        </w:rPr>
-        <w:t xml:space="preserve"> </w:t>
-      </w:r>
-      <w:proofErr w:type="spellStart"/>
-      <w:r>
-        <w:rPr>
-          <w:rFonts w:asciiTheme="majorHAnsi" w:hAnsiTheme="majorHAnsi"/>
-        </w:rPr>
-        <w:t>satu</w:t>
-      </w:r>
-      <w:proofErr w:type="spellEnd"/>
-      <w:r>
-        <w:rPr>
-          <w:rFonts w:asciiTheme="majorHAnsi" w:hAnsiTheme="majorHAnsi"/>
-        </w:rPr>
-        <w:t xml:space="preserve"> </w:t>
-      </w:r>
-      <w:proofErr w:type="spellStart"/>
-      <w:r>
-        <w:rPr>
-          <w:rFonts w:asciiTheme="majorHAnsi" w:hAnsiTheme="majorHAnsi"/>
-        </w:rPr>
-        <w:t>kemasan</w:t>
-      </w:r>
-      <w:proofErr w:type="spellEnd"/>
-      <w:r>
-        <w:rPr>
-          <w:rFonts w:asciiTheme="majorHAnsi" w:hAnsiTheme="majorHAnsi"/>
-        </w:rPr>
-        <w:t xml:space="preserve"> </w:t>
-      </w:r>
-      <w:proofErr w:type="spellStart"/>
-      <w:r>
-        <w:rPr>
-          <w:rFonts w:asciiTheme="majorHAnsi" w:hAnsiTheme="majorHAnsi"/>
-        </w:rPr>
-        <w:t>baru</w:t>
-      </w:r>
-      <w:proofErr w:type="spellEnd"/>
-      <w:r>
-        <w:rPr>
-          <w:rFonts w:asciiTheme="majorHAnsi" w:hAnsiTheme="majorHAnsi"/>
-        </w:rPr>
-        <w:t xml:space="preserve"> yang </w:t>
-      </w:r>
-      <w:proofErr w:type="spellStart"/>
-      <w:r>
-        <w:rPr>
-          <w:rFonts w:asciiTheme="majorHAnsi" w:hAnsiTheme="majorHAnsi"/>
-        </w:rPr>
-        <w:t>berukuran</w:t>
-      </w:r>
-      <w:proofErr w:type="spellEnd"/>
-      <w:r>
-        <w:rPr>
-          <w:rFonts w:asciiTheme="majorHAnsi" w:hAnsiTheme="majorHAnsi"/>
-        </w:rPr>
-        <w:t xml:space="preserve"> </w:t>
-      </w:r>
-      <w:proofErr w:type="spellStart"/>
-      <w:r>
-        <w:rPr>
-          <w:rFonts w:asciiTheme="majorHAnsi" w:hAnsiTheme="majorHAnsi"/>
-        </w:rPr>
-        <w:t>panjang</w:t>
-      </w:r>
-      <w:proofErr w:type="spellEnd"/>
-      <w:r>
-        <w:rPr>
-          <w:rFonts w:asciiTheme="majorHAnsi" w:hAnsiTheme="majorHAnsi"/>
-        </w:rPr>
-        <w:t xml:space="preserve"> kali </w:t>
-      </w:r>
-      <w:proofErr w:type="spellStart"/>
-      <w:r>
-        <w:rPr>
-          <w:rFonts w:asciiTheme="majorHAnsi" w:hAnsiTheme="majorHAnsi"/>
-        </w:rPr>
-        <w:t>lebar</w:t>
-      </w:r>
-      <w:proofErr w:type="spellEnd"/>
-      <w:r>
-        <w:rPr>
-          <w:rFonts w:asciiTheme="majorHAnsi" w:hAnsiTheme="majorHAnsi"/>
-        </w:rPr>
-        <w:t xml:space="preserve"> (s x t).</w:t>
-      </w:r>
-    </w:p>
-    <w:p>
-      <w:pPr>
-        <w:rPr>
-          <w:rFonts w:asciiTheme="majorHAnsi" w:hAnsiTheme="majorHAnsi"/>
-        </w:rPr>
-      </w:pPr>
-    </w:p>
-    <w:p>
-      <w:pPr>
-        <w:rPr>
-          <w:rFonts w:asciiTheme="majorHAnsi" w:hAnsiTheme="majorHAnsi"/>
-        </w:rPr>
-      </w:pPr>
-      <w:r>
-        <w:rPr>
-          <w:rFonts w:asciiTheme="majorHAnsi" w:hAnsiTheme="majorHAnsi"/>
-        </w:rPr>
-        <w:t xml:space="preserve">Tujuan </w:t>
-      </w:r>
-      <w:proofErr w:type="spellStart"/>
-      <w:r>
-        <w:rPr>
-          <w:rFonts w:asciiTheme="majorHAnsi" w:hAnsiTheme="majorHAnsi"/>
-        </w:rPr>
-        <w:t>utamanya</w:t>
-      </w:r>
-      <w:proofErr w:type="spellEnd"/>
-      <w:r>
-        <w:rPr>
-          <w:rFonts w:asciiTheme="majorHAnsi" w:hAnsiTheme="majorHAnsi"/>
-        </w:rPr>
-        <w:t xml:space="preserve"> </w:t>
-      </w:r>
-      <w:proofErr w:type="spellStart"/>
-      <w:r>
-        <w:rPr>
-          <w:rFonts w:asciiTheme="majorHAnsi" w:hAnsiTheme="majorHAnsi"/>
-        </w:rPr>
-        <w:t>adalah</w:t>
-      </w:r>
-      <w:proofErr w:type="spellEnd"/>
-      <w:r>
-        <w:rPr>
-          <w:rFonts w:asciiTheme="majorHAnsi" w:hAnsiTheme="majorHAnsi"/>
-        </w:rPr>
-        <w:t xml:space="preserve">: Pak </w:t>
-      </w:r>
-      <w:proofErr w:type="spellStart"/>
-      <w:r>
-        <w:rPr>
-          <w:rFonts w:asciiTheme="majorHAnsi" w:hAnsiTheme="majorHAnsi"/>
-        </w:rPr>
-        <w:t>Dengklek</w:t>
-      </w:r>
-      <w:proofErr w:type="spellEnd"/>
-      <w:r>
-        <w:rPr>
-          <w:rFonts w:asciiTheme="majorHAnsi" w:hAnsiTheme="majorHAnsi"/>
-        </w:rPr>
-        <w:t xml:space="preserve"> </w:t>
-      </w:r>
-      <w:proofErr w:type="spellStart"/>
-      <w:r>
-        <w:rPr>
-          <w:rFonts w:asciiTheme="majorHAnsi" w:hAnsiTheme="majorHAnsi"/>
-        </w:rPr>
-        <w:t>ingin</w:t>
-      </w:r>
-      <w:proofErr w:type="spellEnd"/>
-      <w:r>
-        <w:rPr>
-          <w:rFonts w:asciiTheme="majorHAnsi" w:hAnsiTheme="majorHAnsi"/>
-        </w:rPr>
-        <w:t xml:space="preserve"> </w:t>
-      </w:r>
-      <w:proofErr w:type="spellStart"/>
-      <w:r>
-        <w:rPr>
-          <w:rFonts w:asciiTheme="majorHAnsi" w:hAnsiTheme="majorHAnsi"/>
-        </w:rPr>
-        <w:t>mencari</w:t>
-      </w:r>
-      <w:proofErr w:type="spellEnd"/>
-      <w:r>
-        <w:rPr>
-          <w:rFonts w:asciiTheme="majorHAnsi" w:hAnsiTheme="majorHAnsi"/>
-        </w:rPr>
-        <w:t xml:space="preserve"> </w:t>
-      </w:r>
-      <w:proofErr w:type="spellStart"/>
-      <w:r>
-        <w:rPr>
-          <w:rFonts w:asciiTheme="majorHAnsi" w:hAnsiTheme="majorHAnsi"/>
-        </w:rPr>
-        <w:t>tipe</w:t>
-      </w:r>
-      <w:proofErr w:type="spellEnd"/>
-      <w:r>
-        <w:rPr>
-          <w:rFonts w:asciiTheme="majorHAnsi" w:hAnsiTheme="majorHAnsi"/>
-        </w:rPr>
-        <w:t xml:space="preserve"> </w:t>
-      </w:r>
-      <w:proofErr w:type="spellStart"/>
-      <w:r>
-        <w:rPr>
-          <w:rFonts w:asciiTheme="majorHAnsi" w:hAnsiTheme="majorHAnsi"/>
-        </w:rPr>
-        <w:t>telur</w:t>
-      </w:r>
-      <w:proofErr w:type="spellEnd"/>
-      <w:r>
-        <w:rPr>
-          <w:rFonts w:asciiTheme="majorHAnsi" w:hAnsiTheme="majorHAnsi"/>
-        </w:rPr>
-        <w:t xml:space="preserve"> P yang </w:t>
-      </w:r>
-      <w:proofErr w:type="spellStart"/>
-      <w:r>
-        <w:rPr>
-          <w:rFonts w:asciiTheme="majorHAnsi" w:hAnsiTheme="majorHAnsi"/>
-        </w:rPr>
-        <w:t>akan</w:t>
-      </w:r>
-      <w:proofErr w:type="spellEnd"/>
-      <w:r>
-        <w:rPr>
-          <w:rFonts w:asciiTheme="majorHAnsi" w:hAnsiTheme="majorHAnsi"/>
-        </w:rPr>
-        <w:t xml:space="preserve"> </w:t>
-      </w:r>
-      <w:proofErr w:type="spellStart"/>
-      <w:r>
-        <w:rPr>
-          <w:rFonts w:asciiTheme="majorHAnsi" w:hAnsiTheme="majorHAnsi"/>
-        </w:rPr>
-        <w:t>memberikannya</w:t>
-      </w:r>
-      <w:proofErr w:type="spellEnd"/>
-      <w:r>
-        <w:rPr>
-          <w:rFonts w:asciiTheme="majorHAnsi" w:hAnsiTheme="majorHAnsi"/>
-        </w:rPr>
-        <w:t xml:space="preserve"> </w:t>
-      </w:r>
-      <w:proofErr w:type="spellStart"/>
-      <w:r>
-        <w:rPr>
-          <w:rFonts w:asciiTheme="majorHAnsi" w:hAnsiTheme="majorHAnsi"/>
-          <w:b/>
-          <w:bCs/>
-        </w:rPr>
-        <w:t>pilihan</w:t>
-      </w:r>
-      <w:proofErr w:type="spellEnd"/>
-      <w:r>
-        <w:rPr>
-          <w:rFonts w:asciiTheme="majorHAnsi" w:hAnsiTheme="majorHAnsi"/>
-          <w:b/>
-          <w:bCs/>
-        </w:rPr>
-        <w:t xml:space="preserve"> </w:t>
-      </w:r>
-      <w:proofErr w:type="spellStart"/>
-      <w:r>
-        <w:rPr>
-          <w:rFonts w:asciiTheme="majorHAnsi" w:hAnsiTheme="majorHAnsi"/>
-          <w:b/>
-          <w:bCs/>
-        </w:rPr>
-        <w:t>variasi</w:t>
-      </w:r>
-      <w:proofErr w:type="spellEnd"/>
-      <w:r>
-        <w:rPr>
-          <w:rFonts w:asciiTheme="majorHAnsi" w:hAnsiTheme="majorHAnsi"/>
-          <w:b/>
-          <w:bCs/>
-        </w:rPr>
-        <w:t xml:space="preserve"> </w:t>
-      </w:r>
-      <w:proofErr w:type="spellStart"/>
-      <w:r>
-        <w:rPr>
-          <w:rFonts w:asciiTheme="majorHAnsi" w:hAnsiTheme="majorHAnsi"/>
-          <w:b/>
-          <w:bCs/>
-        </w:rPr>
-        <w:t>ukuran</w:t>
-      </w:r>
-      <w:proofErr w:type="spellEnd"/>
-      <w:r>
-        <w:rPr>
-          <w:rFonts w:asciiTheme="majorHAnsi" w:hAnsiTheme="majorHAnsi"/>
-          <w:b/>
-          <w:bCs/>
-        </w:rPr>
-        <w:t xml:space="preserve"> </w:t>
-      </w:r>
-      <w:proofErr w:type="spellStart"/>
-      <w:r>
-        <w:rPr>
-          <w:rFonts w:asciiTheme="majorHAnsi" w:hAnsiTheme="majorHAnsi"/>
-          <w:b/>
-          <w:bCs/>
-        </w:rPr>
-        <w:t>formasi</w:t>
-      </w:r>
-      <w:proofErr w:type="spellEnd"/>
-      <w:r>
-        <w:rPr>
-          <w:rFonts w:asciiTheme="majorHAnsi" w:hAnsiTheme="majorHAnsi"/>
-          <w:b/>
-          <w:bCs/>
-        </w:rPr>
-        <w:t xml:space="preserve"> </w:t>
-      </w:r>
-      <w:proofErr w:type="spellStart"/>
-      <w:r>
-        <w:rPr>
-          <w:rFonts w:asciiTheme="majorHAnsi" w:hAnsiTheme="majorHAnsi"/>
-          <w:b/>
-          <w:bCs/>
-        </w:rPr>
-        <w:t>kemasan</w:t>
-      </w:r>
-      <w:proofErr w:type="spellEnd"/>
-      <w:r>
-        <w:rPr>
-          <w:rFonts w:asciiTheme="majorHAnsi" w:hAnsiTheme="majorHAnsi"/>
-          <w:b/>
-          <w:bCs/>
-        </w:rPr>
-        <w:t xml:space="preserve"> (s x t) yang paling </w:t>
-      </w:r>
-      <w:proofErr w:type="spellStart"/>
-      <w:r>
-        <w:rPr>
-          <w:rFonts w:asciiTheme="majorHAnsi" w:hAnsiTheme="majorHAnsi"/>
-          <w:b/>
-          <w:bCs/>
-        </w:rPr>
-        <w:t>banyak</w:t>
-      </w:r>
-      <w:proofErr w:type="spellEnd"/>
-      <w:r>
-        <w:rPr>
-          <w:rFonts w:asciiTheme="majorHAnsi" w:hAnsiTheme="majorHAnsi"/>
-        </w:rPr>
-        <w:t>.</w:t>
-      </w:r>
-    </w:p>
-    <w:p>
-      <w:pPr>
-        <w:rPr>
-          <w:rFonts w:asciiTheme="majorHAnsi" w:hAnsiTheme="majorHAnsi"/>
-        </w:rPr>
-      </w:pPr>
-    </w:p>
-    <w:p>
-      <w:pPr>
-        <w:rPr>
-          <w:rFonts w:asciiTheme="majorHAnsi" w:hAnsiTheme="majorHAnsi"/>
-          <w:b/>
-          <w:bCs/>
-        </w:rPr>
-      </w:pPr>
-      <w:r>
-        <w:rPr>
-          <w:rFonts w:asciiTheme="majorHAnsi" w:hAnsiTheme="majorHAnsi"/>
-          <w:b/>
-          <w:bCs/>
-        </w:rPr>
-        <w:t xml:space="preserve">2. Hasil Akhir yang </w:t>
-      </w:r>
-      <w:proofErr w:type="spellStart"/>
-      <w:r>
-        <w:rPr>
-          <w:rFonts w:asciiTheme="majorHAnsi" w:hAnsiTheme="majorHAnsi"/>
-          <w:b/>
-          <w:bCs/>
-        </w:rPr>
-        <w:t>Diharapkan</w:t>
-      </w:r>
-      <w:proofErr w:type="spellEnd"/>
-      <w:r>
-        <w:rPr>
-          <w:rFonts w:asciiTheme="majorHAnsi" w:hAnsiTheme="majorHAnsi"/>
-          <w:b/>
-          <w:bCs/>
-        </w:rPr>
         <w:t xml:space="preserve"> (Output)</w:t>
       </w:r>
     </w:p>
@@ -2463,348 +1683,75 @@
         <w:rPr>
           <w:rFonts w:asciiTheme="majorHAnsi" w:hAnsiTheme="majorHAnsi"/>
         </w:rPr>
-        <w:t xml:space="preserve">Hasil </w:t>
-      </w:r>
-      <w:proofErr w:type="spellStart"/>
-      <w:r>
-        <w:rPr>
-          <w:rFonts w:asciiTheme="majorHAnsi" w:hAnsiTheme="majorHAnsi"/>
-        </w:rPr>
-        <w:t>akhir</w:t>
-      </w:r>
-      <w:proofErr w:type="spellEnd"/>
-      <w:r>
-        <w:rPr>
-          <w:rFonts w:asciiTheme="majorHAnsi" w:hAnsiTheme="majorHAnsi"/>
-        </w:rPr>
-        <w:t xml:space="preserve"> </w:t>
-      </w:r>
-      <w:proofErr w:type="spellStart"/>
-      <w:r>
-        <w:rPr>
-          <w:rFonts w:asciiTheme="majorHAnsi" w:hAnsiTheme="majorHAnsi"/>
-        </w:rPr>
-        <w:t>dari</w:t>
-      </w:r>
-      <w:proofErr w:type="spellEnd"/>
-      <w:r>
-        <w:rPr>
-          <w:rFonts w:asciiTheme="majorHAnsi" w:hAnsiTheme="majorHAnsi"/>
-        </w:rPr>
-        <w:t xml:space="preserve"> </w:t>
-      </w:r>
-      <w:proofErr w:type="spellStart"/>
-      <w:r>
-        <w:rPr>
-          <w:rFonts w:asciiTheme="majorHAnsi" w:hAnsiTheme="majorHAnsi"/>
-        </w:rPr>
-        <w:t>persoalan</w:t>
-      </w:r>
-      <w:proofErr w:type="spellEnd"/>
-      <w:r>
-        <w:rPr>
-          <w:rFonts w:asciiTheme="majorHAnsi" w:hAnsiTheme="majorHAnsi"/>
-        </w:rPr>
-        <w:t xml:space="preserve"> </w:t>
-      </w:r>
-      <w:proofErr w:type="spellStart"/>
-      <w:r>
-        <w:rPr>
-          <w:rFonts w:asciiTheme="majorHAnsi" w:hAnsiTheme="majorHAnsi"/>
-        </w:rPr>
-        <w:t>ini</w:t>
-      </w:r>
-      <w:proofErr w:type="spellEnd"/>
-      <w:r>
-        <w:rPr>
-          <w:rFonts w:asciiTheme="majorHAnsi" w:hAnsiTheme="majorHAnsi"/>
-        </w:rPr>
-        <w:t xml:space="preserve"> </w:t>
-      </w:r>
-      <w:proofErr w:type="spellStart"/>
-      <w:r>
-        <w:rPr>
-          <w:rFonts w:asciiTheme="majorHAnsi" w:hAnsiTheme="majorHAnsi"/>
-        </w:rPr>
-        <w:t>hanyalah</w:t>
-      </w:r>
-      <w:proofErr w:type="spellEnd"/>
-      <w:r>
-        <w:rPr>
-          <w:rFonts w:asciiTheme="majorHAnsi" w:hAnsiTheme="majorHAnsi"/>
-        </w:rPr>
-        <w:t xml:space="preserve"> </w:t>
-      </w:r>
-      <w:proofErr w:type="spellStart"/>
-      <w:r>
-        <w:rPr>
-          <w:rFonts w:asciiTheme="majorHAnsi" w:hAnsiTheme="majorHAnsi"/>
-          <w:b/>
-          <w:bCs/>
-        </w:rPr>
-        <w:t>sebuah</w:t>
-      </w:r>
-      <w:proofErr w:type="spellEnd"/>
-      <w:r>
-        <w:rPr>
-          <w:rFonts w:asciiTheme="majorHAnsi" w:hAnsiTheme="majorHAnsi"/>
-          <w:b/>
-          <w:bCs/>
-        </w:rPr>
-        <w:t xml:space="preserve"> </w:t>
-      </w:r>
-      <w:proofErr w:type="spellStart"/>
-      <w:r>
-        <w:rPr>
-          <w:rFonts w:asciiTheme="majorHAnsi" w:hAnsiTheme="majorHAnsi"/>
-          <w:b/>
-          <w:bCs/>
-        </w:rPr>
-        <w:t>angka</w:t>
-      </w:r>
-      <w:proofErr w:type="spellEnd"/>
-      <w:r>
-        <w:rPr>
-          <w:rFonts w:asciiTheme="majorHAnsi" w:hAnsiTheme="majorHAnsi"/>
-        </w:rPr>
-        <w:t xml:space="preserve">. Angka </w:t>
-      </w:r>
-      <w:proofErr w:type="spellStart"/>
-      <w:r>
-        <w:rPr>
-          <w:rFonts w:asciiTheme="majorHAnsi" w:hAnsiTheme="majorHAnsi"/>
-        </w:rPr>
-        <w:t>tersebut</w:t>
-      </w:r>
-      <w:proofErr w:type="spellEnd"/>
-      <w:r>
-        <w:rPr>
-          <w:rFonts w:asciiTheme="majorHAnsi" w:hAnsiTheme="majorHAnsi"/>
-        </w:rPr>
-        <w:t xml:space="preserve"> </w:t>
-      </w:r>
-      <w:proofErr w:type="spellStart"/>
-      <w:r>
-        <w:rPr>
-          <w:rFonts w:asciiTheme="majorHAnsi" w:hAnsiTheme="majorHAnsi"/>
-        </w:rPr>
-        <w:t>adalah</w:t>
-      </w:r>
-      <w:proofErr w:type="spellEnd"/>
-      <w:r>
-        <w:rPr>
-          <w:rFonts w:asciiTheme="majorHAnsi" w:hAnsiTheme="majorHAnsi"/>
-        </w:rPr>
-        <w:t xml:space="preserve"> </w:t>
-      </w:r>
-      <w:proofErr w:type="spellStart"/>
-      <w:r>
-        <w:rPr>
-          <w:rFonts w:asciiTheme="majorHAnsi" w:hAnsiTheme="majorHAnsi"/>
-          <w:b/>
-          <w:bCs/>
-        </w:rPr>
-        <w:t>Tipe</w:t>
-      </w:r>
-      <w:proofErr w:type="spellEnd"/>
-      <w:r>
-        <w:rPr>
-          <w:rFonts w:asciiTheme="majorHAnsi" w:hAnsiTheme="majorHAnsi"/>
-          <w:b/>
-          <w:bCs/>
-        </w:rPr>
-        <w:t xml:space="preserve"> </w:t>
-      </w:r>
-      <w:proofErr w:type="spellStart"/>
-      <w:r>
-        <w:rPr>
-          <w:rFonts w:asciiTheme="majorHAnsi" w:hAnsiTheme="majorHAnsi"/>
-          <w:b/>
-          <w:bCs/>
-        </w:rPr>
-        <w:t>Telur</w:t>
-      </w:r>
-      <w:proofErr w:type="spellEnd"/>
-      <w:r>
-        <w:rPr>
-          <w:rFonts w:asciiTheme="majorHAnsi" w:hAnsiTheme="majorHAnsi"/>
-          <w:b/>
-          <w:bCs/>
-        </w:rPr>
-        <w:t xml:space="preserve"> (P)</w:t>
-      </w:r>
-      <w:r>
-        <w:rPr>
-          <w:rFonts w:asciiTheme="majorHAnsi" w:hAnsiTheme="majorHAnsi"/>
-        </w:rPr>
-        <w:t xml:space="preserve"> </w:t>
-      </w:r>
-      <w:proofErr w:type="spellStart"/>
-      <w:r>
-        <w:rPr>
-          <w:rFonts w:asciiTheme="majorHAnsi" w:hAnsiTheme="majorHAnsi"/>
-        </w:rPr>
-        <w:t>terbaik</w:t>
-      </w:r>
-      <w:proofErr w:type="spellEnd"/>
-      <w:r>
-        <w:rPr>
-          <w:rFonts w:asciiTheme="majorHAnsi" w:hAnsiTheme="majorHAnsi"/>
-        </w:rPr>
-        <w:t xml:space="preserve"> yang </w:t>
-      </w:r>
-      <w:proofErr w:type="spellStart"/>
-      <w:r>
-        <w:rPr>
-          <w:rFonts w:asciiTheme="majorHAnsi" w:hAnsiTheme="majorHAnsi"/>
-        </w:rPr>
-        <w:t>harus</w:t>
-      </w:r>
-      <w:proofErr w:type="spellEnd"/>
-      <w:r>
-        <w:rPr>
-          <w:rFonts w:asciiTheme="majorHAnsi" w:hAnsiTheme="majorHAnsi"/>
-        </w:rPr>
-        <w:t xml:space="preserve"> </w:t>
-      </w:r>
-      <w:proofErr w:type="spellStart"/>
-      <w:r>
-        <w:rPr>
-          <w:rFonts w:asciiTheme="majorHAnsi" w:hAnsiTheme="majorHAnsi"/>
-        </w:rPr>
-        <w:t>dipilih</w:t>
-      </w:r>
-      <w:proofErr w:type="spellEnd"/>
-      <w:r>
-        <w:rPr>
-          <w:rFonts w:asciiTheme="majorHAnsi" w:hAnsiTheme="majorHAnsi"/>
-        </w:rPr>
-        <w:t xml:space="preserve"> oleh Pak </w:t>
-      </w:r>
-      <w:proofErr w:type="spellStart"/>
-      <w:r>
-        <w:rPr>
-          <w:rFonts w:asciiTheme="majorHAnsi" w:hAnsiTheme="majorHAnsi"/>
-        </w:rPr>
-        <w:t>Dengklek</w:t>
-      </w:r>
-      <w:proofErr w:type="spellEnd"/>
-      <w:r>
-        <w:rPr>
-          <w:rFonts w:asciiTheme="majorHAnsi" w:hAnsiTheme="majorHAnsi"/>
-        </w:rPr>
-        <w:t xml:space="preserve">. </w:t>
-      </w:r>
-      <w:proofErr w:type="spellStart"/>
-      <w:r>
-        <w:rPr>
-          <w:rFonts w:asciiTheme="majorHAnsi" w:hAnsiTheme="majorHAnsi"/>
-        </w:rPr>
-        <w:t>Syarat</w:t>
-      </w:r>
-      <w:proofErr w:type="spellEnd"/>
-      <w:r>
-        <w:rPr>
-          <w:rFonts w:asciiTheme="majorHAnsi" w:hAnsiTheme="majorHAnsi"/>
-        </w:rPr>
-        <w:t xml:space="preserve"> </w:t>
-      </w:r>
-      <w:proofErr w:type="spellStart"/>
-      <w:r>
-        <w:rPr>
-          <w:rFonts w:asciiTheme="majorHAnsi" w:hAnsiTheme="majorHAnsi"/>
-        </w:rPr>
-        <w:t>untuk</w:t>
-      </w:r>
-      <w:proofErr w:type="spellEnd"/>
-      <w:r>
-        <w:rPr>
-          <w:rFonts w:asciiTheme="majorHAnsi" w:hAnsiTheme="majorHAnsi"/>
-        </w:rPr>
-        <w:t xml:space="preserve"> </w:t>
-      </w:r>
-      <w:proofErr w:type="spellStart"/>
-      <w:r>
-        <w:rPr>
-          <w:rFonts w:asciiTheme="majorHAnsi" w:hAnsiTheme="majorHAnsi"/>
-        </w:rPr>
-        <w:t>Tipe</w:t>
-      </w:r>
-      <w:proofErr w:type="spellEnd"/>
-      <w:r>
-        <w:rPr>
-          <w:rFonts w:asciiTheme="majorHAnsi" w:hAnsiTheme="majorHAnsi"/>
-        </w:rPr>
-        <w:t xml:space="preserve"> </w:t>
-      </w:r>
-      <w:proofErr w:type="spellStart"/>
-      <w:r>
-        <w:rPr>
-          <w:rFonts w:asciiTheme="majorHAnsi" w:hAnsiTheme="majorHAnsi"/>
-        </w:rPr>
-        <w:t>Telur</w:t>
-      </w:r>
-      <w:proofErr w:type="spellEnd"/>
-      <w:r>
-        <w:rPr>
-          <w:rFonts w:asciiTheme="majorHAnsi" w:hAnsiTheme="majorHAnsi"/>
-        </w:rPr>
-        <w:t xml:space="preserve"> (P) </w:t>
-      </w:r>
-      <w:proofErr w:type="spellStart"/>
-      <w:r>
-        <w:rPr>
-          <w:rFonts w:asciiTheme="majorHAnsi" w:hAnsiTheme="majorHAnsi"/>
-        </w:rPr>
-        <w:t>ini</w:t>
-      </w:r>
-      <w:proofErr w:type="spellEnd"/>
-      <w:r>
-        <w:rPr>
-          <w:rFonts w:asciiTheme="majorHAnsi" w:hAnsiTheme="majorHAnsi"/>
-        </w:rPr>
-        <w:t xml:space="preserve"> </w:t>
-      </w:r>
-      <w:proofErr w:type="spellStart"/>
-      <w:r>
-        <w:rPr>
-          <w:rFonts w:asciiTheme="majorHAnsi" w:hAnsiTheme="majorHAnsi"/>
-        </w:rPr>
-        <w:t>ada</w:t>
-      </w:r>
-      <w:proofErr w:type="spellEnd"/>
-      <w:r>
-        <w:rPr>
-          <w:rFonts w:asciiTheme="majorHAnsi" w:hAnsiTheme="majorHAnsi"/>
-        </w:rPr>
-        <w:t xml:space="preserve"> </w:t>
-      </w:r>
-      <w:proofErr w:type="spellStart"/>
-      <w:r>
-        <w:rPr>
-          <w:rFonts w:asciiTheme="majorHAnsi" w:hAnsiTheme="majorHAnsi"/>
-        </w:rPr>
-        <w:t>tiga</w:t>
-      </w:r>
-      <w:proofErr w:type="spellEnd"/>
-      <w:r>
-        <w:rPr>
-          <w:rFonts w:asciiTheme="majorHAnsi" w:hAnsiTheme="majorHAnsi"/>
-        </w:rPr>
-        <w:t>:</w:t>
-      </w:r>
-    </w:p>
-    <w:p>
-      <w:pPr>
-        <w:rPr>
-          <w:rFonts w:asciiTheme="majorHAnsi" w:hAnsiTheme="majorHAnsi"/>
-        </w:rPr>
-      </w:pPr>
-      <w:r>
-        <w:rPr>
-          <w:rFonts w:asciiTheme="majorHAnsi" w:hAnsiTheme="majorHAnsi"/>
-        </w:rPr>
-        <w:lastRenderedPageBreak/>
+        <w:t xml:space="preserve">Hasil Akhir </w:t>
+      </w:r>
+      <w:proofErr w:type="spellStart"/>
+      <w:r>
+        <w:rPr>
+          <w:rFonts w:asciiTheme="majorHAnsi" w:hAnsiTheme="majorHAnsi"/>
+        </w:rPr>
+        <w:t>diharapkan</w:t>
+      </w:r>
+      <w:proofErr w:type="spellEnd"/>
+      <w:r>
+        <w:rPr>
+          <w:rFonts w:asciiTheme="majorHAnsi" w:hAnsiTheme="majorHAnsi"/>
+        </w:rPr>
+        <w:t xml:space="preserve"> </w:t>
+      </w:r>
+      <w:proofErr w:type="spellStart"/>
+      <w:r>
+        <w:rPr>
+          <w:rFonts w:asciiTheme="majorHAnsi" w:hAnsiTheme="majorHAnsi"/>
+        </w:rPr>
+        <w:t>bisa</w:t>
+      </w:r>
+      <w:proofErr w:type="spellEnd"/>
+      <w:r>
+        <w:rPr>
+          <w:rFonts w:asciiTheme="majorHAnsi" w:hAnsiTheme="majorHAnsi"/>
+        </w:rPr>
+        <w:t xml:space="preserve"> </w:t>
+      </w:r>
+      <w:proofErr w:type="spellStart"/>
+      <w:r>
+        <w:rPr>
+          <w:rFonts w:asciiTheme="majorHAnsi" w:hAnsiTheme="majorHAnsi"/>
+        </w:rPr>
+        <w:t>mengintegrasikan</w:t>
+      </w:r>
+      <w:proofErr w:type="spellEnd"/>
+      <w:r>
+        <w:rPr>
+          <w:rFonts w:asciiTheme="majorHAnsi" w:hAnsiTheme="majorHAnsi"/>
+        </w:rPr>
+        <w:t xml:space="preserve"> </w:t>
+      </w:r>
+      <w:proofErr w:type="spellStart"/>
+      <w:r>
+        <w:rPr>
+          <w:rFonts w:asciiTheme="majorHAnsi" w:hAnsiTheme="majorHAnsi"/>
+        </w:rPr>
+        <w:t>halaman</w:t>
+      </w:r>
+      <w:proofErr w:type="spellEnd"/>
+      <w:r>
+        <w:rPr>
+          <w:rFonts w:asciiTheme="majorHAnsi" w:hAnsiTheme="majorHAnsi"/>
+        </w:rPr>
+        <w:t xml:space="preserve"> web </w:t>
+      </w:r>
+    </w:p>
+    <w:p>
+      <w:pPr>
+        <w:rPr>
+          <w:rFonts w:asciiTheme="majorHAnsi" w:hAnsiTheme="majorHAnsi"/>
+        </w:rPr>
+      </w:pPr>
+      <w:r>
+        <w:rPr>
+          <w:rFonts w:asciiTheme="majorHAnsi" w:hAnsiTheme="majorHAnsi"/>
+        </w:rPr>
         <w:br/>
       </w:r>
     </w:p>
@@ -3277,60 +2224,68 @@
           <w:b/>
           <w:bCs/>
         </w:rPr>
-        <w:t xml:space="preserve">3. Step-by-Step Teori </w:t>
-      </w:r>
-      <w:proofErr w:type="spellStart"/>
+        <w:t>2</w:t>
+      </w:r>
       <w:r>
         <w:rPr>
           <w:rFonts w:asciiTheme="majorHAnsi" w:hAnsiTheme="majorHAnsi"/>
           <w:b/>
           <w:bCs/>
         </w:rPr>
-        <w:t>Penyelesaian</w:t>
-      </w:r>
-      <w:proofErr w:type="spellEnd"/>
+        <w:t xml:space="preserve">. Step-by-Step Teori </w:t>
+      </w:r>
+      <w:proofErr w:type="spellStart"/>
       <w:r>
         <w:rPr>
           <w:rFonts w:asciiTheme="majorHAnsi" w:hAnsiTheme="majorHAnsi"/>
           <w:b/>
           <w:bCs/>
         </w:rPr>
-        <w:t xml:space="preserve"> (</w:t>
-      </w:r>
-      <w:proofErr w:type="spellStart"/>
+        <w:t>Penyelesaian</w:t>
+      </w:r>
+      <w:proofErr w:type="spellEnd"/>
       <w:r>
         <w:rPr>
           <w:rFonts w:asciiTheme="majorHAnsi" w:hAnsiTheme="majorHAnsi"/>
           <w:b/>
           <w:bCs/>
         </w:rPr>
-        <w:t>Tanpa</w:t>
-      </w:r>
-      <w:proofErr w:type="spellEnd"/>
+        <w:t xml:space="preserve"> (</w:t>
+      </w:r>
+      <w:proofErr w:type="spellStart"/>
       <w:r>
         <w:rPr>
           <w:rFonts w:asciiTheme="majorHAnsi" w:hAnsiTheme="majorHAnsi"/>
           <w:b/>
           <w:bCs/>
         </w:rPr>
-        <w:t xml:space="preserve"> </w:t>
-      </w:r>
-      <w:proofErr w:type="spellStart"/>
+        <w:t>Tanpa</w:t>
+      </w:r>
+      <w:proofErr w:type="spellEnd"/>
       <w:r>
         <w:rPr>
           <w:rFonts w:asciiTheme="majorHAnsi" w:hAnsiTheme="majorHAnsi"/>
           <w:b/>
           <w:bCs/>
         </w:rPr>
-        <w:t>Koding</w:t>
-      </w:r>
-      <w:proofErr w:type="spellEnd"/>
+        <w:t xml:space="preserve"> </w:t>
+      </w:r>
+      <w:proofErr w:type="spellStart"/>
       <w:r>
         <w:rPr>
           <w:rFonts w:asciiTheme="majorHAnsi" w:hAnsiTheme="majorHAnsi"/>
           <w:b/>
           <w:bCs/>
         </w:rPr>
+        <w:t>Koding</w:t>
+      </w:r>
+      <w:proofErr w:type="spellEnd"/>
+      <w:r>
+        <w:rPr>
+          <w:rFonts w:asciiTheme="majorHAnsi" w:hAnsiTheme="majorHAnsi"/>
+          <w:b/>
+          <w:bCs/>
+        </w:rPr>
         <w:t>)</w:t>
       </w:r>
     </w:p>
@@ -3400,6 +2355,7 @@
           <w:lang w:eastAsia="en-ID"/>
           <w14:ligatures w14:val="none"/>
         </w:rPr>
+        <w:lastRenderedPageBreak/>
         <w:t xml:space="preserve">Langkah </w:t>
       </w:r>
       <w:proofErr w:type="spellStart"/>
@@ -5996,7 +4952,6 @@
           <w:lang w:eastAsia="en-ID"/>
           <w14:ligatures w14:val="none"/>
         </w:rPr>
-        <w:lastRenderedPageBreak/>
         <w:t xml:space="preserve">Jika </w:t>
       </w:r>
       <w:proofErr w:type="spellStart"/>
@@ -6822,6 +5777,7 @@
           <w:lang w:eastAsia="en-ID"/>
           <w14:ligatures w14:val="none"/>
         </w:rPr>
+        <w:lastRenderedPageBreak/>
         <w:t>Setelah</w:t>
       </w:r>
       <w:proofErr w:type="spellEnd"/>
@@ -8392,7 +7348,6 @@
           <w:lang w:eastAsia="en-ID"/>
           <w14:ligatures w14:val="none"/>
         </w:rPr>
-        <w:lastRenderedPageBreak/>
         <w:t xml:space="preserve">Jika login </w:t>
       </w:r>
       <w:proofErr w:type="spellStart"/>
@@ -9636,6 +8591,7 @@
           <w:b/>
           <w:bCs/>
         </w:rPr>
+        <w:lastRenderedPageBreak/>
         <w:t xml:space="preserve">No 1. </w:t>
       </w:r>
     </w:p>
@@ -12450,6 +11406,7 @@
           <w:lang w:eastAsia="en-ID"/>
           <w14:ligatures w14:val="none"/>
         </w:rPr>
+        <w:lastRenderedPageBreak/>
         <w:t xml:space="preserve">                    </w:t>
       </w:r>
       <w:proofErr w:type="spellStart"/>
@@ -14478,7 +13435,6 @@
           <w:lang w:eastAsia="en-ID"/>
           <w14:ligatures w14:val="none"/>
         </w:rPr>
-        <w:lastRenderedPageBreak/>
         <w:t xml:space="preserve">            </w:t>
       </w:r>
       <w:r>
@@ -18023,6 +16979,7 @@
           <w:lang w:eastAsia="en-ID"/>
           <w14:ligatures w14:val="none"/>
         </w:rPr>
+        <w:lastRenderedPageBreak/>
         <w:t xml:space="preserve">        </w:t>
       </w:r>
       <w:r>
@@ -19879,7 +18836,6 @@
           <w:lang w:eastAsia="en-ID"/>
           <w14:ligatures w14:val="none"/>
         </w:rPr>
-        <w:lastRenderedPageBreak/>
         <w:t xml:space="preserve">            </w:t>
       </w:r>
       <w:r>
@@ -20947,6 +19903,7 @@
           <w:lang w:eastAsia="en-ID"/>
           <w14:ligatures w14:val="none"/>
         </w:rPr>
+        <w:lastRenderedPageBreak/>
         <w:t xml:space="preserve">        </w:t>
       </w:r>
       <w:r>
@@ -23125,7 +22082,6 @@
           <w:lang w:eastAsia="en-ID"/>
           <w14:ligatures w14:val="none"/>
         </w:rPr>
-        <w:lastRenderedPageBreak/>
         <w:t xml:space="preserve">            </w:t>
       </w:r>
       <w:r>
@@ -24587,6 +23543,7 @@
           <w:lang w:eastAsia="en-ID"/>
           <w14:ligatures w14:val="none"/>
         </w:rPr>
+        <w:lastRenderedPageBreak/>
         <w:t>&lt;/</w:t>
       </w:r>
       <w:r>
@@ -24632,6 +23589,7 @@
           <w:rFonts w:asciiTheme="majorHAnsi" w:hAnsiTheme="majorHAnsi"/>
           <w:b/>
           <w:bCs/>
+          <w:noProof/>
         </w:rPr>
         <w:drawing>
           <wp:inline distT="0" distB="0" distL="0" distR="0" wp14:anchorId="4BB8C931" wp14:editId="0F548123">
@@ -24709,8 +23667,8 @@
           <w:rFonts w:asciiTheme="majorHAnsi" w:hAnsiTheme="majorHAnsi"/>
           <w:b/>
           <w:bCs/>
-        </w:rPr>
-        <w:lastRenderedPageBreak/>
+          <w:noProof/>
+        </w:rPr>
         <w:drawing>
           <wp:inline distT="0" distB="0" distL="0" distR="0" wp14:anchorId="5AFE2C7F" wp14:editId="346E47AA">
             <wp:extent cx="5731510" cy="2720975"/>
@@ -24792,49 +23750,50 @@
           <w:bCs/>
         </w:rPr>
       </w:pPr>
-      <w:proofErr w:type="gramStart"/>
-      <w:r>
+    </w:p>
+    <w:p>
+      <w:pPr>
         <w:rPr>
           <w:rFonts w:asciiTheme="majorHAnsi" w:hAnsiTheme="majorHAnsi"/>
           <w:b/>
           <w:bCs/>
         </w:rPr>
-        <w:t xml:space="preserve">3.4 </w:t>
-      </w:r>
-      <w:r>
+      </w:pPr>
+    </w:p>
+    <w:p>
+      <w:pPr>
         <w:rPr>
           <w:rFonts w:asciiTheme="majorHAnsi" w:hAnsiTheme="majorHAnsi"/>
           <w:b/>
           <w:bCs/>
         </w:rPr>
-        <w:t>.</w:t>
-      </w:r>
-      <w:proofErr w:type="gramEnd"/>
+      </w:pPr>
+      <w:proofErr w:type="gramStart"/>
       <w:r>
         <w:rPr>
           <w:rFonts w:asciiTheme="majorHAnsi" w:hAnsiTheme="majorHAnsi"/>
           <w:b/>
           <w:bCs/>
         </w:rPr>
-        <w:t xml:space="preserve"> </w:t>
-      </w:r>
-      <w:proofErr w:type="spellStart"/>
+        <w:lastRenderedPageBreak/>
+        <w:t xml:space="preserve">3.4 </w:t>
+      </w:r>
       <w:r>
         <w:rPr>
           <w:rFonts w:asciiTheme="majorHAnsi" w:hAnsiTheme="majorHAnsi"/>
           <w:b/>
           <w:bCs/>
         </w:rPr>
-        <w:t>Analisis</w:t>
-      </w:r>
-      <w:proofErr w:type="spellEnd"/>
+        <w:t>.</w:t>
+      </w:r>
+      <w:proofErr w:type="gramEnd"/>
       <w:r>
         <w:rPr>
           <w:rFonts w:asciiTheme="majorHAnsi" w:hAnsiTheme="majorHAnsi"/>
           <w:b/>
           <w:bCs/>
         </w:rPr>
-        <w:t xml:space="preserve"> dan </w:t>
+        <w:t xml:space="preserve"> </w:t>
       </w:r>
       <w:proofErr w:type="spellStart"/>
       <w:r>
@@ -24843,426 +23802,53 @@
           <w:b/>
           <w:bCs/>
         </w:rPr>
-        <w:t>Pembahasan</w:t>
-      </w:r>
-      <w:proofErr w:type="spellEnd"/>
-    </w:p>
-    <w:p>
-      <w:pPr>
-        <w:rPr>
-          <w:rFonts w:asciiTheme="majorHAnsi" w:hAnsiTheme="majorHAnsi"/>
-        </w:rPr>
-      </w:pPr>
-      <w:r>
-        <w:rPr>
-          <w:rFonts w:asciiTheme="majorHAnsi" w:hAnsiTheme="majorHAnsi"/>
-        </w:rPr>
-        <w:t xml:space="preserve">Pada </w:t>
-      </w:r>
-      <w:proofErr w:type="spellStart"/>
-      <w:r>
-        <w:rPr>
-          <w:rFonts w:asciiTheme="majorHAnsi" w:hAnsiTheme="majorHAnsi"/>
-        </w:rPr>
-        <w:t>praktikum</w:t>
-      </w:r>
-      <w:proofErr w:type="spellEnd"/>
-      <w:r>
-        <w:rPr>
-          <w:rFonts w:asciiTheme="majorHAnsi" w:hAnsiTheme="majorHAnsi"/>
-        </w:rPr>
-        <w:t xml:space="preserve"> </w:t>
-      </w:r>
-      <w:proofErr w:type="spellStart"/>
-      <w:r>
-        <w:rPr>
-          <w:rFonts w:asciiTheme="majorHAnsi" w:hAnsiTheme="majorHAnsi"/>
-        </w:rPr>
-        <w:t>ini</w:t>
-      </w:r>
-      <w:proofErr w:type="spellEnd"/>
-      <w:r>
-        <w:rPr>
-          <w:rFonts w:asciiTheme="majorHAnsi" w:hAnsiTheme="majorHAnsi"/>
-        </w:rPr>
-        <w:t xml:space="preserve"> </w:t>
-      </w:r>
-      <w:proofErr w:type="spellStart"/>
-      <w:r>
-        <w:rPr>
-          <w:rFonts w:asciiTheme="majorHAnsi" w:hAnsiTheme="majorHAnsi"/>
-        </w:rPr>
-        <w:t>dilakukan</w:t>
-      </w:r>
-      <w:proofErr w:type="spellEnd"/>
-      <w:r>
-        <w:rPr>
-          <w:rFonts w:asciiTheme="majorHAnsi" w:hAnsiTheme="majorHAnsi"/>
-        </w:rPr>
-        <w:t xml:space="preserve"> </w:t>
-      </w:r>
-      <w:proofErr w:type="spellStart"/>
-      <w:r>
-        <w:rPr>
-          <w:rFonts w:asciiTheme="majorHAnsi" w:hAnsiTheme="majorHAnsi"/>
-        </w:rPr>
-        <w:t>implementasi</w:t>
-      </w:r>
-      <w:proofErr w:type="spellEnd"/>
-      <w:r>
-        <w:rPr>
-          <w:rFonts w:asciiTheme="majorHAnsi" w:hAnsiTheme="majorHAnsi"/>
-        </w:rPr>
-        <w:t xml:space="preserve"> form pada </w:t>
-      </w:r>
-      <w:proofErr w:type="spellStart"/>
-      <w:r>
-        <w:rPr>
-          <w:rFonts w:asciiTheme="majorHAnsi" w:hAnsiTheme="majorHAnsi"/>
-        </w:rPr>
-        <w:t>aplikasi</w:t>
-      </w:r>
-      <w:proofErr w:type="spellEnd"/>
-      <w:r>
-        <w:rPr>
-          <w:rFonts w:asciiTheme="majorHAnsi" w:hAnsiTheme="majorHAnsi"/>
-        </w:rPr>
-        <w:t xml:space="preserve"> web </w:t>
-      </w:r>
-      <w:proofErr w:type="spellStart"/>
-      <w:r>
-        <w:rPr>
-          <w:rFonts w:asciiTheme="majorHAnsi" w:hAnsiTheme="majorHAnsi"/>
-        </w:rPr>
-        <w:t>menggunakan</w:t>
-      </w:r>
-      <w:proofErr w:type="spellEnd"/>
-      <w:r>
-        <w:rPr>
-          <w:rFonts w:asciiTheme="majorHAnsi" w:hAnsiTheme="majorHAnsi"/>
-        </w:rPr>
-        <w:t xml:space="preserve"> </w:t>
-      </w:r>
-      <w:proofErr w:type="spellStart"/>
-      <w:r>
-        <w:rPr>
-          <w:rFonts w:asciiTheme="majorHAnsi" w:hAnsiTheme="majorHAnsi"/>
-        </w:rPr>
-        <w:t>bahasa</w:t>
-      </w:r>
-      <w:proofErr w:type="spellEnd"/>
-      <w:r>
-        <w:rPr>
-          <w:rFonts w:asciiTheme="majorHAnsi" w:hAnsiTheme="majorHAnsi"/>
-        </w:rPr>
-        <w:t xml:space="preserve"> </w:t>
-      </w:r>
-      <w:proofErr w:type="spellStart"/>
-      <w:r>
-        <w:rPr>
-          <w:rFonts w:asciiTheme="majorHAnsi" w:hAnsiTheme="majorHAnsi"/>
-        </w:rPr>
-        <w:t>pemrograman</w:t>
-      </w:r>
-      <w:proofErr w:type="spellEnd"/>
-      <w:r>
-        <w:rPr>
-          <w:rFonts w:asciiTheme="majorHAnsi" w:hAnsiTheme="majorHAnsi"/>
-        </w:rPr>
-        <w:t xml:space="preserve"> PHP. Form </w:t>
-      </w:r>
-      <w:proofErr w:type="spellStart"/>
-      <w:r>
-        <w:rPr>
-          <w:rFonts w:asciiTheme="majorHAnsi" w:hAnsiTheme="majorHAnsi"/>
-        </w:rPr>
-        <w:t>digunakan</w:t>
-      </w:r>
-      <w:proofErr w:type="spellEnd"/>
-      <w:r>
-        <w:rPr>
-          <w:rFonts w:asciiTheme="majorHAnsi" w:hAnsiTheme="majorHAnsi"/>
-        </w:rPr>
-        <w:t xml:space="preserve"> </w:t>
-      </w:r>
-      <w:proofErr w:type="spellStart"/>
-      <w:r>
-        <w:rPr>
-          <w:rFonts w:asciiTheme="majorHAnsi" w:hAnsiTheme="majorHAnsi"/>
-        </w:rPr>
-        <w:t>sebagai</w:t>
-      </w:r>
-      <w:proofErr w:type="spellEnd"/>
-      <w:r>
-        <w:rPr>
-          <w:rFonts w:asciiTheme="majorHAnsi" w:hAnsiTheme="majorHAnsi"/>
-        </w:rPr>
-        <w:t xml:space="preserve"> media </w:t>
-      </w:r>
-      <w:proofErr w:type="spellStart"/>
-      <w:r>
-        <w:rPr>
-          <w:rFonts w:asciiTheme="majorHAnsi" w:hAnsiTheme="majorHAnsi"/>
-        </w:rPr>
-        <w:t>untuk</w:t>
-      </w:r>
-      <w:proofErr w:type="spellEnd"/>
-      <w:r>
-        <w:rPr>
-          <w:rFonts w:asciiTheme="majorHAnsi" w:hAnsiTheme="majorHAnsi"/>
-        </w:rPr>
-        <w:t xml:space="preserve"> </w:t>
-      </w:r>
-      <w:proofErr w:type="spellStart"/>
-      <w:r>
-        <w:rPr>
-          <w:rFonts w:asciiTheme="majorHAnsi" w:hAnsiTheme="majorHAnsi"/>
-        </w:rPr>
-        <w:t>menerima</w:t>
-      </w:r>
-      <w:proofErr w:type="spellEnd"/>
-      <w:r>
-        <w:rPr>
-          <w:rFonts w:asciiTheme="majorHAnsi" w:hAnsiTheme="majorHAnsi"/>
-        </w:rPr>
-        <w:t xml:space="preserve"> input </w:t>
-      </w:r>
-      <w:proofErr w:type="spellStart"/>
-      <w:r>
-        <w:rPr>
-          <w:rFonts w:asciiTheme="majorHAnsi" w:hAnsiTheme="majorHAnsi"/>
-        </w:rPr>
-        <w:t>dari</w:t>
-      </w:r>
-      <w:proofErr w:type="spellEnd"/>
-      <w:r>
-        <w:rPr>
-          <w:rFonts w:asciiTheme="majorHAnsi" w:hAnsiTheme="majorHAnsi"/>
-        </w:rPr>
-        <w:t xml:space="preserve"> </w:t>
-      </w:r>
-      <w:proofErr w:type="spellStart"/>
-      <w:r>
-        <w:rPr>
-          <w:rFonts w:asciiTheme="majorHAnsi" w:hAnsiTheme="majorHAnsi"/>
-        </w:rPr>
-        <w:t>pengguna</w:t>
-      </w:r>
-      <w:proofErr w:type="spellEnd"/>
-      <w:r>
-        <w:rPr>
-          <w:rFonts w:asciiTheme="majorHAnsi" w:hAnsiTheme="majorHAnsi"/>
-        </w:rPr>
-        <w:t xml:space="preserve"> yang </w:t>
-      </w:r>
-      <w:proofErr w:type="spellStart"/>
-      <w:r>
-        <w:rPr>
-          <w:rFonts w:asciiTheme="majorHAnsi" w:hAnsiTheme="majorHAnsi"/>
-        </w:rPr>
-        <w:t>kemudian</w:t>
-      </w:r>
-      <w:proofErr w:type="spellEnd"/>
-      <w:r>
-        <w:rPr>
-          <w:rFonts w:asciiTheme="majorHAnsi" w:hAnsiTheme="majorHAnsi"/>
-        </w:rPr>
-        <w:t xml:space="preserve"> </w:t>
-      </w:r>
-      <w:proofErr w:type="spellStart"/>
-      <w:r>
-        <w:rPr>
-          <w:rFonts w:asciiTheme="majorHAnsi" w:hAnsiTheme="majorHAnsi"/>
-        </w:rPr>
-        <w:t>diproses</w:t>
-      </w:r>
-      <w:proofErr w:type="spellEnd"/>
-      <w:r>
-        <w:rPr>
-          <w:rFonts w:asciiTheme="majorHAnsi" w:hAnsiTheme="majorHAnsi"/>
-        </w:rPr>
-        <w:t xml:space="preserve"> oleh server.</w:t>
-      </w:r>
-    </w:p>
-    <w:p>
-      <w:pPr>
-        <w:rPr>
-          <w:rFonts w:asciiTheme="majorHAnsi" w:hAnsiTheme="majorHAnsi"/>
-        </w:rPr>
-      </w:pPr>
-      <w:r>
-        <w:rPr>
-          <w:rFonts w:asciiTheme="majorHAnsi" w:hAnsiTheme="majorHAnsi"/>
-        </w:rPr>
-        <w:t xml:space="preserve">Metode </w:t>
-      </w:r>
-      <w:proofErr w:type="spellStart"/>
-      <w:r>
-        <w:rPr>
-          <w:rFonts w:asciiTheme="majorHAnsi" w:hAnsiTheme="majorHAnsi"/>
-        </w:rPr>
-        <w:t>pengiriman</w:t>
-      </w:r>
-      <w:proofErr w:type="spellEnd"/>
-      <w:r>
-        <w:rPr>
-          <w:rFonts w:asciiTheme="majorHAnsi" w:hAnsiTheme="majorHAnsi"/>
-        </w:rPr>
-        <w:t xml:space="preserve"> data yang </w:t>
-      </w:r>
-      <w:proofErr w:type="spellStart"/>
-      <w:r>
-        <w:rPr>
-          <w:rFonts w:asciiTheme="majorHAnsi" w:hAnsiTheme="majorHAnsi"/>
-        </w:rPr>
-        <w:t>digunakan</w:t>
-      </w:r>
-      <w:proofErr w:type="spellEnd"/>
-      <w:r>
-        <w:rPr>
-          <w:rFonts w:asciiTheme="majorHAnsi" w:hAnsiTheme="majorHAnsi"/>
-        </w:rPr>
-        <w:t xml:space="preserve"> </w:t>
-      </w:r>
-      <w:proofErr w:type="spellStart"/>
-      <w:r>
-        <w:rPr>
-          <w:rFonts w:asciiTheme="majorHAnsi" w:hAnsiTheme="majorHAnsi"/>
-        </w:rPr>
-        <w:t>dalam</w:t>
-      </w:r>
-      <w:proofErr w:type="spellEnd"/>
-      <w:r>
-        <w:rPr>
-          <w:rFonts w:asciiTheme="majorHAnsi" w:hAnsiTheme="majorHAnsi"/>
-        </w:rPr>
-        <w:t xml:space="preserve"> form </w:t>
-      </w:r>
-      <w:proofErr w:type="spellStart"/>
-      <w:r>
-        <w:rPr>
-          <w:rFonts w:asciiTheme="majorHAnsi" w:hAnsiTheme="majorHAnsi"/>
-        </w:rPr>
-        <w:t>adalah</w:t>
-      </w:r>
-      <w:proofErr w:type="spellEnd"/>
-      <w:r>
-        <w:rPr>
-          <w:rFonts w:asciiTheme="majorHAnsi" w:hAnsiTheme="majorHAnsi"/>
-        </w:rPr>
-        <w:t xml:space="preserve"> </w:t>
-      </w:r>
+        <w:t>Analisis</w:t>
+      </w:r>
+      <w:proofErr w:type="spellEnd"/>
       <w:r>
         <w:rPr>
           <w:rFonts w:asciiTheme="majorHAnsi" w:hAnsiTheme="majorHAnsi"/>
           <w:b/>
           <w:bCs/>
         </w:rPr>
-        <w:t>GET</w:t>
-      </w:r>
-      <w:r>
-        <w:rPr>
-          <w:rFonts w:asciiTheme="majorHAnsi" w:hAnsiTheme="majorHAnsi"/>
-        </w:rPr>
         <w:t xml:space="preserve"> dan </w:t>
       </w:r>
+      <w:proofErr w:type="spellStart"/>
       <w:r>
         <w:rPr>
           <w:rFonts w:asciiTheme="majorHAnsi" w:hAnsiTheme="majorHAnsi"/>
           <w:b/>
           <w:bCs/>
         </w:rPr>
-        <w:t>POST</w:t>
-      </w:r>
-      <w:r>
-        <w:rPr>
-          <w:rFonts w:asciiTheme="majorHAnsi" w:hAnsiTheme="majorHAnsi"/>
-        </w:rPr>
-        <w:t xml:space="preserve">. Metode GET </w:t>
-      </w:r>
-      <w:proofErr w:type="spellStart"/>
-      <w:r>
-        <w:rPr>
-          <w:rFonts w:asciiTheme="majorHAnsi" w:hAnsiTheme="majorHAnsi"/>
-        </w:rPr>
-        <w:t>mengirimkan</w:t>
-      </w:r>
-      <w:proofErr w:type="spellEnd"/>
-      <w:r>
-        <w:rPr>
-          <w:rFonts w:asciiTheme="majorHAnsi" w:hAnsiTheme="majorHAnsi"/>
-        </w:rPr>
-        <w:t xml:space="preserve"> data </w:t>
-      </w:r>
-      <w:proofErr w:type="spellStart"/>
-      <w:r>
-        <w:rPr>
-          <w:rFonts w:asciiTheme="majorHAnsi" w:hAnsiTheme="majorHAnsi"/>
-        </w:rPr>
-        <w:t>melalui</w:t>
-      </w:r>
-      <w:proofErr w:type="spellEnd"/>
-      <w:r>
-        <w:rPr>
-          <w:rFonts w:asciiTheme="majorHAnsi" w:hAnsiTheme="majorHAnsi"/>
-        </w:rPr>
-        <w:t xml:space="preserve"> URL </w:t>
-      </w:r>
-      <w:proofErr w:type="spellStart"/>
-      <w:r>
-        <w:rPr>
-          <w:rFonts w:asciiTheme="majorHAnsi" w:hAnsiTheme="majorHAnsi"/>
-        </w:rPr>
-        <w:t>sehingga</w:t>
-      </w:r>
-      <w:proofErr w:type="spellEnd"/>
-      <w:r>
-        <w:rPr>
-          <w:rFonts w:asciiTheme="majorHAnsi" w:hAnsiTheme="majorHAnsi"/>
-        </w:rPr>
-        <w:t xml:space="preserve"> data </w:t>
-      </w:r>
-      <w:proofErr w:type="spellStart"/>
-      <w:r>
-        <w:rPr>
-          <w:rFonts w:asciiTheme="majorHAnsi" w:hAnsiTheme="majorHAnsi"/>
-        </w:rPr>
-        <w:t>dapat</w:t>
-      </w:r>
-      <w:proofErr w:type="spellEnd"/>
-      <w:r>
-        <w:rPr>
-          <w:rFonts w:asciiTheme="majorHAnsi" w:hAnsiTheme="majorHAnsi"/>
-        </w:rPr>
-        <w:t xml:space="preserve"> </w:t>
-      </w:r>
-      <w:proofErr w:type="spellStart"/>
-      <w:r>
-        <w:rPr>
-          <w:rFonts w:asciiTheme="majorHAnsi" w:hAnsiTheme="majorHAnsi"/>
-        </w:rPr>
-        <w:t>terlihat</w:t>
-      </w:r>
-      <w:proofErr w:type="spellEnd"/>
-      <w:r>
-        <w:rPr>
-          <w:rFonts w:asciiTheme="majorHAnsi" w:hAnsiTheme="majorHAnsi"/>
-        </w:rPr>
-        <w:t xml:space="preserve"> </w:t>
-      </w:r>
-      <w:proofErr w:type="spellStart"/>
-      <w:r>
-        <w:rPr>
-          <w:rFonts w:asciiTheme="majorHAnsi" w:hAnsiTheme="majorHAnsi"/>
-        </w:rPr>
-        <w:t>langsung</w:t>
-      </w:r>
-      <w:proofErr w:type="spellEnd"/>
-      <w:r>
-        <w:rPr>
-          <w:rFonts w:asciiTheme="majorHAnsi" w:hAnsiTheme="majorHAnsi"/>
-        </w:rPr>
-        <w:t xml:space="preserve"> pada address bar browser. Metode </w:t>
+        <w:t>Pembahasan</w:t>
+      </w:r>
+      <w:proofErr w:type="spellEnd"/>
+    </w:p>
+    <w:p>
+      <w:pPr>
+        <w:rPr>
+          <w:rFonts w:asciiTheme="majorHAnsi" w:hAnsiTheme="majorHAnsi"/>
+        </w:rPr>
+      </w:pPr>
+      <w:r>
+        <w:rPr>
+          <w:rFonts w:asciiTheme="majorHAnsi" w:hAnsiTheme="majorHAnsi"/>
+        </w:rPr>
+        <w:t xml:space="preserve">Pada </w:t>
+      </w:r>
+      <w:proofErr w:type="spellStart"/>
+      <w:r>
+        <w:rPr>
+          <w:rFonts w:asciiTheme="majorHAnsi" w:hAnsiTheme="majorHAnsi"/>
+        </w:rPr>
+        <w:t>praktikum</w:t>
+      </w:r>
+      <w:proofErr w:type="spellEnd"/>
+      <w:r>
+        <w:rPr>
+          <w:rFonts w:asciiTheme="majorHAnsi" w:hAnsiTheme="majorHAnsi"/>
+        </w:rPr>
+        <w:t xml:space="preserve"> </w:t>
       </w:r>
       <w:proofErr w:type="spellStart"/>
       <w:r>
@@ -25283,14 +23869,84 @@
         <w:rPr>
           <w:rFonts w:asciiTheme="majorHAnsi" w:hAnsiTheme="majorHAnsi"/>
         </w:rPr>
-        <w:t>biasanya</w:t>
-      </w:r>
-      <w:proofErr w:type="spellEnd"/>
-      <w:r>
-        <w:rPr>
-          <w:rFonts w:asciiTheme="majorHAnsi" w:hAnsiTheme="majorHAnsi"/>
-        </w:rPr>
-        <w:t xml:space="preserve"> </w:t>
+        <w:t>dilakukan</w:t>
+      </w:r>
+      <w:proofErr w:type="spellEnd"/>
+      <w:r>
+        <w:rPr>
+          <w:rFonts w:asciiTheme="majorHAnsi" w:hAnsiTheme="majorHAnsi"/>
+        </w:rPr>
+        <w:t xml:space="preserve"> </w:t>
+      </w:r>
+      <w:proofErr w:type="spellStart"/>
+      <w:r>
+        <w:rPr>
+          <w:rFonts w:asciiTheme="majorHAnsi" w:hAnsiTheme="majorHAnsi"/>
+        </w:rPr>
+        <w:t>implementasi</w:t>
+      </w:r>
+      <w:proofErr w:type="spellEnd"/>
+      <w:r>
+        <w:rPr>
+          <w:rFonts w:asciiTheme="majorHAnsi" w:hAnsiTheme="majorHAnsi"/>
+        </w:rPr>
+        <w:t xml:space="preserve"> form pada </w:t>
+      </w:r>
+      <w:proofErr w:type="spellStart"/>
+      <w:r>
+        <w:rPr>
+          <w:rFonts w:asciiTheme="majorHAnsi" w:hAnsiTheme="majorHAnsi"/>
+        </w:rPr>
+        <w:t>aplikasi</w:t>
+      </w:r>
+      <w:proofErr w:type="spellEnd"/>
+      <w:r>
+        <w:rPr>
+          <w:rFonts w:asciiTheme="majorHAnsi" w:hAnsiTheme="majorHAnsi"/>
+        </w:rPr>
+        <w:t xml:space="preserve"> web </w:t>
+      </w:r>
+      <w:proofErr w:type="spellStart"/>
+      <w:r>
+        <w:rPr>
+          <w:rFonts w:asciiTheme="majorHAnsi" w:hAnsiTheme="majorHAnsi"/>
+        </w:rPr>
+        <w:t>menggunakan</w:t>
+      </w:r>
+      <w:proofErr w:type="spellEnd"/>
+      <w:r>
+        <w:rPr>
+          <w:rFonts w:asciiTheme="majorHAnsi" w:hAnsiTheme="majorHAnsi"/>
+        </w:rPr>
+        <w:t xml:space="preserve"> </w:t>
+      </w:r>
+      <w:proofErr w:type="spellStart"/>
+      <w:r>
+        <w:rPr>
+          <w:rFonts w:asciiTheme="majorHAnsi" w:hAnsiTheme="majorHAnsi"/>
+        </w:rPr>
+        <w:t>bahasa</w:t>
+      </w:r>
+      <w:proofErr w:type="spellEnd"/>
+      <w:r>
+        <w:rPr>
+          <w:rFonts w:asciiTheme="majorHAnsi" w:hAnsiTheme="majorHAnsi"/>
+        </w:rPr>
+        <w:t xml:space="preserve"> </w:t>
+      </w:r>
+      <w:proofErr w:type="spellStart"/>
+      <w:r>
+        <w:rPr>
+          <w:rFonts w:asciiTheme="majorHAnsi" w:hAnsiTheme="majorHAnsi"/>
+        </w:rPr>
+        <w:t>pemrograman</w:t>
+      </w:r>
+      <w:proofErr w:type="spellEnd"/>
+      <w:r>
+        <w:rPr>
+          <w:rFonts w:asciiTheme="majorHAnsi" w:hAnsiTheme="majorHAnsi"/>
+        </w:rPr>
+        <w:t xml:space="preserve"> PHP. Form </w:t>
       </w:r>
       <w:proofErr w:type="spellStart"/>
       <w:r>
@@ -25311,6 +23967,20 @@
         <w:rPr>
           <w:rFonts w:asciiTheme="majorHAnsi" w:hAnsiTheme="majorHAnsi"/>
         </w:rPr>
+        <w:t>sebagai</w:t>
+      </w:r>
+      <w:proofErr w:type="spellEnd"/>
+      <w:r>
+        <w:rPr>
+          <w:rFonts w:asciiTheme="majorHAnsi" w:hAnsiTheme="majorHAnsi"/>
+        </w:rPr>
+        <w:t xml:space="preserve"> media </w:t>
+      </w:r>
+      <w:proofErr w:type="spellStart"/>
+      <w:r>
+        <w:rPr>
+          <w:rFonts w:asciiTheme="majorHAnsi" w:hAnsiTheme="majorHAnsi"/>
+        </w:rPr>
         <w:t>untuk</w:t>
       </w:r>
       <w:proofErr w:type="spellEnd"/>
@@ -25325,7 +23995,90 @@
         <w:rPr>
           <w:rFonts w:asciiTheme="majorHAnsi" w:hAnsiTheme="majorHAnsi"/>
         </w:rPr>
-        <w:t>pengambilan</w:t>
+        <w:t>menerima</w:t>
+      </w:r>
+      <w:proofErr w:type="spellEnd"/>
+      <w:r>
+        <w:rPr>
+          <w:rFonts w:asciiTheme="majorHAnsi" w:hAnsiTheme="majorHAnsi"/>
+        </w:rPr>
+        <w:t xml:space="preserve"> input </w:t>
+      </w:r>
+      <w:proofErr w:type="spellStart"/>
+      <w:r>
+        <w:rPr>
+          <w:rFonts w:asciiTheme="majorHAnsi" w:hAnsiTheme="majorHAnsi"/>
+        </w:rPr>
+        <w:t>dari</w:t>
+      </w:r>
+      <w:proofErr w:type="spellEnd"/>
+      <w:r>
+        <w:rPr>
+          <w:rFonts w:asciiTheme="majorHAnsi" w:hAnsiTheme="majorHAnsi"/>
+        </w:rPr>
+        <w:t xml:space="preserve"> </w:t>
+      </w:r>
+      <w:proofErr w:type="spellStart"/>
+      <w:r>
+        <w:rPr>
+          <w:rFonts w:asciiTheme="majorHAnsi" w:hAnsiTheme="majorHAnsi"/>
+        </w:rPr>
+        <w:t>pengguna</w:t>
+      </w:r>
+      <w:proofErr w:type="spellEnd"/>
+      <w:r>
+        <w:rPr>
+          <w:rFonts w:asciiTheme="majorHAnsi" w:hAnsiTheme="majorHAnsi"/>
+        </w:rPr>
+        <w:t xml:space="preserve"> yang </w:t>
+      </w:r>
+      <w:proofErr w:type="spellStart"/>
+      <w:r>
+        <w:rPr>
+          <w:rFonts w:asciiTheme="majorHAnsi" w:hAnsiTheme="majorHAnsi"/>
+        </w:rPr>
+        <w:t>kemudian</w:t>
+      </w:r>
+      <w:proofErr w:type="spellEnd"/>
+      <w:r>
+        <w:rPr>
+          <w:rFonts w:asciiTheme="majorHAnsi" w:hAnsiTheme="majorHAnsi"/>
+        </w:rPr>
+        <w:t xml:space="preserve"> </w:t>
+      </w:r>
+      <w:proofErr w:type="spellStart"/>
+      <w:r>
+        <w:rPr>
+          <w:rFonts w:asciiTheme="majorHAnsi" w:hAnsiTheme="majorHAnsi"/>
+        </w:rPr>
+        <w:t>diproses</w:t>
+      </w:r>
+      <w:proofErr w:type="spellEnd"/>
+      <w:r>
+        <w:rPr>
+          <w:rFonts w:asciiTheme="majorHAnsi" w:hAnsiTheme="majorHAnsi"/>
+        </w:rPr>
+        <w:t xml:space="preserve"> oleh server.</w:t>
+      </w:r>
+    </w:p>
+    <w:p>
+      <w:pPr>
+        <w:rPr>
+          <w:rFonts w:asciiTheme="majorHAnsi" w:hAnsiTheme="majorHAnsi"/>
+        </w:rPr>
+      </w:pPr>
+      <w:r>
+        <w:rPr>
+          <w:rFonts w:asciiTheme="majorHAnsi" w:hAnsiTheme="majorHAnsi"/>
+        </w:rPr>
+        <w:t xml:space="preserve">Metode </w:t>
+      </w:r>
+      <w:proofErr w:type="spellStart"/>
+      <w:r>
+        <w:rPr>
+          <w:rFonts w:asciiTheme="majorHAnsi" w:hAnsiTheme="majorHAnsi"/>
+        </w:rPr>
+        <w:t>pengiriman</w:t>
       </w:r>
       <w:proofErr w:type="spellEnd"/>
       <w:r>
@@ -25339,300 +24092,6 @@
         <w:rPr>
           <w:rFonts w:asciiTheme="majorHAnsi" w:hAnsiTheme="majorHAnsi"/>
         </w:rPr>
-        <w:t>tidak</w:t>
-      </w:r>
-      <w:proofErr w:type="spellEnd"/>
-      <w:r>
-        <w:rPr>
-          <w:rFonts w:asciiTheme="majorHAnsi" w:hAnsiTheme="majorHAnsi"/>
-        </w:rPr>
-        <w:t xml:space="preserve"> </w:t>
-      </w:r>
-      <w:proofErr w:type="spellStart"/>
-      <w:r>
-        <w:rPr>
-          <w:rFonts w:asciiTheme="majorHAnsi" w:hAnsiTheme="majorHAnsi"/>
-        </w:rPr>
-        <w:t>bersifat</w:t>
-      </w:r>
-      <w:proofErr w:type="spellEnd"/>
-      <w:r>
-        <w:rPr>
-          <w:rFonts w:asciiTheme="majorHAnsi" w:hAnsiTheme="majorHAnsi"/>
-        </w:rPr>
-        <w:t xml:space="preserve"> </w:t>
-      </w:r>
-      <w:proofErr w:type="spellStart"/>
-      <w:r>
-        <w:rPr>
-          <w:rFonts w:asciiTheme="majorHAnsi" w:hAnsiTheme="majorHAnsi"/>
-        </w:rPr>
-        <w:t>sensitif</w:t>
-      </w:r>
-      <w:proofErr w:type="spellEnd"/>
-      <w:r>
-        <w:rPr>
-          <w:rFonts w:asciiTheme="majorHAnsi" w:hAnsiTheme="majorHAnsi"/>
-        </w:rPr>
-        <w:t xml:space="preserve"> </w:t>
-      </w:r>
-      <w:proofErr w:type="spellStart"/>
-      <w:r>
-        <w:rPr>
-          <w:rFonts w:asciiTheme="majorHAnsi" w:hAnsiTheme="majorHAnsi"/>
-        </w:rPr>
-        <w:t>karena</w:t>
-      </w:r>
-      <w:proofErr w:type="spellEnd"/>
-      <w:r>
-        <w:rPr>
-          <w:rFonts w:asciiTheme="majorHAnsi" w:hAnsiTheme="majorHAnsi"/>
-        </w:rPr>
-        <w:t xml:space="preserve"> </w:t>
-      </w:r>
-      <w:proofErr w:type="spellStart"/>
-      <w:r>
-        <w:rPr>
-          <w:rFonts w:asciiTheme="majorHAnsi" w:hAnsiTheme="majorHAnsi"/>
-        </w:rPr>
-        <w:t>memiliki</w:t>
-      </w:r>
-      <w:proofErr w:type="spellEnd"/>
-      <w:r>
-        <w:rPr>
-          <w:rFonts w:asciiTheme="majorHAnsi" w:hAnsiTheme="majorHAnsi"/>
-        </w:rPr>
-        <w:t xml:space="preserve"> </w:t>
-      </w:r>
-      <w:proofErr w:type="spellStart"/>
-      <w:r>
-        <w:rPr>
-          <w:rFonts w:asciiTheme="majorHAnsi" w:hAnsiTheme="majorHAnsi"/>
-        </w:rPr>
-        <w:t>keterbatasan</w:t>
-      </w:r>
-      <w:proofErr w:type="spellEnd"/>
-      <w:r>
-        <w:rPr>
-          <w:rFonts w:asciiTheme="majorHAnsi" w:hAnsiTheme="majorHAnsi"/>
-        </w:rPr>
-        <w:t xml:space="preserve"> </w:t>
-      </w:r>
-      <w:proofErr w:type="spellStart"/>
-      <w:r>
-        <w:rPr>
-          <w:rFonts w:asciiTheme="majorHAnsi" w:hAnsiTheme="majorHAnsi"/>
-        </w:rPr>
-        <w:t>panjang</w:t>
-      </w:r>
-      <w:proofErr w:type="spellEnd"/>
-      <w:r>
-        <w:rPr>
-          <w:rFonts w:asciiTheme="majorHAnsi" w:hAnsiTheme="majorHAnsi"/>
-        </w:rPr>
-        <w:t xml:space="preserve"> </w:t>
-      </w:r>
-      <w:proofErr w:type="spellStart"/>
-      <w:r>
-        <w:rPr>
-          <w:rFonts w:asciiTheme="majorHAnsi" w:hAnsiTheme="majorHAnsi"/>
-        </w:rPr>
-        <w:t>karakter</w:t>
-      </w:r>
-      <w:proofErr w:type="spellEnd"/>
-      <w:r>
-        <w:rPr>
-          <w:rFonts w:asciiTheme="majorHAnsi" w:hAnsiTheme="majorHAnsi"/>
-        </w:rPr>
-        <w:t xml:space="preserve"> dan </w:t>
-      </w:r>
-      <w:proofErr w:type="spellStart"/>
-      <w:r>
-        <w:rPr>
-          <w:rFonts w:asciiTheme="majorHAnsi" w:hAnsiTheme="majorHAnsi"/>
-        </w:rPr>
-        <w:t>tingkat</w:t>
-      </w:r>
-      <w:proofErr w:type="spellEnd"/>
-      <w:r>
-        <w:rPr>
-          <w:rFonts w:asciiTheme="majorHAnsi" w:hAnsiTheme="majorHAnsi"/>
-        </w:rPr>
-        <w:t xml:space="preserve"> </w:t>
-      </w:r>
-      <w:proofErr w:type="spellStart"/>
-      <w:r>
-        <w:rPr>
-          <w:rFonts w:asciiTheme="majorHAnsi" w:hAnsiTheme="majorHAnsi"/>
-        </w:rPr>
-        <w:t>keamanan</w:t>
-      </w:r>
-      <w:proofErr w:type="spellEnd"/>
-      <w:r>
-        <w:rPr>
-          <w:rFonts w:asciiTheme="majorHAnsi" w:hAnsiTheme="majorHAnsi"/>
-        </w:rPr>
-        <w:t xml:space="preserve"> yang </w:t>
-      </w:r>
-      <w:proofErr w:type="spellStart"/>
-      <w:r>
-        <w:rPr>
-          <w:rFonts w:asciiTheme="majorHAnsi" w:hAnsiTheme="majorHAnsi"/>
-        </w:rPr>
-        <w:t>lebih</w:t>
-      </w:r>
-      <w:proofErr w:type="spellEnd"/>
-      <w:r>
-        <w:rPr>
-          <w:rFonts w:asciiTheme="majorHAnsi" w:hAnsiTheme="majorHAnsi"/>
-        </w:rPr>
-        <w:t xml:space="preserve"> </w:t>
-      </w:r>
-      <w:proofErr w:type="spellStart"/>
-      <w:r>
-        <w:rPr>
-          <w:rFonts w:asciiTheme="majorHAnsi" w:hAnsiTheme="majorHAnsi"/>
-        </w:rPr>
-        <w:t>rendah</w:t>
-      </w:r>
-      <w:proofErr w:type="spellEnd"/>
-      <w:r>
-        <w:rPr>
-          <w:rFonts w:asciiTheme="majorHAnsi" w:hAnsiTheme="majorHAnsi"/>
-        </w:rPr>
-        <w:t xml:space="preserve">. </w:t>
-      </w:r>
-      <w:proofErr w:type="spellStart"/>
-      <w:r>
-        <w:rPr>
-          <w:rFonts w:asciiTheme="majorHAnsi" w:hAnsiTheme="majorHAnsi"/>
-        </w:rPr>
-        <w:t>Sebaliknya</w:t>
-      </w:r>
-      <w:proofErr w:type="spellEnd"/>
-      <w:r>
-        <w:rPr>
-          <w:rFonts w:asciiTheme="majorHAnsi" w:hAnsiTheme="majorHAnsi"/>
-        </w:rPr>
-        <w:t xml:space="preserve">, </w:t>
-      </w:r>
-      <w:proofErr w:type="spellStart"/>
-      <w:r>
-        <w:rPr>
-          <w:rFonts w:asciiTheme="majorHAnsi" w:hAnsiTheme="majorHAnsi"/>
-        </w:rPr>
-        <w:t>metode</w:t>
-      </w:r>
-      <w:proofErr w:type="spellEnd"/>
-      <w:r>
-        <w:rPr>
-          <w:rFonts w:asciiTheme="majorHAnsi" w:hAnsiTheme="majorHAnsi"/>
-        </w:rPr>
-        <w:t xml:space="preserve"> POST </w:t>
-      </w:r>
-      <w:proofErr w:type="spellStart"/>
-      <w:r>
-        <w:rPr>
-          <w:rFonts w:asciiTheme="majorHAnsi" w:hAnsiTheme="majorHAnsi"/>
-        </w:rPr>
-        <w:t>mengirimkan</w:t>
-      </w:r>
-      <w:proofErr w:type="spellEnd"/>
-      <w:r>
-        <w:rPr>
-          <w:rFonts w:asciiTheme="majorHAnsi" w:hAnsiTheme="majorHAnsi"/>
-        </w:rPr>
-        <w:t xml:space="preserve"> data </w:t>
-      </w:r>
-      <w:proofErr w:type="spellStart"/>
-      <w:r>
-        <w:rPr>
-          <w:rFonts w:asciiTheme="majorHAnsi" w:hAnsiTheme="majorHAnsi"/>
-        </w:rPr>
-        <w:t>melalui</w:t>
-      </w:r>
-      <w:proofErr w:type="spellEnd"/>
-      <w:r>
-        <w:rPr>
-          <w:rFonts w:asciiTheme="majorHAnsi" w:hAnsiTheme="majorHAnsi"/>
-        </w:rPr>
-        <w:t xml:space="preserve"> body request </w:t>
-      </w:r>
-      <w:proofErr w:type="spellStart"/>
-      <w:r>
-        <w:rPr>
-          <w:rFonts w:asciiTheme="majorHAnsi" w:hAnsiTheme="majorHAnsi"/>
-        </w:rPr>
-        <w:t>sehingga</w:t>
-      </w:r>
-      <w:proofErr w:type="spellEnd"/>
-      <w:r>
-        <w:rPr>
-          <w:rFonts w:asciiTheme="majorHAnsi" w:hAnsiTheme="majorHAnsi"/>
-        </w:rPr>
-        <w:t xml:space="preserve"> data </w:t>
-      </w:r>
-      <w:proofErr w:type="spellStart"/>
-      <w:r>
-        <w:rPr>
-          <w:rFonts w:asciiTheme="majorHAnsi" w:hAnsiTheme="majorHAnsi"/>
-        </w:rPr>
-        <w:t>tidak</w:t>
-      </w:r>
-      <w:proofErr w:type="spellEnd"/>
-      <w:r>
-        <w:rPr>
-          <w:rFonts w:asciiTheme="majorHAnsi" w:hAnsiTheme="majorHAnsi"/>
-        </w:rPr>
-        <w:t xml:space="preserve"> </w:t>
-      </w:r>
-      <w:proofErr w:type="spellStart"/>
-      <w:r>
-        <w:rPr>
-          <w:rFonts w:asciiTheme="majorHAnsi" w:hAnsiTheme="majorHAnsi"/>
-        </w:rPr>
-        <w:t>terlihat</w:t>
-      </w:r>
-      <w:proofErr w:type="spellEnd"/>
-      <w:r>
-        <w:rPr>
-          <w:rFonts w:asciiTheme="majorHAnsi" w:hAnsiTheme="majorHAnsi"/>
-        </w:rPr>
-        <w:t xml:space="preserve"> pada URL dan </w:t>
-      </w:r>
-      <w:proofErr w:type="spellStart"/>
-      <w:r>
-        <w:rPr>
-          <w:rFonts w:asciiTheme="majorHAnsi" w:hAnsiTheme="majorHAnsi"/>
-        </w:rPr>
-        <w:t>lebih</w:t>
-      </w:r>
-      <w:proofErr w:type="spellEnd"/>
-      <w:r>
-        <w:rPr>
-          <w:rFonts w:asciiTheme="majorHAnsi" w:hAnsiTheme="majorHAnsi"/>
-        </w:rPr>
-        <w:t xml:space="preserve"> </w:t>
-      </w:r>
-      <w:proofErr w:type="spellStart"/>
-      <w:r>
-        <w:rPr>
-          <w:rFonts w:asciiTheme="majorHAnsi" w:hAnsiTheme="majorHAnsi"/>
-        </w:rPr>
-        <w:t>aman</w:t>
-      </w:r>
-      <w:proofErr w:type="spellEnd"/>
-      <w:r>
-        <w:rPr>
-          <w:rFonts w:asciiTheme="majorHAnsi" w:hAnsiTheme="majorHAnsi"/>
-        </w:rPr>
-        <w:t xml:space="preserve"> </w:t>
-      </w:r>
-      <w:proofErr w:type="spellStart"/>
-      <w:r>
-        <w:rPr>
-          <w:rFonts w:asciiTheme="majorHAnsi" w:hAnsiTheme="majorHAnsi"/>
-        </w:rPr>
         <w:t>digunakan</w:t>
       </w:r>
       <w:proofErr w:type="spellEnd"/>
@@ -25647,160 +24106,21 @@
         <w:rPr>
           <w:rFonts w:asciiTheme="majorHAnsi" w:hAnsiTheme="majorHAnsi"/>
         </w:rPr>
-        <w:t>untuk</w:t>
-      </w:r>
-      <w:proofErr w:type="spellEnd"/>
-      <w:r>
-        <w:rPr>
-          <w:rFonts w:asciiTheme="majorHAnsi" w:hAnsiTheme="majorHAnsi"/>
-        </w:rPr>
-        <w:t xml:space="preserve"> </w:t>
-      </w:r>
-      <w:proofErr w:type="spellStart"/>
-      <w:r>
-        <w:rPr>
-          <w:rFonts w:asciiTheme="majorHAnsi" w:hAnsiTheme="majorHAnsi"/>
-        </w:rPr>
-        <w:t>pengiriman</w:t>
-      </w:r>
-      <w:proofErr w:type="spellEnd"/>
-      <w:r>
-        <w:rPr>
-          <w:rFonts w:asciiTheme="majorHAnsi" w:hAnsiTheme="majorHAnsi"/>
-        </w:rPr>
-        <w:t xml:space="preserve"> data yang </w:t>
-      </w:r>
-      <w:proofErr w:type="spellStart"/>
-      <w:r>
-        <w:rPr>
-          <w:rFonts w:asciiTheme="majorHAnsi" w:hAnsiTheme="majorHAnsi"/>
-        </w:rPr>
-        <w:t>bersifat</w:t>
-      </w:r>
-      <w:proofErr w:type="spellEnd"/>
-      <w:r>
-        <w:rPr>
-          <w:rFonts w:asciiTheme="majorHAnsi" w:hAnsiTheme="majorHAnsi"/>
-        </w:rPr>
-        <w:t xml:space="preserve"> </w:t>
-      </w:r>
-      <w:proofErr w:type="spellStart"/>
-      <w:r>
-        <w:rPr>
-          <w:rFonts w:asciiTheme="majorHAnsi" w:hAnsiTheme="majorHAnsi"/>
-        </w:rPr>
-        <w:t>penting</w:t>
-      </w:r>
-      <w:proofErr w:type="spellEnd"/>
-      <w:r>
-        <w:rPr>
-          <w:rFonts w:asciiTheme="majorHAnsi" w:hAnsiTheme="majorHAnsi"/>
-        </w:rPr>
-        <w:t xml:space="preserve"> </w:t>
-      </w:r>
-      <w:proofErr w:type="spellStart"/>
-      <w:r>
-        <w:rPr>
-          <w:rFonts w:asciiTheme="majorHAnsi" w:hAnsiTheme="majorHAnsi"/>
-        </w:rPr>
-        <w:t>seperti</w:t>
-      </w:r>
-      <w:proofErr w:type="spellEnd"/>
-      <w:r>
-        <w:rPr>
-          <w:rFonts w:asciiTheme="majorHAnsi" w:hAnsiTheme="majorHAnsi"/>
-        </w:rPr>
-        <w:t xml:space="preserve"> data login </w:t>
-      </w:r>
-      <w:proofErr w:type="spellStart"/>
-      <w:r>
-        <w:rPr>
-          <w:rFonts w:asciiTheme="majorHAnsi" w:hAnsiTheme="majorHAnsi"/>
-        </w:rPr>
-        <w:t>atau</w:t>
-      </w:r>
-      <w:proofErr w:type="spellEnd"/>
-      <w:r>
-        <w:rPr>
-          <w:rFonts w:asciiTheme="majorHAnsi" w:hAnsiTheme="majorHAnsi"/>
-        </w:rPr>
-        <w:t xml:space="preserve"> data </w:t>
-      </w:r>
-      <w:proofErr w:type="spellStart"/>
-      <w:r>
-        <w:rPr>
-          <w:rFonts w:asciiTheme="majorHAnsi" w:hAnsiTheme="majorHAnsi"/>
-        </w:rPr>
-        <w:t>formulir</w:t>
-      </w:r>
-      <w:proofErr w:type="spellEnd"/>
-      <w:r>
-        <w:rPr>
-          <w:rFonts w:asciiTheme="majorHAnsi" w:hAnsiTheme="majorHAnsi"/>
-        </w:rPr>
-        <w:t>.</w:t>
-      </w:r>
-    </w:p>
-    <w:p>
-      <w:pPr>
-        <w:rPr>
-          <w:rFonts w:asciiTheme="majorHAnsi" w:hAnsiTheme="majorHAnsi"/>
-        </w:rPr>
-      </w:pPr>
-      <w:r>
-        <w:rPr>
-          <w:rFonts w:asciiTheme="majorHAnsi" w:hAnsiTheme="majorHAnsi"/>
-        </w:rPr>
-        <w:t xml:space="preserve">Dalam </w:t>
-      </w:r>
-      <w:proofErr w:type="spellStart"/>
-      <w:r>
-        <w:rPr>
-          <w:rFonts w:asciiTheme="majorHAnsi" w:hAnsiTheme="majorHAnsi"/>
-        </w:rPr>
-        <w:t>praktikum</w:t>
-      </w:r>
-      <w:proofErr w:type="spellEnd"/>
-      <w:r>
-        <w:rPr>
-          <w:rFonts w:asciiTheme="majorHAnsi" w:hAnsiTheme="majorHAnsi"/>
-        </w:rPr>
-        <w:t xml:space="preserve"> </w:t>
-      </w:r>
-      <w:proofErr w:type="spellStart"/>
-      <w:r>
-        <w:rPr>
-          <w:rFonts w:asciiTheme="majorHAnsi" w:hAnsiTheme="majorHAnsi"/>
-        </w:rPr>
-        <w:t>ini</w:t>
-      </w:r>
-      <w:proofErr w:type="spellEnd"/>
-      <w:r>
-        <w:rPr>
-          <w:rFonts w:asciiTheme="majorHAnsi" w:hAnsiTheme="majorHAnsi"/>
-        </w:rPr>
-        <w:t xml:space="preserve"> juga </w:t>
-      </w:r>
-      <w:proofErr w:type="spellStart"/>
-      <w:r>
-        <w:rPr>
-          <w:rFonts w:asciiTheme="majorHAnsi" w:hAnsiTheme="majorHAnsi"/>
-        </w:rPr>
-        <w:t>diterapkan</w:t>
-      </w:r>
-      <w:proofErr w:type="spellEnd"/>
-      <w:r>
-        <w:rPr>
-          <w:rFonts w:asciiTheme="majorHAnsi" w:hAnsiTheme="majorHAnsi"/>
-        </w:rPr>
-        <w:t xml:space="preserve"> </w:t>
-      </w:r>
-      <w:proofErr w:type="spellStart"/>
-      <w:r>
-        <w:rPr>
-          <w:rFonts w:asciiTheme="majorHAnsi" w:hAnsiTheme="majorHAnsi"/>
-        </w:rPr>
-        <w:t>penggunaan</w:t>
+        <w:t>dalam</w:t>
+      </w:r>
+      <w:proofErr w:type="spellEnd"/>
+      <w:r>
+        <w:rPr>
+          <w:rFonts w:asciiTheme="majorHAnsi" w:hAnsiTheme="majorHAnsi"/>
+        </w:rPr>
+        <w:t xml:space="preserve"> form </w:t>
+      </w:r>
+      <w:proofErr w:type="spellStart"/>
+      <w:r>
+        <w:rPr>
+          <w:rFonts w:asciiTheme="majorHAnsi" w:hAnsiTheme="majorHAnsi"/>
+        </w:rPr>
+        <w:t>adalah</w:t>
       </w:r>
       <w:proofErr w:type="spellEnd"/>
       <w:r>
@@ -25815,7 +24135,7 @@
           <w:b/>
           <w:bCs/>
         </w:rPr>
-        <w:t>require</w:t>
+        <w:t>GET</w:t>
       </w:r>
       <w:r>
         <w:rPr>
@@ -25829,27 +24149,139 @@
           <w:b/>
           <w:bCs/>
         </w:rPr>
-        <w:t>include</w:t>
-      </w:r>
-      <w:r>
-        <w:rPr>
-          <w:rFonts w:asciiTheme="majorHAnsi" w:hAnsiTheme="majorHAnsi"/>
-        </w:rPr>
-        <w:t xml:space="preserve"> </w:t>
-      </w:r>
-      <w:proofErr w:type="spellStart"/>
-      <w:r>
-        <w:rPr>
-          <w:rFonts w:asciiTheme="majorHAnsi" w:hAnsiTheme="majorHAnsi"/>
-        </w:rPr>
-        <w:t>dalam</w:t>
-      </w:r>
-      <w:proofErr w:type="spellEnd"/>
-      <w:r>
-        <w:rPr>
-          <w:rFonts w:asciiTheme="majorHAnsi" w:hAnsiTheme="majorHAnsi"/>
-        </w:rPr>
-        <w:t xml:space="preserve"> PHP </w:t>
+        <w:t>POST</w:t>
+      </w:r>
+      <w:r>
+        <w:rPr>
+          <w:rFonts w:asciiTheme="majorHAnsi" w:hAnsiTheme="majorHAnsi"/>
+        </w:rPr>
+        <w:t xml:space="preserve">. Metode GET </w:t>
+      </w:r>
+      <w:proofErr w:type="spellStart"/>
+      <w:r>
+        <w:rPr>
+          <w:rFonts w:asciiTheme="majorHAnsi" w:hAnsiTheme="majorHAnsi"/>
+        </w:rPr>
+        <w:t>mengirimkan</w:t>
+      </w:r>
+      <w:proofErr w:type="spellEnd"/>
+      <w:r>
+        <w:rPr>
+          <w:rFonts w:asciiTheme="majorHAnsi" w:hAnsiTheme="majorHAnsi"/>
+        </w:rPr>
+        <w:t xml:space="preserve"> data </w:t>
+      </w:r>
+      <w:proofErr w:type="spellStart"/>
+      <w:r>
+        <w:rPr>
+          <w:rFonts w:asciiTheme="majorHAnsi" w:hAnsiTheme="majorHAnsi"/>
+        </w:rPr>
+        <w:t>melalui</w:t>
+      </w:r>
+      <w:proofErr w:type="spellEnd"/>
+      <w:r>
+        <w:rPr>
+          <w:rFonts w:asciiTheme="majorHAnsi" w:hAnsiTheme="majorHAnsi"/>
+        </w:rPr>
+        <w:t xml:space="preserve"> URL </w:t>
+      </w:r>
+      <w:proofErr w:type="spellStart"/>
+      <w:r>
+        <w:rPr>
+          <w:rFonts w:asciiTheme="majorHAnsi" w:hAnsiTheme="majorHAnsi"/>
+        </w:rPr>
+        <w:t>sehingga</w:t>
+      </w:r>
+      <w:proofErr w:type="spellEnd"/>
+      <w:r>
+        <w:rPr>
+          <w:rFonts w:asciiTheme="majorHAnsi" w:hAnsiTheme="majorHAnsi"/>
+        </w:rPr>
+        <w:t xml:space="preserve"> data </w:t>
+      </w:r>
+      <w:proofErr w:type="spellStart"/>
+      <w:r>
+        <w:rPr>
+          <w:rFonts w:asciiTheme="majorHAnsi" w:hAnsiTheme="majorHAnsi"/>
+        </w:rPr>
+        <w:t>dapat</w:t>
+      </w:r>
+      <w:proofErr w:type="spellEnd"/>
+      <w:r>
+        <w:rPr>
+          <w:rFonts w:asciiTheme="majorHAnsi" w:hAnsiTheme="majorHAnsi"/>
+        </w:rPr>
+        <w:t xml:space="preserve"> </w:t>
+      </w:r>
+      <w:proofErr w:type="spellStart"/>
+      <w:r>
+        <w:rPr>
+          <w:rFonts w:asciiTheme="majorHAnsi" w:hAnsiTheme="majorHAnsi"/>
+        </w:rPr>
+        <w:t>terlihat</w:t>
+      </w:r>
+      <w:proofErr w:type="spellEnd"/>
+      <w:r>
+        <w:rPr>
+          <w:rFonts w:asciiTheme="majorHAnsi" w:hAnsiTheme="majorHAnsi"/>
+        </w:rPr>
+        <w:t xml:space="preserve"> </w:t>
+      </w:r>
+      <w:proofErr w:type="spellStart"/>
+      <w:r>
+        <w:rPr>
+          <w:rFonts w:asciiTheme="majorHAnsi" w:hAnsiTheme="majorHAnsi"/>
+        </w:rPr>
+        <w:t>langsung</w:t>
+      </w:r>
+      <w:proofErr w:type="spellEnd"/>
+      <w:r>
+        <w:rPr>
+          <w:rFonts w:asciiTheme="majorHAnsi" w:hAnsiTheme="majorHAnsi"/>
+        </w:rPr>
+        <w:t xml:space="preserve"> pada address bar browser. Metode </w:t>
+      </w:r>
+      <w:proofErr w:type="spellStart"/>
+      <w:r>
+        <w:rPr>
+          <w:rFonts w:asciiTheme="majorHAnsi" w:hAnsiTheme="majorHAnsi"/>
+        </w:rPr>
+        <w:t>ini</w:t>
+      </w:r>
+      <w:proofErr w:type="spellEnd"/>
+      <w:r>
+        <w:rPr>
+          <w:rFonts w:asciiTheme="majorHAnsi" w:hAnsiTheme="majorHAnsi"/>
+        </w:rPr>
+        <w:t xml:space="preserve"> </w:t>
+      </w:r>
+      <w:proofErr w:type="spellStart"/>
+      <w:r>
+        <w:rPr>
+          <w:rFonts w:asciiTheme="majorHAnsi" w:hAnsiTheme="majorHAnsi"/>
+        </w:rPr>
+        <w:t>biasanya</w:t>
+      </w:r>
+      <w:proofErr w:type="spellEnd"/>
+      <w:r>
+        <w:rPr>
+          <w:rFonts w:asciiTheme="majorHAnsi" w:hAnsiTheme="majorHAnsi"/>
+        </w:rPr>
+        <w:t xml:space="preserve"> </w:t>
+      </w:r>
+      <w:proofErr w:type="spellStart"/>
+      <w:r>
+        <w:rPr>
+          <w:rFonts w:asciiTheme="majorHAnsi" w:hAnsiTheme="majorHAnsi"/>
+        </w:rPr>
+        <w:t>digunakan</w:t>
+      </w:r>
+      <w:proofErr w:type="spellEnd"/>
+      <w:r>
+        <w:rPr>
+          <w:rFonts w:asciiTheme="majorHAnsi" w:hAnsiTheme="majorHAnsi"/>
+        </w:rPr>
+        <w:t xml:space="preserve"> </w:t>
       </w:r>
       <w:proofErr w:type="spellStart"/>
       <w:r>
@@ -25870,63 +24302,301 @@
         <w:rPr>
           <w:rFonts w:asciiTheme="majorHAnsi" w:hAnsiTheme="majorHAnsi"/>
         </w:rPr>
-        <w:t>mengorganisasi</w:t>
-      </w:r>
-      <w:proofErr w:type="spellEnd"/>
-      <w:r>
-        <w:rPr>
-          <w:rFonts w:asciiTheme="majorHAnsi" w:hAnsiTheme="majorHAnsi"/>
-        </w:rPr>
-        <w:t xml:space="preserve"> </w:t>
-      </w:r>
-      <w:proofErr w:type="spellStart"/>
-      <w:r>
-        <w:rPr>
-          <w:rFonts w:asciiTheme="majorHAnsi" w:hAnsiTheme="majorHAnsi"/>
-        </w:rPr>
-        <w:t>kode</w:t>
-      </w:r>
-      <w:proofErr w:type="spellEnd"/>
-      <w:r>
-        <w:rPr>
-          <w:rFonts w:asciiTheme="majorHAnsi" w:hAnsiTheme="majorHAnsi"/>
-        </w:rPr>
-        <w:t xml:space="preserve"> program. </w:t>
-      </w:r>
-      <w:proofErr w:type="spellStart"/>
-      <w:r>
-        <w:rPr>
-          <w:rFonts w:asciiTheme="majorHAnsi" w:hAnsiTheme="majorHAnsi"/>
-        </w:rPr>
-        <w:t>Kedua</w:t>
-      </w:r>
-      <w:proofErr w:type="spellEnd"/>
-      <w:r>
-        <w:rPr>
-          <w:rFonts w:asciiTheme="majorHAnsi" w:hAnsiTheme="majorHAnsi"/>
-        </w:rPr>
-        <w:t xml:space="preserve"> </w:t>
-      </w:r>
-      <w:proofErr w:type="spellStart"/>
-      <w:r>
-        <w:rPr>
-          <w:rFonts w:asciiTheme="majorHAnsi" w:hAnsiTheme="majorHAnsi"/>
-        </w:rPr>
-        <w:t>perintah</w:t>
-      </w:r>
-      <w:proofErr w:type="spellEnd"/>
-      <w:r>
-        <w:rPr>
-          <w:rFonts w:asciiTheme="majorHAnsi" w:hAnsiTheme="majorHAnsi"/>
-        </w:rPr>
-        <w:t xml:space="preserve"> </w:t>
-      </w:r>
-      <w:proofErr w:type="spellStart"/>
-      <w:r>
-        <w:rPr>
-          <w:rFonts w:asciiTheme="majorHAnsi" w:hAnsiTheme="majorHAnsi"/>
-        </w:rPr>
-        <w:t>tersebut</w:t>
+        <w:t>pengambilan</w:t>
+      </w:r>
+      <w:proofErr w:type="spellEnd"/>
+      <w:r>
+        <w:rPr>
+          <w:rFonts w:asciiTheme="majorHAnsi" w:hAnsiTheme="majorHAnsi"/>
+        </w:rPr>
+        <w:t xml:space="preserve"> data yang </w:t>
+      </w:r>
+      <w:proofErr w:type="spellStart"/>
+      <w:r>
+        <w:rPr>
+          <w:rFonts w:asciiTheme="majorHAnsi" w:hAnsiTheme="majorHAnsi"/>
+        </w:rPr>
+        <w:t>tidak</w:t>
+      </w:r>
+      <w:proofErr w:type="spellEnd"/>
+      <w:r>
+        <w:rPr>
+          <w:rFonts w:asciiTheme="majorHAnsi" w:hAnsiTheme="majorHAnsi"/>
+        </w:rPr>
+        <w:t xml:space="preserve"> </w:t>
+      </w:r>
+      <w:proofErr w:type="spellStart"/>
+      <w:r>
+        <w:rPr>
+          <w:rFonts w:asciiTheme="majorHAnsi" w:hAnsiTheme="majorHAnsi"/>
+        </w:rPr>
+        <w:t>bersifat</w:t>
+      </w:r>
+      <w:proofErr w:type="spellEnd"/>
+      <w:r>
+        <w:rPr>
+          <w:rFonts w:asciiTheme="majorHAnsi" w:hAnsiTheme="majorHAnsi"/>
+        </w:rPr>
+        <w:t xml:space="preserve"> </w:t>
+      </w:r>
+      <w:proofErr w:type="spellStart"/>
+      <w:r>
+        <w:rPr>
+          <w:rFonts w:asciiTheme="majorHAnsi" w:hAnsiTheme="majorHAnsi"/>
+        </w:rPr>
+        <w:t>sensitif</w:t>
+      </w:r>
+      <w:proofErr w:type="spellEnd"/>
+      <w:r>
+        <w:rPr>
+          <w:rFonts w:asciiTheme="majorHAnsi" w:hAnsiTheme="majorHAnsi"/>
+        </w:rPr>
+        <w:t xml:space="preserve"> </w:t>
+      </w:r>
+      <w:proofErr w:type="spellStart"/>
+      <w:r>
+        <w:rPr>
+          <w:rFonts w:asciiTheme="majorHAnsi" w:hAnsiTheme="majorHAnsi"/>
+        </w:rPr>
+        <w:t>karena</w:t>
+      </w:r>
+      <w:proofErr w:type="spellEnd"/>
+      <w:r>
+        <w:rPr>
+          <w:rFonts w:asciiTheme="majorHAnsi" w:hAnsiTheme="majorHAnsi"/>
+        </w:rPr>
+        <w:t xml:space="preserve"> </w:t>
+      </w:r>
+      <w:proofErr w:type="spellStart"/>
+      <w:r>
+        <w:rPr>
+          <w:rFonts w:asciiTheme="majorHAnsi" w:hAnsiTheme="majorHAnsi"/>
+        </w:rPr>
+        <w:t>memiliki</w:t>
+      </w:r>
+      <w:proofErr w:type="spellEnd"/>
+      <w:r>
+        <w:rPr>
+          <w:rFonts w:asciiTheme="majorHAnsi" w:hAnsiTheme="majorHAnsi"/>
+        </w:rPr>
+        <w:t xml:space="preserve"> </w:t>
+      </w:r>
+      <w:proofErr w:type="spellStart"/>
+      <w:r>
+        <w:rPr>
+          <w:rFonts w:asciiTheme="majorHAnsi" w:hAnsiTheme="majorHAnsi"/>
+        </w:rPr>
+        <w:t>keterbatasan</w:t>
+      </w:r>
+      <w:proofErr w:type="spellEnd"/>
+      <w:r>
+        <w:rPr>
+          <w:rFonts w:asciiTheme="majorHAnsi" w:hAnsiTheme="majorHAnsi"/>
+        </w:rPr>
+        <w:t xml:space="preserve"> </w:t>
+      </w:r>
+      <w:proofErr w:type="spellStart"/>
+      <w:r>
+        <w:rPr>
+          <w:rFonts w:asciiTheme="majorHAnsi" w:hAnsiTheme="majorHAnsi"/>
+        </w:rPr>
+        <w:t>panjang</w:t>
+      </w:r>
+      <w:proofErr w:type="spellEnd"/>
+      <w:r>
+        <w:rPr>
+          <w:rFonts w:asciiTheme="majorHAnsi" w:hAnsiTheme="majorHAnsi"/>
+        </w:rPr>
+        <w:t xml:space="preserve"> </w:t>
+      </w:r>
+      <w:proofErr w:type="spellStart"/>
+      <w:r>
+        <w:rPr>
+          <w:rFonts w:asciiTheme="majorHAnsi" w:hAnsiTheme="majorHAnsi"/>
+        </w:rPr>
+        <w:t>karakter</w:t>
+      </w:r>
+      <w:proofErr w:type="spellEnd"/>
+      <w:r>
+        <w:rPr>
+          <w:rFonts w:asciiTheme="majorHAnsi" w:hAnsiTheme="majorHAnsi"/>
+        </w:rPr>
+        <w:t xml:space="preserve"> dan </w:t>
+      </w:r>
+      <w:proofErr w:type="spellStart"/>
+      <w:r>
+        <w:rPr>
+          <w:rFonts w:asciiTheme="majorHAnsi" w:hAnsiTheme="majorHAnsi"/>
+        </w:rPr>
+        <w:t>tingkat</w:t>
+      </w:r>
+      <w:proofErr w:type="spellEnd"/>
+      <w:r>
+        <w:rPr>
+          <w:rFonts w:asciiTheme="majorHAnsi" w:hAnsiTheme="majorHAnsi"/>
+        </w:rPr>
+        <w:t xml:space="preserve"> </w:t>
+      </w:r>
+      <w:proofErr w:type="spellStart"/>
+      <w:r>
+        <w:rPr>
+          <w:rFonts w:asciiTheme="majorHAnsi" w:hAnsiTheme="majorHAnsi"/>
+        </w:rPr>
+        <w:t>keamanan</w:t>
+      </w:r>
+      <w:proofErr w:type="spellEnd"/>
+      <w:r>
+        <w:rPr>
+          <w:rFonts w:asciiTheme="majorHAnsi" w:hAnsiTheme="majorHAnsi"/>
+        </w:rPr>
+        <w:t xml:space="preserve"> yang </w:t>
+      </w:r>
+      <w:proofErr w:type="spellStart"/>
+      <w:r>
+        <w:rPr>
+          <w:rFonts w:asciiTheme="majorHAnsi" w:hAnsiTheme="majorHAnsi"/>
+        </w:rPr>
+        <w:t>lebih</w:t>
+      </w:r>
+      <w:proofErr w:type="spellEnd"/>
+      <w:r>
+        <w:rPr>
+          <w:rFonts w:asciiTheme="majorHAnsi" w:hAnsiTheme="majorHAnsi"/>
+        </w:rPr>
+        <w:t xml:space="preserve"> </w:t>
+      </w:r>
+      <w:proofErr w:type="spellStart"/>
+      <w:r>
+        <w:rPr>
+          <w:rFonts w:asciiTheme="majorHAnsi" w:hAnsiTheme="majorHAnsi"/>
+        </w:rPr>
+        <w:t>rendah</w:t>
+      </w:r>
+      <w:proofErr w:type="spellEnd"/>
+      <w:r>
+        <w:rPr>
+          <w:rFonts w:asciiTheme="majorHAnsi" w:hAnsiTheme="majorHAnsi"/>
+        </w:rPr>
+        <w:t xml:space="preserve">. </w:t>
+      </w:r>
+      <w:proofErr w:type="spellStart"/>
+      <w:r>
+        <w:rPr>
+          <w:rFonts w:asciiTheme="majorHAnsi" w:hAnsiTheme="majorHAnsi"/>
+        </w:rPr>
+        <w:t>Sebaliknya</w:t>
+      </w:r>
+      <w:proofErr w:type="spellEnd"/>
+      <w:r>
+        <w:rPr>
+          <w:rFonts w:asciiTheme="majorHAnsi" w:hAnsiTheme="majorHAnsi"/>
+        </w:rPr>
+        <w:t xml:space="preserve">, </w:t>
+      </w:r>
+      <w:proofErr w:type="spellStart"/>
+      <w:r>
+        <w:rPr>
+          <w:rFonts w:asciiTheme="majorHAnsi" w:hAnsiTheme="majorHAnsi"/>
+        </w:rPr>
+        <w:t>metode</w:t>
+      </w:r>
+      <w:proofErr w:type="spellEnd"/>
+      <w:r>
+        <w:rPr>
+          <w:rFonts w:asciiTheme="majorHAnsi" w:hAnsiTheme="majorHAnsi"/>
+        </w:rPr>
+        <w:t xml:space="preserve"> POST </w:t>
+      </w:r>
+      <w:proofErr w:type="spellStart"/>
+      <w:r>
+        <w:rPr>
+          <w:rFonts w:asciiTheme="majorHAnsi" w:hAnsiTheme="majorHAnsi"/>
+        </w:rPr>
+        <w:t>mengirimkan</w:t>
+      </w:r>
+      <w:proofErr w:type="spellEnd"/>
+      <w:r>
+        <w:rPr>
+          <w:rFonts w:asciiTheme="majorHAnsi" w:hAnsiTheme="majorHAnsi"/>
+        </w:rPr>
+        <w:t xml:space="preserve"> data </w:t>
+      </w:r>
+      <w:proofErr w:type="spellStart"/>
+      <w:r>
+        <w:rPr>
+          <w:rFonts w:asciiTheme="majorHAnsi" w:hAnsiTheme="majorHAnsi"/>
+        </w:rPr>
+        <w:t>melalui</w:t>
+      </w:r>
+      <w:proofErr w:type="spellEnd"/>
+      <w:r>
+        <w:rPr>
+          <w:rFonts w:asciiTheme="majorHAnsi" w:hAnsiTheme="majorHAnsi"/>
+        </w:rPr>
+        <w:t xml:space="preserve"> body request </w:t>
+      </w:r>
+      <w:proofErr w:type="spellStart"/>
+      <w:r>
+        <w:rPr>
+          <w:rFonts w:asciiTheme="majorHAnsi" w:hAnsiTheme="majorHAnsi"/>
+        </w:rPr>
+        <w:t>sehingga</w:t>
+      </w:r>
+      <w:proofErr w:type="spellEnd"/>
+      <w:r>
+        <w:rPr>
+          <w:rFonts w:asciiTheme="majorHAnsi" w:hAnsiTheme="majorHAnsi"/>
+        </w:rPr>
+        <w:t xml:space="preserve"> data </w:t>
+      </w:r>
+      <w:proofErr w:type="spellStart"/>
+      <w:r>
+        <w:rPr>
+          <w:rFonts w:asciiTheme="majorHAnsi" w:hAnsiTheme="majorHAnsi"/>
+        </w:rPr>
+        <w:t>tidak</w:t>
+      </w:r>
+      <w:proofErr w:type="spellEnd"/>
+      <w:r>
+        <w:rPr>
+          <w:rFonts w:asciiTheme="majorHAnsi" w:hAnsiTheme="majorHAnsi"/>
+        </w:rPr>
+        <w:t xml:space="preserve"> </w:t>
+      </w:r>
+      <w:proofErr w:type="spellStart"/>
+      <w:r>
+        <w:rPr>
+          <w:rFonts w:asciiTheme="majorHAnsi" w:hAnsiTheme="majorHAnsi"/>
+        </w:rPr>
+        <w:t>terlihat</w:t>
+      </w:r>
+      <w:proofErr w:type="spellEnd"/>
+      <w:r>
+        <w:rPr>
+          <w:rFonts w:asciiTheme="majorHAnsi" w:hAnsiTheme="majorHAnsi"/>
+        </w:rPr>
+        <w:t xml:space="preserve"> pada URL dan </w:t>
+      </w:r>
+      <w:proofErr w:type="spellStart"/>
+      <w:r>
+        <w:rPr>
+          <w:rFonts w:asciiTheme="majorHAnsi" w:hAnsiTheme="majorHAnsi"/>
+        </w:rPr>
+        <w:t>lebih</w:t>
+      </w:r>
+      <w:proofErr w:type="spellEnd"/>
+      <w:r>
+        <w:rPr>
+          <w:rFonts w:asciiTheme="majorHAnsi" w:hAnsiTheme="majorHAnsi"/>
+        </w:rPr>
+        <w:t xml:space="preserve"> </w:t>
+      </w:r>
+      <w:proofErr w:type="spellStart"/>
+      <w:r>
+        <w:rPr>
+          <w:rFonts w:asciiTheme="majorHAnsi" w:hAnsiTheme="majorHAnsi"/>
+        </w:rPr>
+        <w:t>aman</w:t>
       </w:r>
       <w:proofErr w:type="spellEnd"/>
       <w:r>
@@ -25968,483 +24638,77 @@
         <w:rPr>
           <w:rFonts w:asciiTheme="majorHAnsi" w:hAnsiTheme="majorHAnsi"/>
         </w:rPr>
-        <w:t>memanggil</w:t>
-      </w:r>
-      <w:proofErr w:type="spellEnd"/>
-      <w:r>
-        <w:rPr>
-          <w:rFonts w:asciiTheme="majorHAnsi" w:hAnsiTheme="majorHAnsi"/>
-        </w:rPr>
-        <w:t xml:space="preserve"> file PHP lain agar </w:t>
-      </w:r>
-      <w:proofErr w:type="spellStart"/>
-      <w:r>
-        <w:rPr>
-          <w:rFonts w:asciiTheme="majorHAnsi" w:hAnsiTheme="majorHAnsi"/>
-        </w:rPr>
-        <w:t>kode</w:t>
-      </w:r>
-      <w:proofErr w:type="spellEnd"/>
-      <w:r>
-        <w:rPr>
-          <w:rFonts w:asciiTheme="majorHAnsi" w:hAnsiTheme="majorHAnsi"/>
-        </w:rPr>
-        <w:t xml:space="preserve"> </w:t>
-      </w:r>
-      <w:proofErr w:type="spellStart"/>
-      <w:r>
-        <w:rPr>
-          <w:rFonts w:asciiTheme="majorHAnsi" w:hAnsiTheme="majorHAnsi"/>
-        </w:rPr>
-        <w:t>dapat</w:t>
-      </w:r>
-      <w:proofErr w:type="spellEnd"/>
-      <w:r>
-        <w:rPr>
-          <w:rFonts w:asciiTheme="majorHAnsi" w:hAnsiTheme="majorHAnsi"/>
-        </w:rPr>
-        <w:t xml:space="preserve"> </w:t>
-      </w:r>
-      <w:proofErr w:type="spellStart"/>
-      <w:r>
-        <w:rPr>
-          <w:rFonts w:asciiTheme="majorHAnsi" w:hAnsiTheme="majorHAnsi"/>
-        </w:rPr>
-        <w:t>digunakan</w:t>
-      </w:r>
-      <w:proofErr w:type="spellEnd"/>
-      <w:r>
-        <w:rPr>
-          <w:rFonts w:asciiTheme="majorHAnsi" w:hAnsiTheme="majorHAnsi"/>
-        </w:rPr>
-        <w:t xml:space="preserve"> </w:t>
-      </w:r>
-      <w:proofErr w:type="spellStart"/>
-      <w:r>
-        <w:rPr>
-          <w:rFonts w:asciiTheme="majorHAnsi" w:hAnsiTheme="majorHAnsi"/>
-        </w:rPr>
-        <w:t>kembali</w:t>
-      </w:r>
-      <w:proofErr w:type="spellEnd"/>
-      <w:r>
-        <w:rPr>
-          <w:rFonts w:asciiTheme="majorHAnsi" w:hAnsiTheme="majorHAnsi"/>
-        </w:rPr>
-        <w:t xml:space="preserve"> dan </w:t>
-      </w:r>
-      <w:proofErr w:type="spellStart"/>
-      <w:r>
-        <w:rPr>
-          <w:rFonts w:asciiTheme="majorHAnsi" w:hAnsiTheme="majorHAnsi"/>
-        </w:rPr>
-        <w:t>struktur</w:t>
-      </w:r>
-      <w:proofErr w:type="spellEnd"/>
-      <w:r>
-        <w:rPr>
-          <w:rFonts w:asciiTheme="majorHAnsi" w:hAnsiTheme="majorHAnsi"/>
-        </w:rPr>
-        <w:t xml:space="preserve"> program </w:t>
-      </w:r>
-      <w:proofErr w:type="spellStart"/>
-      <w:r>
-        <w:rPr>
-          <w:rFonts w:asciiTheme="majorHAnsi" w:hAnsiTheme="majorHAnsi"/>
-        </w:rPr>
-        <w:t>menjadi</w:t>
-      </w:r>
-      <w:proofErr w:type="spellEnd"/>
-      <w:r>
-        <w:rPr>
-          <w:rFonts w:asciiTheme="majorHAnsi" w:hAnsiTheme="majorHAnsi"/>
-        </w:rPr>
-        <w:t xml:space="preserve"> </w:t>
-      </w:r>
-      <w:proofErr w:type="spellStart"/>
-      <w:r>
-        <w:rPr>
-          <w:rFonts w:asciiTheme="majorHAnsi" w:hAnsiTheme="majorHAnsi"/>
-        </w:rPr>
-        <w:t>lebih</w:t>
-      </w:r>
-      <w:proofErr w:type="spellEnd"/>
-      <w:r>
-        <w:rPr>
-          <w:rFonts w:asciiTheme="majorHAnsi" w:hAnsiTheme="majorHAnsi"/>
-        </w:rPr>
-        <w:t xml:space="preserve"> </w:t>
-      </w:r>
-      <w:proofErr w:type="spellStart"/>
-      <w:r>
-        <w:rPr>
-          <w:rFonts w:asciiTheme="majorHAnsi" w:hAnsiTheme="majorHAnsi"/>
-        </w:rPr>
-        <w:t>rapi</w:t>
-      </w:r>
-      <w:proofErr w:type="spellEnd"/>
-      <w:r>
-        <w:rPr>
-          <w:rFonts w:asciiTheme="majorHAnsi" w:hAnsiTheme="majorHAnsi"/>
-        </w:rPr>
-        <w:t xml:space="preserve">. </w:t>
-      </w:r>
-      <w:proofErr w:type="spellStart"/>
-      <w:r>
-        <w:rPr>
-          <w:rFonts w:asciiTheme="majorHAnsi" w:hAnsiTheme="majorHAnsi"/>
-        </w:rPr>
-        <w:t>Perbedaan</w:t>
-      </w:r>
-      <w:proofErr w:type="spellEnd"/>
-      <w:r>
-        <w:rPr>
-          <w:rFonts w:asciiTheme="majorHAnsi" w:hAnsiTheme="majorHAnsi"/>
-        </w:rPr>
-        <w:t xml:space="preserve"> </w:t>
-      </w:r>
-      <w:proofErr w:type="spellStart"/>
-      <w:r>
-        <w:rPr>
-          <w:rFonts w:asciiTheme="majorHAnsi" w:hAnsiTheme="majorHAnsi"/>
-        </w:rPr>
-        <w:t>utama</w:t>
-      </w:r>
-      <w:proofErr w:type="spellEnd"/>
-      <w:r>
-        <w:rPr>
-          <w:rFonts w:asciiTheme="majorHAnsi" w:hAnsiTheme="majorHAnsi"/>
-        </w:rPr>
-        <w:t xml:space="preserve"> </w:t>
-      </w:r>
-      <w:proofErr w:type="spellStart"/>
-      <w:r>
-        <w:rPr>
-          <w:rFonts w:asciiTheme="majorHAnsi" w:hAnsiTheme="majorHAnsi"/>
-        </w:rPr>
-        <w:t>keduanya</w:t>
-      </w:r>
-      <w:proofErr w:type="spellEnd"/>
-      <w:r>
-        <w:rPr>
-          <w:rFonts w:asciiTheme="majorHAnsi" w:hAnsiTheme="majorHAnsi"/>
-        </w:rPr>
-        <w:t xml:space="preserve"> </w:t>
-      </w:r>
-      <w:proofErr w:type="spellStart"/>
-      <w:r>
-        <w:rPr>
-          <w:rFonts w:asciiTheme="majorHAnsi" w:hAnsiTheme="majorHAnsi"/>
-        </w:rPr>
-        <w:t>terletak</w:t>
-      </w:r>
-      <w:proofErr w:type="spellEnd"/>
-      <w:r>
-        <w:rPr>
-          <w:rFonts w:asciiTheme="majorHAnsi" w:hAnsiTheme="majorHAnsi"/>
-        </w:rPr>
-        <w:t xml:space="preserve"> pada </w:t>
-      </w:r>
-      <w:proofErr w:type="spellStart"/>
-      <w:r>
-        <w:rPr>
-          <w:rFonts w:asciiTheme="majorHAnsi" w:hAnsiTheme="majorHAnsi"/>
-        </w:rPr>
-        <w:t>penanganan</w:t>
-      </w:r>
-      <w:proofErr w:type="spellEnd"/>
-      <w:r>
-        <w:rPr>
-          <w:rFonts w:asciiTheme="majorHAnsi" w:hAnsiTheme="majorHAnsi"/>
-        </w:rPr>
-        <w:t xml:space="preserve"> error. Jika file yang </w:t>
-      </w:r>
-      <w:proofErr w:type="spellStart"/>
-      <w:r>
-        <w:rPr>
-          <w:rFonts w:asciiTheme="majorHAnsi" w:hAnsiTheme="majorHAnsi"/>
-        </w:rPr>
-        <w:t>dipanggil</w:t>
-      </w:r>
-      <w:proofErr w:type="spellEnd"/>
-      <w:r>
-        <w:rPr>
-          <w:rFonts w:asciiTheme="majorHAnsi" w:hAnsiTheme="majorHAnsi"/>
-        </w:rPr>
-        <w:t xml:space="preserve"> </w:t>
-      </w:r>
-      <w:proofErr w:type="spellStart"/>
-      <w:r>
-        <w:rPr>
-          <w:rFonts w:asciiTheme="majorHAnsi" w:hAnsiTheme="majorHAnsi"/>
-        </w:rPr>
-        <w:t>menggunakan</w:t>
-      </w:r>
-      <w:proofErr w:type="spellEnd"/>
-      <w:r>
-        <w:rPr>
-          <w:rFonts w:asciiTheme="majorHAnsi" w:hAnsiTheme="majorHAnsi"/>
-        </w:rPr>
-        <w:t xml:space="preserve"> require </w:t>
-      </w:r>
-      <w:proofErr w:type="spellStart"/>
-      <w:r>
-        <w:rPr>
-          <w:rFonts w:asciiTheme="majorHAnsi" w:hAnsiTheme="majorHAnsi"/>
-        </w:rPr>
-        <w:t>tidak</w:t>
-      </w:r>
-      <w:proofErr w:type="spellEnd"/>
-      <w:r>
-        <w:rPr>
-          <w:rFonts w:asciiTheme="majorHAnsi" w:hAnsiTheme="majorHAnsi"/>
-        </w:rPr>
-        <w:t xml:space="preserve"> </w:t>
-      </w:r>
-      <w:proofErr w:type="spellStart"/>
-      <w:r>
-        <w:rPr>
-          <w:rFonts w:asciiTheme="majorHAnsi" w:hAnsiTheme="majorHAnsi"/>
-        </w:rPr>
-        <w:t>ditemukan</w:t>
-      </w:r>
-      <w:proofErr w:type="spellEnd"/>
-      <w:r>
-        <w:rPr>
-          <w:rFonts w:asciiTheme="majorHAnsi" w:hAnsiTheme="majorHAnsi"/>
-        </w:rPr>
-        <w:t xml:space="preserve">, </w:t>
-      </w:r>
-      <w:proofErr w:type="spellStart"/>
-      <w:r>
-        <w:rPr>
-          <w:rFonts w:asciiTheme="majorHAnsi" w:hAnsiTheme="majorHAnsi"/>
-        </w:rPr>
-        <w:t>maka</w:t>
-      </w:r>
-      <w:proofErr w:type="spellEnd"/>
-      <w:r>
-        <w:rPr>
-          <w:rFonts w:asciiTheme="majorHAnsi" w:hAnsiTheme="majorHAnsi"/>
-        </w:rPr>
-        <w:t xml:space="preserve"> program </w:t>
-      </w:r>
-      <w:proofErr w:type="spellStart"/>
-      <w:r>
-        <w:rPr>
-          <w:rFonts w:asciiTheme="majorHAnsi" w:hAnsiTheme="majorHAnsi"/>
-        </w:rPr>
-        <w:t>akan</w:t>
-      </w:r>
-      <w:proofErr w:type="spellEnd"/>
-      <w:r>
-        <w:rPr>
-          <w:rFonts w:asciiTheme="majorHAnsi" w:hAnsiTheme="majorHAnsi"/>
-        </w:rPr>
-        <w:t xml:space="preserve"> </w:t>
-      </w:r>
-      <w:proofErr w:type="spellStart"/>
-      <w:r>
-        <w:rPr>
-          <w:rFonts w:asciiTheme="majorHAnsi" w:hAnsiTheme="majorHAnsi"/>
-        </w:rPr>
-        <w:t>berhenti</w:t>
-      </w:r>
-      <w:proofErr w:type="spellEnd"/>
-      <w:r>
-        <w:rPr>
-          <w:rFonts w:asciiTheme="majorHAnsi" w:hAnsiTheme="majorHAnsi"/>
-        </w:rPr>
-        <w:t xml:space="preserve"> dan </w:t>
-      </w:r>
-      <w:proofErr w:type="spellStart"/>
-      <w:r>
-        <w:rPr>
-          <w:rFonts w:asciiTheme="majorHAnsi" w:hAnsiTheme="majorHAnsi"/>
-        </w:rPr>
-        <w:t>menampilkan</w:t>
-      </w:r>
-      <w:proofErr w:type="spellEnd"/>
-      <w:r>
-        <w:rPr>
-          <w:rFonts w:asciiTheme="majorHAnsi" w:hAnsiTheme="majorHAnsi"/>
-        </w:rPr>
-        <w:t xml:space="preserve"> error fatal. </w:t>
-      </w:r>
-      <w:proofErr w:type="spellStart"/>
-      <w:r>
-        <w:rPr>
-          <w:rFonts w:asciiTheme="majorHAnsi" w:hAnsiTheme="majorHAnsi"/>
-        </w:rPr>
-        <w:t>Sedangkan</w:t>
-      </w:r>
-      <w:proofErr w:type="spellEnd"/>
-      <w:r>
-        <w:rPr>
-          <w:rFonts w:asciiTheme="majorHAnsi" w:hAnsiTheme="majorHAnsi"/>
-        </w:rPr>
-        <w:t xml:space="preserve"> </w:t>
-      </w:r>
-      <w:proofErr w:type="spellStart"/>
-      <w:r>
-        <w:rPr>
-          <w:rFonts w:asciiTheme="majorHAnsi" w:hAnsiTheme="majorHAnsi"/>
-        </w:rPr>
-        <w:t>jika</w:t>
-      </w:r>
-      <w:proofErr w:type="spellEnd"/>
-      <w:r>
-        <w:rPr>
-          <w:rFonts w:asciiTheme="majorHAnsi" w:hAnsiTheme="majorHAnsi"/>
-        </w:rPr>
-        <w:t xml:space="preserve"> </w:t>
-      </w:r>
-      <w:proofErr w:type="spellStart"/>
-      <w:r>
-        <w:rPr>
-          <w:rFonts w:asciiTheme="majorHAnsi" w:hAnsiTheme="majorHAnsi"/>
-        </w:rPr>
-        <w:t>menggunakan</w:t>
-      </w:r>
-      <w:proofErr w:type="spellEnd"/>
-      <w:r>
-        <w:rPr>
-          <w:rFonts w:asciiTheme="majorHAnsi" w:hAnsiTheme="majorHAnsi"/>
-        </w:rPr>
-        <w:t xml:space="preserve"> include, program </w:t>
-      </w:r>
-      <w:proofErr w:type="spellStart"/>
-      <w:r>
-        <w:rPr>
-          <w:rFonts w:asciiTheme="majorHAnsi" w:hAnsiTheme="majorHAnsi"/>
-        </w:rPr>
-        <w:t>tetap</w:t>
-      </w:r>
-      <w:proofErr w:type="spellEnd"/>
-      <w:r>
-        <w:rPr>
-          <w:rFonts w:asciiTheme="majorHAnsi" w:hAnsiTheme="majorHAnsi"/>
-        </w:rPr>
-        <w:t xml:space="preserve"> </w:t>
-      </w:r>
-      <w:proofErr w:type="spellStart"/>
-      <w:r>
-        <w:rPr>
-          <w:rFonts w:asciiTheme="majorHAnsi" w:hAnsiTheme="majorHAnsi"/>
-        </w:rPr>
-        <w:t>berjalan</w:t>
-      </w:r>
-      <w:proofErr w:type="spellEnd"/>
-      <w:r>
-        <w:rPr>
-          <w:rFonts w:asciiTheme="majorHAnsi" w:hAnsiTheme="majorHAnsi"/>
-        </w:rPr>
-        <w:t xml:space="preserve"> </w:t>
-      </w:r>
-      <w:proofErr w:type="spellStart"/>
-      <w:r>
-        <w:rPr>
-          <w:rFonts w:asciiTheme="majorHAnsi" w:hAnsiTheme="majorHAnsi"/>
-        </w:rPr>
-        <w:t>meskipun</w:t>
-      </w:r>
-      <w:proofErr w:type="spellEnd"/>
-      <w:r>
-        <w:rPr>
-          <w:rFonts w:asciiTheme="majorHAnsi" w:hAnsiTheme="majorHAnsi"/>
-        </w:rPr>
-        <w:t xml:space="preserve"> file yang </w:t>
-      </w:r>
-      <w:proofErr w:type="spellStart"/>
-      <w:r>
-        <w:rPr>
-          <w:rFonts w:asciiTheme="majorHAnsi" w:hAnsiTheme="majorHAnsi"/>
-        </w:rPr>
-        <w:t>dipanggil</w:t>
-      </w:r>
-      <w:proofErr w:type="spellEnd"/>
-      <w:r>
-        <w:rPr>
-          <w:rFonts w:asciiTheme="majorHAnsi" w:hAnsiTheme="majorHAnsi"/>
-        </w:rPr>
-        <w:t xml:space="preserve"> </w:t>
-      </w:r>
-      <w:proofErr w:type="spellStart"/>
-      <w:r>
-        <w:rPr>
-          <w:rFonts w:asciiTheme="majorHAnsi" w:hAnsiTheme="majorHAnsi"/>
-        </w:rPr>
-        <w:t>tidak</w:t>
-      </w:r>
-      <w:proofErr w:type="spellEnd"/>
-      <w:r>
-        <w:rPr>
-          <w:rFonts w:asciiTheme="majorHAnsi" w:hAnsiTheme="majorHAnsi"/>
-        </w:rPr>
-        <w:t xml:space="preserve"> </w:t>
-      </w:r>
-      <w:proofErr w:type="spellStart"/>
-      <w:r>
-        <w:rPr>
-          <w:rFonts w:asciiTheme="majorHAnsi" w:hAnsiTheme="majorHAnsi"/>
-        </w:rPr>
-        <w:t>ditemukan</w:t>
-      </w:r>
-      <w:proofErr w:type="spellEnd"/>
-      <w:r>
-        <w:rPr>
-          <w:rFonts w:asciiTheme="majorHAnsi" w:hAnsiTheme="majorHAnsi"/>
-        </w:rPr>
-        <w:t xml:space="preserve">, </w:t>
-      </w:r>
-      <w:proofErr w:type="spellStart"/>
-      <w:r>
-        <w:rPr>
-          <w:rFonts w:asciiTheme="majorHAnsi" w:hAnsiTheme="majorHAnsi"/>
-        </w:rPr>
-        <w:t>namun</w:t>
-      </w:r>
-      <w:proofErr w:type="spellEnd"/>
-      <w:r>
-        <w:rPr>
-          <w:rFonts w:asciiTheme="majorHAnsi" w:hAnsiTheme="majorHAnsi"/>
-        </w:rPr>
-        <w:t xml:space="preserve"> </w:t>
-      </w:r>
-      <w:proofErr w:type="spellStart"/>
-      <w:r>
-        <w:rPr>
-          <w:rFonts w:asciiTheme="majorHAnsi" w:hAnsiTheme="majorHAnsi"/>
-        </w:rPr>
-        <w:t>akan</w:t>
-      </w:r>
-      <w:proofErr w:type="spellEnd"/>
-      <w:r>
-        <w:rPr>
-          <w:rFonts w:asciiTheme="majorHAnsi" w:hAnsiTheme="majorHAnsi"/>
-        </w:rPr>
-        <w:t xml:space="preserve"> </w:t>
-      </w:r>
-      <w:proofErr w:type="spellStart"/>
-      <w:r>
-        <w:rPr>
-          <w:rFonts w:asciiTheme="majorHAnsi" w:hAnsiTheme="majorHAnsi"/>
-        </w:rPr>
-        <w:t>menampilkan</w:t>
-      </w:r>
-      <w:proofErr w:type="spellEnd"/>
-      <w:r>
-        <w:rPr>
-          <w:rFonts w:asciiTheme="majorHAnsi" w:hAnsiTheme="majorHAnsi"/>
-        </w:rPr>
-        <w:t xml:space="preserve"> </w:t>
-      </w:r>
-      <w:proofErr w:type="spellStart"/>
-      <w:r>
-        <w:rPr>
-          <w:rFonts w:asciiTheme="majorHAnsi" w:hAnsiTheme="majorHAnsi"/>
-        </w:rPr>
-        <w:t>peringatan</w:t>
+        <w:t>pengiriman</w:t>
+      </w:r>
+      <w:proofErr w:type="spellEnd"/>
+      <w:r>
+        <w:rPr>
+          <w:rFonts w:asciiTheme="majorHAnsi" w:hAnsiTheme="majorHAnsi"/>
+        </w:rPr>
+        <w:t xml:space="preserve"> data yang </w:t>
+      </w:r>
+      <w:proofErr w:type="spellStart"/>
+      <w:r>
+        <w:rPr>
+          <w:rFonts w:asciiTheme="majorHAnsi" w:hAnsiTheme="majorHAnsi"/>
+        </w:rPr>
+        <w:t>bersifat</w:t>
+      </w:r>
+      <w:proofErr w:type="spellEnd"/>
+      <w:r>
+        <w:rPr>
+          <w:rFonts w:asciiTheme="majorHAnsi" w:hAnsiTheme="majorHAnsi"/>
+        </w:rPr>
+        <w:t xml:space="preserve"> </w:t>
+      </w:r>
+      <w:proofErr w:type="spellStart"/>
+      <w:r>
+        <w:rPr>
+          <w:rFonts w:asciiTheme="majorHAnsi" w:hAnsiTheme="majorHAnsi"/>
+        </w:rPr>
+        <w:t>penting</w:t>
+      </w:r>
+      <w:proofErr w:type="spellEnd"/>
+      <w:r>
+        <w:rPr>
+          <w:rFonts w:asciiTheme="majorHAnsi" w:hAnsiTheme="majorHAnsi"/>
+        </w:rPr>
+        <w:t xml:space="preserve"> </w:t>
+      </w:r>
+      <w:proofErr w:type="spellStart"/>
+      <w:r>
+        <w:rPr>
+          <w:rFonts w:asciiTheme="majorHAnsi" w:hAnsiTheme="majorHAnsi"/>
+        </w:rPr>
+        <w:t>seperti</w:t>
+      </w:r>
+      <w:proofErr w:type="spellEnd"/>
+      <w:r>
+        <w:rPr>
+          <w:rFonts w:asciiTheme="majorHAnsi" w:hAnsiTheme="majorHAnsi"/>
+        </w:rPr>
+        <w:t xml:space="preserve"> data login </w:t>
+      </w:r>
+      <w:proofErr w:type="spellStart"/>
+      <w:r>
+        <w:rPr>
+          <w:rFonts w:asciiTheme="majorHAnsi" w:hAnsiTheme="majorHAnsi"/>
+        </w:rPr>
+        <w:t>atau</w:t>
+      </w:r>
+      <w:proofErr w:type="spellEnd"/>
+      <w:r>
+        <w:rPr>
+          <w:rFonts w:asciiTheme="majorHAnsi" w:hAnsiTheme="majorHAnsi"/>
+        </w:rPr>
+        <w:t xml:space="preserve"> data </w:t>
+      </w:r>
+      <w:proofErr w:type="spellStart"/>
+      <w:r>
+        <w:rPr>
+          <w:rFonts w:asciiTheme="majorHAnsi" w:hAnsiTheme="majorHAnsi"/>
+        </w:rPr>
+        <w:t>formulir</w:t>
       </w:r>
       <w:proofErr w:type="spellEnd"/>
       <w:r>
@@ -26460,47 +24724,53 @@
           <w:rFonts w:asciiTheme="majorHAnsi" w:hAnsiTheme="majorHAnsi"/>
         </w:rPr>
       </w:pPr>
-      <w:proofErr w:type="spellStart"/>
-      <w:r>
-        <w:rPr>
-          <w:rFonts w:asciiTheme="majorHAnsi" w:hAnsiTheme="majorHAnsi"/>
-        </w:rPr>
-        <w:t>Berdasarkan</w:t>
-      </w:r>
-      <w:proofErr w:type="spellEnd"/>
-      <w:r>
-        <w:rPr>
-          <w:rFonts w:asciiTheme="majorHAnsi" w:hAnsiTheme="majorHAnsi"/>
-        </w:rPr>
-        <w:t xml:space="preserve"> </w:t>
-      </w:r>
-      <w:proofErr w:type="spellStart"/>
-      <w:r>
-        <w:rPr>
-          <w:rFonts w:asciiTheme="majorHAnsi" w:hAnsiTheme="majorHAnsi"/>
-        </w:rPr>
-        <w:t>implementasi</w:t>
-      </w:r>
-      <w:proofErr w:type="spellEnd"/>
-      <w:r>
-        <w:rPr>
-          <w:rFonts w:asciiTheme="majorHAnsi" w:hAnsiTheme="majorHAnsi"/>
-        </w:rPr>
-        <w:t xml:space="preserve"> yang </w:t>
-      </w:r>
-      <w:proofErr w:type="spellStart"/>
-      <w:r>
-        <w:rPr>
-          <w:rFonts w:asciiTheme="majorHAnsi" w:hAnsiTheme="majorHAnsi"/>
-        </w:rPr>
-        <w:t>dilakukan</w:t>
-      </w:r>
-      <w:proofErr w:type="spellEnd"/>
-      <w:r>
-        <w:rPr>
-          <w:rFonts w:asciiTheme="majorHAnsi" w:hAnsiTheme="majorHAnsi"/>
-        </w:rPr>
-        <w:t xml:space="preserve">, </w:t>
+      <w:r>
+        <w:rPr>
+          <w:rFonts w:asciiTheme="majorHAnsi" w:hAnsiTheme="majorHAnsi"/>
+        </w:rPr>
+        <w:t xml:space="preserve">Dalam </w:t>
+      </w:r>
+      <w:proofErr w:type="spellStart"/>
+      <w:r>
+        <w:rPr>
+          <w:rFonts w:asciiTheme="majorHAnsi" w:hAnsiTheme="majorHAnsi"/>
+        </w:rPr>
+        <w:t>praktikum</w:t>
+      </w:r>
+      <w:proofErr w:type="spellEnd"/>
+      <w:r>
+        <w:rPr>
+          <w:rFonts w:asciiTheme="majorHAnsi" w:hAnsiTheme="majorHAnsi"/>
+        </w:rPr>
+        <w:t xml:space="preserve"> </w:t>
+      </w:r>
+      <w:proofErr w:type="spellStart"/>
+      <w:r>
+        <w:rPr>
+          <w:rFonts w:asciiTheme="majorHAnsi" w:hAnsiTheme="majorHAnsi"/>
+        </w:rPr>
+        <w:t>ini</w:t>
+      </w:r>
+      <w:proofErr w:type="spellEnd"/>
+      <w:r>
+        <w:rPr>
+          <w:rFonts w:asciiTheme="majorHAnsi" w:hAnsiTheme="majorHAnsi"/>
+        </w:rPr>
+        <w:t xml:space="preserve"> juga </w:t>
+      </w:r>
+      <w:proofErr w:type="spellStart"/>
+      <w:r>
+        <w:rPr>
+          <w:rFonts w:asciiTheme="majorHAnsi" w:hAnsiTheme="majorHAnsi"/>
+        </w:rPr>
+        <w:t>diterapkan</w:t>
+      </w:r>
+      <w:proofErr w:type="spellEnd"/>
+      <w:r>
+        <w:rPr>
+          <w:rFonts w:asciiTheme="majorHAnsi" w:hAnsiTheme="majorHAnsi"/>
+        </w:rPr>
+        <w:t xml:space="preserve"> </w:t>
       </w:r>
       <w:proofErr w:type="spellStart"/>
       <w:r>
@@ -26514,440 +24784,1140 @@
         <w:rPr>
           <w:rFonts w:asciiTheme="majorHAnsi" w:hAnsiTheme="majorHAnsi"/>
         </w:rPr>
-        <w:t xml:space="preserve"> form </w:t>
-      </w:r>
-      <w:proofErr w:type="spellStart"/>
-      <w:r>
-        <w:rPr>
-          <w:rFonts w:asciiTheme="majorHAnsi" w:hAnsiTheme="majorHAnsi"/>
-        </w:rPr>
-        <w:t>dengan</w:t>
-      </w:r>
-      <w:proofErr w:type="spellEnd"/>
-      <w:r>
-        <w:rPr>
-          <w:rFonts w:asciiTheme="majorHAnsi" w:hAnsiTheme="majorHAnsi"/>
-        </w:rPr>
-        <w:t xml:space="preserve"> </w:t>
-      </w:r>
-      <w:proofErr w:type="spellStart"/>
-      <w:r>
-        <w:rPr>
-          <w:rFonts w:asciiTheme="majorHAnsi" w:hAnsiTheme="majorHAnsi"/>
-        </w:rPr>
-        <w:t>metode</w:t>
-      </w:r>
-      <w:proofErr w:type="spellEnd"/>
-      <w:r>
-        <w:rPr>
-          <w:rFonts w:asciiTheme="majorHAnsi" w:hAnsiTheme="majorHAnsi"/>
-        </w:rPr>
-        <w:t xml:space="preserve"> POST </w:t>
-      </w:r>
-      <w:proofErr w:type="spellStart"/>
-      <w:r>
-        <w:rPr>
-          <w:rFonts w:asciiTheme="majorHAnsi" w:hAnsiTheme="majorHAnsi"/>
-        </w:rPr>
-        <w:t>lebih</w:t>
-      </w:r>
-      <w:proofErr w:type="spellEnd"/>
-      <w:r>
-        <w:rPr>
-          <w:rFonts w:asciiTheme="majorHAnsi" w:hAnsiTheme="majorHAnsi"/>
-        </w:rPr>
-        <w:t xml:space="preserve"> </w:t>
-      </w:r>
-      <w:proofErr w:type="spellStart"/>
-      <w:r>
-        <w:rPr>
-          <w:rFonts w:asciiTheme="majorHAnsi" w:hAnsiTheme="majorHAnsi"/>
-        </w:rPr>
-        <w:t>direkomendasikan</w:t>
-      </w:r>
-      <w:proofErr w:type="spellEnd"/>
-      <w:r>
-        <w:rPr>
-          <w:rFonts w:asciiTheme="majorHAnsi" w:hAnsiTheme="majorHAnsi"/>
-        </w:rPr>
-        <w:t xml:space="preserve"> </w:t>
-      </w:r>
-      <w:proofErr w:type="spellStart"/>
-      <w:r>
-        <w:rPr>
-          <w:rFonts w:asciiTheme="majorHAnsi" w:hAnsiTheme="majorHAnsi"/>
-        </w:rPr>
-        <w:t>untuk</w:t>
-      </w:r>
-      <w:proofErr w:type="spellEnd"/>
-      <w:r>
-        <w:rPr>
-          <w:rFonts w:asciiTheme="majorHAnsi" w:hAnsiTheme="majorHAnsi"/>
-        </w:rPr>
-        <w:t xml:space="preserve"> </w:t>
-      </w:r>
-      <w:proofErr w:type="spellStart"/>
-      <w:r>
-        <w:rPr>
-          <w:rFonts w:asciiTheme="majorHAnsi" w:hAnsiTheme="majorHAnsi"/>
-        </w:rPr>
-        <w:t>pengolahan</w:t>
-      </w:r>
-      <w:proofErr w:type="spellEnd"/>
-      <w:r>
-        <w:rPr>
-          <w:rFonts w:asciiTheme="majorHAnsi" w:hAnsiTheme="majorHAnsi"/>
-        </w:rPr>
-        <w:t xml:space="preserve"> data input </w:t>
-      </w:r>
-      <w:proofErr w:type="spellStart"/>
-      <w:r>
-        <w:rPr>
-          <w:rFonts w:asciiTheme="majorHAnsi" w:hAnsiTheme="majorHAnsi"/>
-        </w:rPr>
-        <w:t>karena</w:t>
-      </w:r>
-      <w:proofErr w:type="spellEnd"/>
-      <w:r>
-        <w:rPr>
-          <w:rFonts w:asciiTheme="majorHAnsi" w:hAnsiTheme="majorHAnsi"/>
-        </w:rPr>
-        <w:t xml:space="preserve"> </w:t>
-      </w:r>
-      <w:proofErr w:type="spellStart"/>
-      <w:r>
-        <w:rPr>
-          <w:rFonts w:asciiTheme="majorHAnsi" w:hAnsiTheme="majorHAnsi"/>
-        </w:rPr>
-        <w:t>lebih</w:t>
-      </w:r>
-      <w:proofErr w:type="spellEnd"/>
-      <w:r>
-        <w:rPr>
-          <w:rFonts w:asciiTheme="majorHAnsi" w:hAnsiTheme="majorHAnsi"/>
-        </w:rPr>
-        <w:t xml:space="preserve"> </w:t>
-      </w:r>
-      <w:proofErr w:type="spellStart"/>
-      <w:r>
-        <w:rPr>
-          <w:rFonts w:asciiTheme="majorHAnsi" w:hAnsiTheme="majorHAnsi"/>
-        </w:rPr>
-        <w:t>aman</w:t>
-      </w:r>
-      <w:proofErr w:type="spellEnd"/>
-      <w:r>
-        <w:rPr>
-          <w:rFonts w:asciiTheme="majorHAnsi" w:hAnsiTheme="majorHAnsi"/>
-        </w:rPr>
-        <w:t xml:space="preserve"> dan </w:t>
-      </w:r>
-      <w:proofErr w:type="spellStart"/>
-      <w:r>
-        <w:rPr>
-          <w:rFonts w:asciiTheme="majorHAnsi" w:hAnsiTheme="majorHAnsi"/>
-        </w:rPr>
-        <w:t>tidak</w:t>
-      </w:r>
-      <w:proofErr w:type="spellEnd"/>
-      <w:r>
-        <w:rPr>
-          <w:rFonts w:asciiTheme="majorHAnsi" w:hAnsiTheme="majorHAnsi"/>
-        </w:rPr>
-        <w:t xml:space="preserve"> </w:t>
-      </w:r>
-      <w:proofErr w:type="spellStart"/>
-      <w:r>
-        <w:rPr>
-          <w:rFonts w:asciiTheme="majorHAnsi" w:hAnsiTheme="majorHAnsi"/>
-        </w:rPr>
-        <w:t>menampilkan</w:t>
-      </w:r>
-      <w:proofErr w:type="spellEnd"/>
-      <w:r>
-        <w:rPr>
-          <w:rFonts w:asciiTheme="majorHAnsi" w:hAnsiTheme="majorHAnsi"/>
-        </w:rPr>
-        <w:t xml:space="preserve"> </w:t>
-      </w:r>
-      <w:r>
-        <w:rPr>
-          <w:rFonts w:asciiTheme="majorHAnsi" w:hAnsiTheme="majorHAnsi"/>
-        </w:rPr>
-        <w:lastRenderedPageBreak/>
-        <w:t xml:space="preserve">data </w:t>
-      </w:r>
-      <w:proofErr w:type="spellStart"/>
-      <w:r>
-        <w:rPr>
-          <w:rFonts w:asciiTheme="majorHAnsi" w:hAnsiTheme="majorHAnsi"/>
-        </w:rPr>
-        <w:t>secara</w:t>
-      </w:r>
-      <w:proofErr w:type="spellEnd"/>
-      <w:r>
-        <w:rPr>
-          <w:rFonts w:asciiTheme="majorHAnsi" w:hAnsiTheme="majorHAnsi"/>
-        </w:rPr>
-        <w:t xml:space="preserve"> </w:t>
-      </w:r>
-      <w:proofErr w:type="spellStart"/>
-      <w:r>
-        <w:rPr>
-          <w:rFonts w:asciiTheme="majorHAnsi" w:hAnsiTheme="majorHAnsi"/>
-        </w:rPr>
-        <w:t>langsung</w:t>
-      </w:r>
-      <w:proofErr w:type="spellEnd"/>
-      <w:r>
-        <w:rPr>
-          <w:rFonts w:asciiTheme="majorHAnsi" w:hAnsiTheme="majorHAnsi"/>
-        </w:rPr>
-        <w:t xml:space="preserve"> pada URL. </w:t>
-      </w:r>
-      <w:proofErr w:type="spellStart"/>
-      <w:r>
-        <w:rPr>
-          <w:rFonts w:asciiTheme="majorHAnsi" w:hAnsiTheme="majorHAnsi"/>
-        </w:rPr>
-        <w:t>Sementara</w:t>
-      </w:r>
-      <w:proofErr w:type="spellEnd"/>
-      <w:r>
-        <w:rPr>
-          <w:rFonts w:asciiTheme="majorHAnsi" w:hAnsiTheme="majorHAnsi"/>
-        </w:rPr>
-        <w:t xml:space="preserve"> </w:t>
-      </w:r>
-      <w:proofErr w:type="spellStart"/>
-      <w:r>
-        <w:rPr>
-          <w:rFonts w:asciiTheme="majorHAnsi" w:hAnsiTheme="majorHAnsi"/>
-        </w:rPr>
-        <w:t>itu</w:t>
-      </w:r>
-      <w:proofErr w:type="spellEnd"/>
-      <w:r>
-        <w:rPr>
-          <w:rFonts w:asciiTheme="majorHAnsi" w:hAnsiTheme="majorHAnsi"/>
-        </w:rPr>
-        <w:t xml:space="preserve">, </w:t>
-      </w:r>
-      <w:proofErr w:type="spellStart"/>
-      <w:r>
-        <w:rPr>
-          <w:rFonts w:asciiTheme="majorHAnsi" w:hAnsiTheme="majorHAnsi"/>
-        </w:rPr>
-        <w:t>penggunaan</w:t>
-      </w:r>
-      <w:proofErr w:type="spellEnd"/>
-      <w:r>
-        <w:rPr>
-          <w:rFonts w:asciiTheme="majorHAnsi" w:hAnsiTheme="majorHAnsi"/>
-        </w:rPr>
-        <w:t xml:space="preserve"> require dan include sangat </w:t>
-      </w:r>
-      <w:proofErr w:type="spellStart"/>
-      <w:r>
-        <w:rPr>
-          <w:rFonts w:asciiTheme="majorHAnsi" w:hAnsiTheme="majorHAnsi"/>
-        </w:rPr>
-        <w:t>membantu</w:t>
-      </w:r>
-      <w:proofErr w:type="spellEnd"/>
-      <w:r>
-        <w:rPr>
-          <w:rFonts w:asciiTheme="majorHAnsi" w:hAnsiTheme="majorHAnsi"/>
-        </w:rPr>
-        <w:t xml:space="preserve"> </w:t>
-      </w:r>
-      <w:proofErr w:type="spellStart"/>
-      <w:r>
-        <w:rPr>
-          <w:rFonts w:asciiTheme="majorHAnsi" w:hAnsiTheme="majorHAnsi"/>
-        </w:rPr>
-        <w:t>dalam</w:t>
-      </w:r>
-      <w:proofErr w:type="spellEnd"/>
-      <w:r>
-        <w:rPr>
-          <w:rFonts w:asciiTheme="majorHAnsi" w:hAnsiTheme="majorHAnsi"/>
-        </w:rPr>
-        <w:t xml:space="preserve"> </w:t>
-      </w:r>
-      <w:proofErr w:type="spellStart"/>
-      <w:r>
-        <w:rPr>
-          <w:rFonts w:asciiTheme="majorHAnsi" w:hAnsiTheme="majorHAnsi"/>
-        </w:rPr>
-        <w:t>modularisasi</w:t>
-      </w:r>
-      <w:proofErr w:type="spellEnd"/>
-      <w:r>
-        <w:rPr>
-          <w:rFonts w:asciiTheme="majorHAnsi" w:hAnsiTheme="majorHAnsi"/>
-        </w:rPr>
-        <w:t xml:space="preserve"> </w:t>
-      </w:r>
-      <w:proofErr w:type="spellStart"/>
-      <w:r>
-        <w:rPr>
-          <w:rFonts w:asciiTheme="majorHAnsi" w:hAnsiTheme="majorHAnsi"/>
-        </w:rPr>
-        <w:t>kode</w:t>
-      </w:r>
-      <w:proofErr w:type="spellEnd"/>
-      <w:r>
-        <w:rPr>
-          <w:rFonts w:asciiTheme="majorHAnsi" w:hAnsiTheme="majorHAnsi"/>
-        </w:rPr>
-        <w:t xml:space="preserve"> </w:t>
-      </w:r>
-      <w:proofErr w:type="spellStart"/>
-      <w:r>
-        <w:rPr>
-          <w:rFonts w:asciiTheme="majorHAnsi" w:hAnsiTheme="majorHAnsi"/>
-        </w:rPr>
-        <w:t>sehingga</w:t>
-      </w:r>
-      <w:proofErr w:type="spellEnd"/>
-      <w:r>
-        <w:rPr>
-          <w:rFonts w:asciiTheme="majorHAnsi" w:hAnsiTheme="majorHAnsi"/>
-        </w:rPr>
-        <w:t xml:space="preserve"> </w:t>
-      </w:r>
-      <w:proofErr w:type="spellStart"/>
-      <w:r>
-        <w:rPr>
-          <w:rFonts w:asciiTheme="majorHAnsi" w:hAnsiTheme="majorHAnsi"/>
-        </w:rPr>
-        <w:t>pengembangan</w:t>
-      </w:r>
-      <w:proofErr w:type="spellEnd"/>
-      <w:r>
-        <w:rPr>
-          <w:rFonts w:asciiTheme="majorHAnsi" w:hAnsiTheme="majorHAnsi"/>
-        </w:rPr>
-        <w:t xml:space="preserve"> </w:t>
-      </w:r>
-      <w:proofErr w:type="spellStart"/>
-      <w:r>
-        <w:rPr>
-          <w:rFonts w:asciiTheme="majorHAnsi" w:hAnsiTheme="majorHAnsi"/>
-        </w:rPr>
-        <w:t>aplikasi</w:t>
-      </w:r>
-      <w:proofErr w:type="spellEnd"/>
-      <w:r>
-        <w:rPr>
-          <w:rFonts w:asciiTheme="majorHAnsi" w:hAnsiTheme="majorHAnsi"/>
-        </w:rPr>
-        <w:t xml:space="preserve"> web </w:t>
-      </w:r>
-      <w:proofErr w:type="spellStart"/>
-      <w:r>
-        <w:rPr>
-          <w:rFonts w:asciiTheme="majorHAnsi" w:hAnsiTheme="majorHAnsi"/>
-        </w:rPr>
-        <w:t>menjadi</w:t>
-      </w:r>
-      <w:proofErr w:type="spellEnd"/>
-      <w:r>
-        <w:rPr>
-          <w:rFonts w:asciiTheme="majorHAnsi" w:hAnsiTheme="majorHAnsi"/>
-        </w:rPr>
-        <w:t xml:space="preserve"> </w:t>
-      </w:r>
-      <w:proofErr w:type="spellStart"/>
-      <w:r>
-        <w:rPr>
-          <w:rFonts w:asciiTheme="majorHAnsi" w:hAnsiTheme="majorHAnsi"/>
-        </w:rPr>
-        <w:t>lebih</w:t>
-      </w:r>
-      <w:proofErr w:type="spellEnd"/>
-      <w:r>
-        <w:rPr>
-          <w:rFonts w:asciiTheme="majorHAnsi" w:hAnsiTheme="majorHAnsi"/>
-        </w:rPr>
-        <w:t xml:space="preserve"> </w:t>
-      </w:r>
-      <w:proofErr w:type="spellStart"/>
-      <w:r>
-        <w:rPr>
-          <w:rFonts w:asciiTheme="majorHAnsi" w:hAnsiTheme="majorHAnsi"/>
-        </w:rPr>
-        <w:t>terstruktur</w:t>
-      </w:r>
-      <w:proofErr w:type="spellEnd"/>
-      <w:r>
-        <w:rPr>
-          <w:rFonts w:asciiTheme="majorHAnsi" w:hAnsiTheme="majorHAnsi"/>
-        </w:rPr>
-        <w:t xml:space="preserve"> dan </w:t>
-      </w:r>
-      <w:proofErr w:type="spellStart"/>
-      <w:r>
-        <w:rPr>
-          <w:rFonts w:asciiTheme="majorHAnsi" w:hAnsiTheme="majorHAnsi"/>
-        </w:rPr>
-        <w:t>mudah</w:t>
-      </w:r>
-      <w:proofErr w:type="spellEnd"/>
-      <w:r>
-        <w:rPr>
-          <w:rFonts w:asciiTheme="majorHAnsi" w:hAnsiTheme="majorHAnsi"/>
-        </w:rPr>
-        <w:t xml:space="preserve"> </w:t>
-      </w:r>
-      <w:proofErr w:type="spellStart"/>
-      <w:r>
-        <w:rPr>
-          <w:rFonts w:asciiTheme="majorHAnsi" w:hAnsiTheme="majorHAnsi"/>
-        </w:rPr>
-        <w:t>dikelola</w:t>
-      </w:r>
-      <w:proofErr w:type="spellEnd"/>
-      <w:r>
-        <w:rPr>
-          <w:rFonts w:asciiTheme="majorHAnsi" w:hAnsiTheme="majorHAnsi"/>
-        </w:rPr>
-        <w:t>.</w:t>
-      </w:r>
-    </w:p>
-    <w:p>
-      <w:pPr>
+        <w:t xml:space="preserve"> </w:t>
+      </w:r>
+      <w:r>
         <w:rPr>
           <w:rFonts w:asciiTheme="majorHAnsi" w:hAnsiTheme="majorHAnsi"/>
           <w:b/>
           <w:bCs/>
         </w:rPr>
-      </w:pPr>
-      <w:proofErr w:type="gramStart"/>
+        <w:t>require</w:t>
+      </w:r>
+      <w:r>
+        <w:rPr>
+          <w:rFonts w:asciiTheme="majorHAnsi" w:hAnsiTheme="majorHAnsi"/>
+        </w:rPr>
+        <w:t xml:space="preserve"> dan </w:t>
+      </w:r>
       <w:r>
         <w:rPr>
           <w:rFonts w:asciiTheme="majorHAnsi" w:hAnsiTheme="majorHAnsi"/>
           <w:b/>
           <w:bCs/>
         </w:rPr>
-        <w:t xml:space="preserve">3.5 </w:t>
-      </w:r>
-      <w:r>
+        <w:t>include</w:t>
+      </w:r>
+      <w:r>
+        <w:rPr>
+          <w:rFonts w:asciiTheme="majorHAnsi" w:hAnsiTheme="majorHAnsi"/>
+        </w:rPr>
+        <w:t xml:space="preserve"> </w:t>
+      </w:r>
+      <w:proofErr w:type="spellStart"/>
+      <w:r>
+        <w:rPr>
+          <w:rFonts w:asciiTheme="majorHAnsi" w:hAnsiTheme="majorHAnsi"/>
+        </w:rPr>
+        <w:t>dalam</w:t>
+      </w:r>
+      <w:proofErr w:type="spellEnd"/>
+      <w:r>
+        <w:rPr>
+          <w:rFonts w:asciiTheme="majorHAnsi" w:hAnsiTheme="majorHAnsi"/>
+        </w:rPr>
+        <w:t xml:space="preserve"> PHP </w:t>
+      </w:r>
+      <w:proofErr w:type="spellStart"/>
+      <w:r>
+        <w:rPr>
+          <w:rFonts w:asciiTheme="majorHAnsi" w:hAnsiTheme="majorHAnsi"/>
+        </w:rPr>
+        <w:t>untuk</w:t>
+      </w:r>
+      <w:proofErr w:type="spellEnd"/>
+      <w:r>
+        <w:rPr>
+          <w:rFonts w:asciiTheme="majorHAnsi" w:hAnsiTheme="majorHAnsi"/>
+        </w:rPr>
+        <w:t xml:space="preserve"> </w:t>
+      </w:r>
+      <w:proofErr w:type="spellStart"/>
+      <w:r>
+        <w:rPr>
+          <w:rFonts w:asciiTheme="majorHAnsi" w:hAnsiTheme="majorHAnsi"/>
+        </w:rPr>
+        <w:t>mengorganisasi</w:t>
+      </w:r>
+      <w:proofErr w:type="spellEnd"/>
+      <w:r>
+        <w:rPr>
+          <w:rFonts w:asciiTheme="majorHAnsi" w:hAnsiTheme="majorHAnsi"/>
+        </w:rPr>
+        <w:t xml:space="preserve"> </w:t>
+      </w:r>
+      <w:proofErr w:type="spellStart"/>
+      <w:r>
+        <w:rPr>
+          <w:rFonts w:asciiTheme="majorHAnsi" w:hAnsiTheme="majorHAnsi"/>
+        </w:rPr>
+        <w:t>kode</w:t>
+      </w:r>
+      <w:proofErr w:type="spellEnd"/>
+      <w:r>
+        <w:rPr>
+          <w:rFonts w:asciiTheme="majorHAnsi" w:hAnsiTheme="majorHAnsi"/>
+        </w:rPr>
+        <w:t xml:space="preserve"> program. </w:t>
+      </w:r>
+      <w:proofErr w:type="spellStart"/>
+      <w:r>
+        <w:rPr>
+          <w:rFonts w:asciiTheme="majorHAnsi" w:hAnsiTheme="majorHAnsi"/>
+        </w:rPr>
+        <w:t>Kedua</w:t>
+      </w:r>
+      <w:proofErr w:type="spellEnd"/>
+      <w:r>
+        <w:rPr>
+          <w:rFonts w:asciiTheme="majorHAnsi" w:hAnsiTheme="majorHAnsi"/>
+        </w:rPr>
+        <w:t xml:space="preserve"> </w:t>
+      </w:r>
+      <w:proofErr w:type="spellStart"/>
+      <w:r>
+        <w:rPr>
+          <w:rFonts w:asciiTheme="majorHAnsi" w:hAnsiTheme="majorHAnsi"/>
+        </w:rPr>
+        <w:t>perintah</w:t>
+      </w:r>
+      <w:proofErr w:type="spellEnd"/>
+      <w:r>
+        <w:rPr>
+          <w:rFonts w:asciiTheme="majorHAnsi" w:hAnsiTheme="majorHAnsi"/>
+        </w:rPr>
+        <w:t xml:space="preserve"> </w:t>
+      </w:r>
+      <w:proofErr w:type="spellStart"/>
+      <w:r>
+        <w:rPr>
+          <w:rFonts w:asciiTheme="majorHAnsi" w:hAnsiTheme="majorHAnsi"/>
+        </w:rPr>
+        <w:t>tersebut</w:t>
+      </w:r>
+      <w:proofErr w:type="spellEnd"/>
+      <w:r>
+        <w:rPr>
+          <w:rFonts w:asciiTheme="majorHAnsi" w:hAnsiTheme="majorHAnsi"/>
+        </w:rPr>
+        <w:t xml:space="preserve"> </w:t>
+      </w:r>
+      <w:proofErr w:type="spellStart"/>
+      <w:r>
+        <w:rPr>
+          <w:rFonts w:asciiTheme="majorHAnsi" w:hAnsiTheme="majorHAnsi"/>
+        </w:rPr>
+        <w:t>digunakan</w:t>
+      </w:r>
+      <w:proofErr w:type="spellEnd"/>
+      <w:r>
+        <w:rPr>
+          <w:rFonts w:asciiTheme="majorHAnsi" w:hAnsiTheme="majorHAnsi"/>
+        </w:rPr>
+        <w:t xml:space="preserve"> </w:t>
+      </w:r>
+      <w:proofErr w:type="spellStart"/>
+      <w:r>
+        <w:rPr>
+          <w:rFonts w:asciiTheme="majorHAnsi" w:hAnsiTheme="majorHAnsi"/>
+        </w:rPr>
+        <w:t>untuk</w:t>
+      </w:r>
+      <w:proofErr w:type="spellEnd"/>
+      <w:r>
+        <w:rPr>
+          <w:rFonts w:asciiTheme="majorHAnsi" w:hAnsiTheme="majorHAnsi"/>
+        </w:rPr>
+        <w:t xml:space="preserve"> </w:t>
+      </w:r>
+      <w:proofErr w:type="spellStart"/>
+      <w:r>
+        <w:rPr>
+          <w:rFonts w:asciiTheme="majorHAnsi" w:hAnsiTheme="majorHAnsi"/>
+        </w:rPr>
+        <w:t>memanggil</w:t>
+      </w:r>
+      <w:proofErr w:type="spellEnd"/>
+      <w:r>
+        <w:rPr>
+          <w:rFonts w:asciiTheme="majorHAnsi" w:hAnsiTheme="majorHAnsi"/>
+        </w:rPr>
+        <w:t xml:space="preserve"> file PHP lain agar </w:t>
+      </w:r>
+      <w:proofErr w:type="spellStart"/>
+      <w:r>
+        <w:rPr>
+          <w:rFonts w:asciiTheme="majorHAnsi" w:hAnsiTheme="majorHAnsi"/>
+        </w:rPr>
+        <w:t>kode</w:t>
+      </w:r>
+      <w:proofErr w:type="spellEnd"/>
+      <w:r>
+        <w:rPr>
+          <w:rFonts w:asciiTheme="majorHAnsi" w:hAnsiTheme="majorHAnsi"/>
+        </w:rPr>
+        <w:t xml:space="preserve"> </w:t>
+      </w:r>
+      <w:proofErr w:type="spellStart"/>
+      <w:r>
+        <w:rPr>
+          <w:rFonts w:asciiTheme="majorHAnsi" w:hAnsiTheme="majorHAnsi"/>
+        </w:rPr>
+        <w:t>dapat</w:t>
+      </w:r>
+      <w:proofErr w:type="spellEnd"/>
+      <w:r>
+        <w:rPr>
+          <w:rFonts w:asciiTheme="majorHAnsi" w:hAnsiTheme="majorHAnsi"/>
+        </w:rPr>
+        <w:t xml:space="preserve"> </w:t>
+      </w:r>
+      <w:proofErr w:type="spellStart"/>
+      <w:r>
+        <w:rPr>
+          <w:rFonts w:asciiTheme="majorHAnsi" w:hAnsiTheme="majorHAnsi"/>
+        </w:rPr>
+        <w:t>digunakan</w:t>
+      </w:r>
+      <w:proofErr w:type="spellEnd"/>
+      <w:r>
+        <w:rPr>
+          <w:rFonts w:asciiTheme="majorHAnsi" w:hAnsiTheme="majorHAnsi"/>
+        </w:rPr>
+        <w:t xml:space="preserve"> </w:t>
+      </w:r>
+      <w:proofErr w:type="spellStart"/>
+      <w:r>
+        <w:rPr>
+          <w:rFonts w:asciiTheme="majorHAnsi" w:hAnsiTheme="majorHAnsi"/>
+        </w:rPr>
+        <w:t>kembali</w:t>
+      </w:r>
+      <w:proofErr w:type="spellEnd"/>
+      <w:r>
+        <w:rPr>
+          <w:rFonts w:asciiTheme="majorHAnsi" w:hAnsiTheme="majorHAnsi"/>
+        </w:rPr>
+        <w:t xml:space="preserve"> dan </w:t>
+      </w:r>
+      <w:proofErr w:type="spellStart"/>
+      <w:r>
+        <w:rPr>
+          <w:rFonts w:asciiTheme="majorHAnsi" w:hAnsiTheme="majorHAnsi"/>
+        </w:rPr>
+        <w:t>struktur</w:t>
+      </w:r>
+      <w:proofErr w:type="spellEnd"/>
+      <w:r>
+        <w:rPr>
+          <w:rFonts w:asciiTheme="majorHAnsi" w:hAnsiTheme="majorHAnsi"/>
+        </w:rPr>
+        <w:t xml:space="preserve"> program </w:t>
+      </w:r>
+      <w:proofErr w:type="spellStart"/>
+      <w:r>
+        <w:rPr>
+          <w:rFonts w:asciiTheme="majorHAnsi" w:hAnsiTheme="majorHAnsi"/>
+        </w:rPr>
+        <w:t>menjadi</w:t>
+      </w:r>
+      <w:proofErr w:type="spellEnd"/>
+      <w:r>
+        <w:rPr>
+          <w:rFonts w:asciiTheme="majorHAnsi" w:hAnsiTheme="majorHAnsi"/>
+        </w:rPr>
+        <w:t xml:space="preserve"> </w:t>
+      </w:r>
+      <w:proofErr w:type="spellStart"/>
+      <w:r>
+        <w:rPr>
+          <w:rFonts w:asciiTheme="majorHAnsi" w:hAnsiTheme="majorHAnsi"/>
+        </w:rPr>
+        <w:t>lebih</w:t>
+      </w:r>
+      <w:proofErr w:type="spellEnd"/>
+      <w:r>
+        <w:rPr>
+          <w:rFonts w:asciiTheme="majorHAnsi" w:hAnsiTheme="majorHAnsi"/>
+        </w:rPr>
+        <w:t xml:space="preserve"> </w:t>
+      </w:r>
+      <w:proofErr w:type="spellStart"/>
+      <w:r>
+        <w:rPr>
+          <w:rFonts w:asciiTheme="majorHAnsi" w:hAnsiTheme="majorHAnsi"/>
+        </w:rPr>
+        <w:t>rapi</w:t>
+      </w:r>
+      <w:proofErr w:type="spellEnd"/>
+      <w:r>
+        <w:rPr>
+          <w:rFonts w:asciiTheme="majorHAnsi" w:hAnsiTheme="majorHAnsi"/>
+        </w:rPr>
+        <w:t xml:space="preserve">. </w:t>
+      </w:r>
+      <w:proofErr w:type="spellStart"/>
+      <w:r>
+        <w:rPr>
+          <w:rFonts w:asciiTheme="majorHAnsi" w:hAnsiTheme="majorHAnsi"/>
+        </w:rPr>
+        <w:t>Perbedaan</w:t>
+      </w:r>
+      <w:proofErr w:type="spellEnd"/>
+      <w:r>
+        <w:rPr>
+          <w:rFonts w:asciiTheme="majorHAnsi" w:hAnsiTheme="majorHAnsi"/>
+        </w:rPr>
+        <w:t xml:space="preserve"> </w:t>
+      </w:r>
+      <w:proofErr w:type="spellStart"/>
+      <w:r>
+        <w:rPr>
+          <w:rFonts w:asciiTheme="majorHAnsi" w:hAnsiTheme="majorHAnsi"/>
+        </w:rPr>
+        <w:t>utama</w:t>
+      </w:r>
+      <w:proofErr w:type="spellEnd"/>
+      <w:r>
+        <w:rPr>
+          <w:rFonts w:asciiTheme="majorHAnsi" w:hAnsiTheme="majorHAnsi"/>
+        </w:rPr>
+        <w:t xml:space="preserve"> </w:t>
+      </w:r>
+      <w:proofErr w:type="spellStart"/>
+      <w:r>
+        <w:rPr>
+          <w:rFonts w:asciiTheme="majorHAnsi" w:hAnsiTheme="majorHAnsi"/>
+        </w:rPr>
+        <w:t>keduanya</w:t>
+      </w:r>
+      <w:proofErr w:type="spellEnd"/>
+      <w:r>
+        <w:rPr>
+          <w:rFonts w:asciiTheme="majorHAnsi" w:hAnsiTheme="majorHAnsi"/>
+        </w:rPr>
+        <w:t xml:space="preserve"> </w:t>
+      </w:r>
+      <w:proofErr w:type="spellStart"/>
+      <w:r>
+        <w:rPr>
+          <w:rFonts w:asciiTheme="majorHAnsi" w:hAnsiTheme="majorHAnsi"/>
+        </w:rPr>
+        <w:t>terletak</w:t>
+      </w:r>
+      <w:proofErr w:type="spellEnd"/>
+      <w:r>
+        <w:rPr>
+          <w:rFonts w:asciiTheme="majorHAnsi" w:hAnsiTheme="majorHAnsi"/>
+        </w:rPr>
+        <w:t xml:space="preserve"> pada </w:t>
+      </w:r>
+      <w:proofErr w:type="spellStart"/>
+      <w:r>
+        <w:rPr>
+          <w:rFonts w:asciiTheme="majorHAnsi" w:hAnsiTheme="majorHAnsi"/>
+        </w:rPr>
+        <w:t>penanganan</w:t>
+      </w:r>
+      <w:proofErr w:type="spellEnd"/>
+      <w:r>
+        <w:rPr>
+          <w:rFonts w:asciiTheme="majorHAnsi" w:hAnsiTheme="majorHAnsi"/>
+        </w:rPr>
+        <w:t xml:space="preserve"> error. Jika file yang </w:t>
+      </w:r>
+      <w:proofErr w:type="spellStart"/>
+      <w:r>
+        <w:rPr>
+          <w:rFonts w:asciiTheme="majorHAnsi" w:hAnsiTheme="majorHAnsi"/>
+        </w:rPr>
+        <w:t>dipanggil</w:t>
+      </w:r>
+      <w:proofErr w:type="spellEnd"/>
+      <w:r>
+        <w:rPr>
+          <w:rFonts w:asciiTheme="majorHAnsi" w:hAnsiTheme="majorHAnsi"/>
+        </w:rPr>
+        <w:t xml:space="preserve"> </w:t>
+      </w:r>
+      <w:proofErr w:type="spellStart"/>
+      <w:r>
+        <w:rPr>
+          <w:rFonts w:asciiTheme="majorHAnsi" w:hAnsiTheme="majorHAnsi"/>
+        </w:rPr>
+        <w:t>menggunakan</w:t>
+      </w:r>
+      <w:proofErr w:type="spellEnd"/>
+      <w:r>
+        <w:rPr>
+          <w:rFonts w:asciiTheme="majorHAnsi" w:hAnsiTheme="majorHAnsi"/>
+        </w:rPr>
+        <w:t xml:space="preserve"> require </w:t>
+      </w:r>
+      <w:proofErr w:type="spellStart"/>
+      <w:r>
+        <w:rPr>
+          <w:rFonts w:asciiTheme="majorHAnsi" w:hAnsiTheme="majorHAnsi"/>
+        </w:rPr>
+        <w:t>tidak</w:t>
+      </w:r>
+      <w:proofErr w:type="spellEnd"/>
+      <w:r>
+        <w:rPr>
+          <w:rFonts w:asciiTheme="majorHAnsi" w:hAnsiTheme="majorHAnsi"/>
+        </w:rPr>
+        <w:t xml:space="preserve"> </w:t>
+      </w:r>
+      <w:proofErr w:type="spellStart"/>
+      <w:r>
+        <w:rPr>
+          <w:rFonts w:asciiTheme="majorHAnsi" w:hAnsiTheme="majorHAnsi"/>
+        </w:rPr>
+        <w:t>ditemukan</w:t>
+      </w:r>
+      <w:proofErr w:type="spellEnd"/>
+      <w:r>
+        <w:rPr>
+          <w:rFonts w:asciiTheme="majorHAnsi" w:hAnsiTheme="majorHAnsi"/>
+        </w:rPr>
+        <w:t xml:space="preserve">, </w:t>
+      </w:r>
+      <w:proofErr w:type="spellStart"/>
+      <w:r>
+        <w:rPr>
+          <w:rFonts w:asciiTheme="majorHAnsi" w:hAnsiTheme="majorHAnsi"/>
+        </w:rPr>
+        <w:t>maka</w:t>
+      </w:r>
+      <w:proofErr w:type="spellEnd"/>
+      <w:r>
+        <w:rPr>
+          <w:rFonts w:asciiTheme="majorHAnsi" w:hAnsiTheme="majorHAnsi"/>
+        </w:rPr>
+        <w:t xml:space="preserve"> program </w:t>
+      </w:r>
+      <w:proofErr w:type="spellStart"/>
+      <w:r>
+        <w:rPr>
+          <w:rFonts w:asciiTheme="majorHAnsi" w:hAnsiTheme="majorHAnsi"/>
+        </w:rPr>
+        <w:t>akan</w:t>
+      </w:r>
+      <w:proofErr w:type="spellEnd"/>
+      <w:r>
+        <w:rPr>
+          <w:rFonts w:asciiTheme="majorHAnsi" w:hAnsiTheme="majorHAnsi"/>
+        </w:rPr>
+        <w:t xml:space="preserve"> </w:t>
+      </w:r>
+      <w:proofErr w:type="spellStart"/>
+      <w:r>
+        <w:rPr>
+          <w:rFonts w:asciiTheme="majorHAnsi" w:hAnsiTheme="majorHAnsi"/>
+        </w:rPr>
+        <w:t>berhenti</w:t>
+      </w:r>
+      <w:proofErr w:type="spellEnd"/>
+      <w:r>
+        <w:rPr>
+          <w:rFonts w:asciiTheme="majorHAnsi" w:hAnsiTheme="majorHAnsi"/>
+        </w:rPr>
+        <w:t xml:space="preserve"> dan </w:t>
+      </w:r>
+      <w:proofErr w:type="spellStart"/>
+      <w:r>
+        <w:rPr>
+          <w:rFonts w:asciiTheme="majorHAnsi" w:hAnsiTheme="majorHAnsi"/>
+        </w:rPr>
+        <w:t>menampilkan</w:t>
+      </w:r>
+      <w:proofErr w:type="spellEnd"/>
+      <w:r>
+        <w:rPr>
+          <w:rFonts w:asciiTheme="majorHAnsi" w:hAnsiTheme="majorHAnsi"/>
+        </w:rPr>
+        <w:t xml:space="preserve"> error fatal. </w:t>
+      </w:r>
+      <w:proofErr w:type="spellStart"/>
+      <w:r>
+        <w:rPr>
+          <w:rFonts w:asciiTheme="majorHAnsi" w:hAnsiTheme="majorHAnsi"/>
+        </w:rPr>
+        <w:t>Sedangkan</w:t>
+      </w:r>
+      <w:proofErr w:type="spellEnd"/>
+      <w:r>
+        <w:rPr>
+          <w:rFonts w:asciiTheme="majorHAnsi" w:hAnsiTheme="majorHAnsi"/>
+        </w:rPr>
+        <w:t xml:space="preserve"> </w:t>
+      </w:r>
+      <w:proofErr w:type="spellStart"/>
+      <w:r>
+        <w:rPr>
+          <w:rFonts w:asciiTheme="majorHAnsi" w:hAnsiTheme="majorHAnsi"/>
+        </w:rPr>
+        <w:t>jika</w:t>
+      </w:r>
+      <w:proofErr w:type="spellEnd"/>
+      <w:r>
+        <w:rPr>
+          <w:rFonts w:asciiTheme="majorHAnsi" w:hAnsiTheme="majorHAnsi"/>
+        </w:rPr>
+        <w:t xml:space="preserve"> </w:t>
+      </w:r>
+      <w:proofErr w:type="spellStart"/>
+      <w:r>
+        <w:rPr>
+          <w:rFonts w:asciiTheme="majorHAnsi" w:hAnsiTheme="majorHAnsi"/>
+        </w:rPr>
+        <w:t>menggunakan</w:t>
+      </w:r>
+      <w:proofErr w:type="spellEnd"/>
+      <w:r>
+        <w:rPr>
+          <w:rFonts w:asciiTheme="majorHAnsi" w:hAnsiTheme="majorHAnsi"/>
+        </w:rPr>
+        <w:t xml:space="preserve"> include, program </w:t>
+      </w:r>
+      <w:proofErr w:type="spellStart"/>
+      <w:r>
+        <w:rPr>
+          <w:rFonts w:asciiTheme="majorHAnsi" w:hAnsiTheme="majorHAnsi"/>
+        </w:rPr>
+        <w:t>tetap</w:t>
+      </w:r>
+      <w:proofErr w:type="spellEnd"/>
+      <w:r>
+        <w:rPr>
+          <w:rFonts w:asciiTheme="majorHAnsi" w:hAnsiTheme="majorHAnsi"/>
+        </w:rPr>
+        <w:t xml:space="preserve"> </w:t>
+      </w:r>
+      <w:proofErr w:type="spellStart"/>
+      <w:r>
+        <w:rPr>
+          <w:rFonts w:asciiTheme="majorHAnsi" w:hAnsiTheme="majorHAnsi"/>
+        </w:rPr>
+        <w:t>berjalan</w:t>
+      </w:r>
+      <w:proofErr w:type="spellEnd"/>
+      <w:r>
+        <w:rPr>
+          <w:rFonts w:asciiTheme="majorHAnsi" w:hAnsiTheme="majorHAnsi"/>
+        </w:rPr>
+        <w:t xml:space="preserve"> </w:t>
+      </w:r>
+      <w:proofErr w:type="spellStart"/>
+      <w:r>
+        <w:rPr>
+          <w:rFonts w:asciiTheme="majorHAnsi" w:hAnsiTheme="majorHAnsi"/>
+        </w:rPr>
+        <w:t>meskipun</w:t>
+      </w:r>
+      <w:proofErr w:type="spellEnd"/>
+      <w:r>
+        <w:rPr>
+          <w:rFonts w:asciiTheme="majorHAnsi" w:hAnsiTheme="majorHAnsi"/>
+        </w:rPr>
+        <w:t xml:space="preserve"> file yang </w:t>
+      </w:r>
+      <w:proofErr w:type="spellStart"/>
+      <w:r>
+        <w:rPr>
+          <w:rFonts w:asciiTheme="majorHAnsi" w:hAnsiTheme="majorHAnsi"/>
+        </w:rPr>
+        <w:t>dipanggil</w:t>
+      </w:r>
+      <w:proofErr w:type="spellEnd"/>
+      <w:r>
+        <w:rPr>
+          <w:rFonts w:asciiTheme="majorHAnsi" w:hAnsiTheme="majorHAnsi"/>
+        </w:rPr>
+        <w:t xml:space="preserve"> </w:t>
+      </w:r>
+      <w:proofErr w:type="spellStart"/>
+      <w:r>
+        <w:rPr>
+          <w:rFonts w:asciiTheme="majorHAnsi" w:hAnsiTheme="majorHAnsi"/>
+        </w:rPr>
+        <w:t>tidak</w:t>
+      </w:r>
+      <w:proofErr w:type="spellEnd"/>
+      <w:r>
+        <w:rPr>
+          <w:rFonts w:asciiTheme="majorHAnsi" w:hAnsiTheme="majorHAnsi"/>
+        </w:rPr>
+        <w:t xml:space="preserve"> </w:t>
+      </w:r>
+      <w:proofErr w:type="spellStart"/>
+      <w:r>
+        <w:rPr>
+          <w:rFonts w:asciiTheme="majorHAnsi" w:hAnsiTheme="majorHAnsi"/>
+        </w:rPr>
+        <w:t>ditemukan</w:t>
+      </w:r>
+      <w:proofErr w:type="spellEnd"/>
+      <w:r>
+        <w:rPr>
+          <w:rFonts w:asciiTheme="majorHAnsi" w:hAnsiTheme="majorHAnsi"/>
+        </w:rPr>
+        <w:t xml:space="preserve">, </w:t>
+      </w:r>
+      <w:proofErr w:type="spellStart"/>
+      <w:r>
+        <w:rPr>
+          <w:rFonts w:asciiTheme="majorHAnsi" w:hAnsiTheme="majorHAnsi"/>
+        </w:rPr>
+        <w:t>namun</w:t>
+      </w:r>
+      <w:proofErr w:type="spellEnd"/>
+      <w:r>
+        <w:rPr>
+          <w:rFonts w:asciiTheme="majorHAnsi" w:hAnsiTheme="majorHAnsi"/>
+        </w:rPr>
+        <w:t xml:space="preserve"> </w:t>
+      </w:r>
+      <w:proofErr w:type="spellStart"/>
+      <w:r>
+        <w:rPr>
+          <w:rFonts w:asciiTheme="majorHAnsi" w:hAnsiTheme="majorHAnsi"/>
+        </w:rPr>
+        <w:t>akan</w:t>
+      </w:r>
+      <w:proofErr w:type="spellEnd"/>
+      <w:r>
+        <w:rPr>
+          <w:rFonts w:asciiTheme="majorHAnsi" w:hAnsiTheme="majorHAnsi"/>
+        </w:rPr>
+        <w:t xml:space="preserve"> </w:t>
+      </w:r>
+      <w:proofErr w:type="spellStart"/>
+      <w:r>
+        <w:rPr>
+          <w:rFonts w:asciiTheme="majorHAnsi" w:hAnsiTheme="majorHAnsi"/>
+        </w:rPr>
+        <w:t>menampilkan</w:t>
+      </w:r>
+      <w:proofErr w:type="spellEnd"/>
+      <w:r>
+        <w:rPr>
+          <w:rFonts w:asciiTheme="majorHAnsi" w:hAnsiTheme="majorHAnsi"/>
+        </w:rPr>
+        <w:t xml:space="preserve"> </w:t>
+      </w:r>
+      <w:proofErr w:type="spellStart"/>
+      <w:r>
+        <w:rPr>
+          <w:rFonts w:asciiTheme="majorHAnsi" w:hAnsiTheme="majorHAnsi"/>
+        </w:rPr>
+        <w:t>peringatan</w:t>
+      </w:r>
+      <w:proofErr w:type="spellEnd"/>
+      <w:r>
+        <w:rPr>
+          <w:rFonts w:asciiTheme="majorHAnsi" w:hAnsiTheme="majorHAnsi"/>
+        </w:rPr>
+        <w:t>.</w:t>
+      </w:r>
+    </w:p>
+    <w:p>
+      <w:pPr>
+        <w:rPr>
+          <w:rFonts w:asciiTheme="majorHAnsi" w:hAnsiTheme="majorHAnsi"/>
+        </w:rPr>
+      </w:pPr>
+      <w:proofErr w:type="spellStart"/>
+      <w:r>
+        <w:rPr>
+          <w:rFonts w:asciiTheme="majorHAnsi" w:hAnsiTheme="majorHAnsi"/>
+        </w:rPr>
+        <w:t>Berdasarkan</w:t>
+      </w:r>
+      <w:proofErr w:type="spellEnd"/>
+      <w:r>
+        <w:rPr>
+          <w:rFonts w:asciiTheme="majorHAnsi" w:hAnsiTheme="majorHAnsi"/>
+        </w:rPr>
+        <w:t xml:space="preserve"> </w:t>
+      </w:r>
+      <w:proofErr w:type="spellStart"/>
+      <w:r>
+        <w:rPr>
+          <w:rFonts w:asciiTheme="majorHAnsi" w:hAnsiTheme="majorHAnsi"/>
+        </w:rPr>
+        <w:t>implementasi</w:t>
+      </w:r>
+      <w:proofErr w:type="spellEnd"/>
+      <w:r>
+        <w:rPr>
+          <w:rFonts w:asciiTheme="majorHAnsi" w:hAnsiTheme="majorHAnsi"/>
+        </w:rPr>
+        <w:t xml:space="preserve"> yang </w:t>
+      </w:r>
+      <w:proofErr w:type="spellStart"/>
+      <w:r>
+        <w:rPr>
+          <w:rFonts w:asciiTheme="majorHAnsi" w:hAnsiTheme="majorHAnsi"/>
+        </w:rPr>
+        <w:t>dilakukan</w:t>
+      </w:r>
+      <w:proofErr w:type="spellEnd"/>
+      <w:r>
+        <w:rPr>
+          <w:rFonts w:asciiTheme="majorHAnsi" w:hAnsiTheme="majorHAnsi"/>
+        </w:rPr>
+        <w:t xml:space="preserve">, </w:t>
+      </w:r>
+      <w:proofErr w:type="spellStart"/>
+      <w:r>
+        <w:rPr>
+          <w:rFonts w:asciiTheme="majorHAnsi" w:hAnsiTheme="majorHAnsi"/>
+        </w:rPr>
+        <w:t>penggunaan</w:t>
+      </w:r>
+      <w:proofErr w:type="spellEnd"/>
+      <w:r>
+        <w:rPr>
+          <w:rFonts w:asciiTheme="majorHAnsi" w:hAnsiTheme="majorHAnsi"/>
+        </w:rPr>
+        <w:t xml:space="preserve"> form </w:t>
+      </w:r>
+      <w:proofErr w:type="spellStart"/>
+      <w:r>
+        <w:rPr>
+          <w:rFonts w:asciiTheme="majorHAnsi" w:hAnsiTheme="majorHAnsi"/>
+        </w:rPr>
+        <w:t>dengan</w:t>
+      </w:r>
+      <w:proofErr w:type="spellEnd"/>
+      <w:r>
+        <w:rPr>
+          <w:rFonts w:asciiTheme="majorHAnsi" w:hAnsiTheme="majorHAnsi"/>
+        </w:rPr>
+        <w:t xml:space="preserve"> </w:t>
+      </w:r>
+      <w:proofErr w:type="spellStart"/>
+      <w:r>
+        <w:rPr>
+          <w:rFonts w:asciiTheme="majorHAnsi" w:hAnsiTheme="majorHAnsi"/>
+        </w:rPr>
+        <w:t>metode</w:t>
+      </w:r>
+      <w:proofErr w:type="spellEnd"/>
+      <w:r>
+        <w:rPr>
+          <w:rFonts w:asciiTheme="majorHAnsi" w:hAnsiTheme="majorHAnsi"/>
+        </w:rPr>
+        <w:t xml:space="preserve"> POST </w:t>
+      </w:r>
+      <w:proofErr w:type="spellStart"/>
+      <w:r>
+        <w:rPr>
+          <w:rFonts w:asciiTheme="majorHAnsi" w:hAnsiTheme="majorHAnsi"/>
+        </w:rPr>
+        <w:t>lebih</w:t>
+      </w:r>
+      <w:proofErr w:type="spellEnd"/>
+      <w:r>
+        <w:rPr>
+          <w:rFonts w:asciiTheme="majorHAnsi" w:hAnsiTheme="majorHAnsi"/>
+        </w:rPr>
+        <w:t xml:space="preserve"> </w:t>
+      </w:r>
+      <w:proofErr w:type="spellStart"/>
+      <w:r>
+        <w:rPr>
+          <w:rFonts w:asciiTheme="majorHAnsi" w:hAnsiTheme="majorHAnsi"/>
+        </w:rPr>
+        <w:t>direkomendasikan</w:t>
+      </w:r>
+      <w:proofErr w:type="spellEnd"/>
+      <w:r>
+        <w:rPr>
+          <w:rFonts w:asciiTheme="majorHAnsi" w:hAnsiTheme="majorHAnsi"/>
+        </w:rPr>
+        <w:t xml:space="preserve"> </w:t>
+      </w:r>
+      <w:proofErr w:type="spellStart"/>
+      <w:r>
+        <w:rPr>
+          <w:rFonts w:asciiTheme="majorHAnsi" w:hAnsiTheme="majorHAnsi"/>
+        </w:rPr>
+        <w:t>untuk</w:t>
+      </w:r>
+      <w:proofErr w:type="spellEnd"/>
+      <w:r>
+        <w:rPr>
+          <w:rFonts w:asciiTheme="majorHAnsi" w:hAnsiTheme="majorHAnsi"/>
+        </w:rPr>
+        <w:t xml:space="preserve"> </w:t>
+      </w:r>
+      <w:proofErr w:type="spellStart"/>
+      <w:r>
+        <w:rPr>
+          <w:rFonts w:asciiTheme="majorHAnsi" w:hAnsiTheme="majorHAnsi"/>
+        </w:rPr>
+        <w:t>pengolahan</w:t>
+      </w:r>
+      <w:proofErr w:type="spellEnd"/>
+      <w:r>
+        <w:rPr>
+          <w:rFonts w:asciiTheme="majorHAnsi" w:hAnsiTheme="majorHAnsi"/>
+        </w:rPr>
+        <w:t xml:space="preserve"> data input </w:t>
+      </w:r>
+      <w:proofErr w:type="spellStart"/>
+      <w:r>
+        <w:rPr>
+          <w:rFonts w:asciiTheme="majorHAnsi" w:hAnsiTheme="majorHAnsi"/>
+        </w:rPr>
+        <w:t>karena</w:t>
+      </w:r>
+      <w:proofErr w:type="spellEnd"/>
+      <w:r>
+        <w:rPr>
+          <w:rFonts w:asciiTheme="majorHAnsi" w:hAnsiTheme="majorHAnsi"/>
+        </w:rPr>
+        <w:t xml:space="preserve"> </w:t>
+      </w:r>
+      <w:proofErr w:type="spellStart"/>
+      <w:r>
+        <w:rPr>
+          <w:rFonts w:asciiTheme="majorHAnsi" w:hAnsiTheme="majorHAnsi"/>
+        </w:rPr>
+        <w:t>lebih</w:t>
+      </w:r>
+      <w:proofErr w:type="spellEnd"/>
+      <w:r>
+        <w:rPr>
+          <w:rFonts w:asciiTheme="majorHAnsi" w:hAnsiTheme="majorHAnsi"/>
+        </w:rPr>
+        <w:t xml:space="preserve"> </w:t>
+      </w:r>
+      <w:proofErr w:type="spellStart"/>
+      <w:r>
+        <w:rPr>
+          <w:rFonts w:asciiTheme="majorHAnsi" w:hAnsiTheme="majorHAnsi"/>
+        </w:rPr>
+        <w:t>aman</w:t>
+      </w:r>
+      <w:proofErr w:type="spellEnd"/>
+      <w:r>
+        <w:rPr>
+          <w:rFonts w:asciiTheme="majorHAnsi" w:hAnsiTheme="majorHAnsi"/>
+        </w:rPr>
+        <w:t xml:space="preserve"> dan </w:t>
+      </w:r>
+      <w:proofErr w:type="spellStart"/>
+      <w:r>
+        <w:rPr>
+          <w:rFonts w:asciiTheme="majorHAnsi" w:hAnsiTheme="majorHAnsi"/>
+        </w:rPr>
+        <w:t>tidak</w:t>
+      </w:r>
+      <w:proofErr w:type="spellEnd"/>
+      <w:r>
+        <w:rPr>
+          <w:rFonts w:asciiTheme="majorHAnsi" w:hAnsiTheme="majorHAnsi"/>
+        </w:rPr>
+        <w:t xml:space="preserve"> </w:t>
+      </w:r>
+      <w:proofErr w:type="spellStart"/>
+      <w:r>
+        <w:rPr>
+          <w:rFonts w:asciiTheme="majorHAnsi" w:hAnsiTheme="majorHAnsi"/>
+        </w:rPr>
+        <w:t>menampilkan</w:t>
+      </w:r>
+      <w:proofErr w:type="spellEnd"/>
+      <w:r>
+        <w:rPr>
+          <w:rFonts w:asciiTheme="majorHAnsi" w:hAnsiTheme="majorHAnsi"/>
+        </w:rPr>
+        <w:t xml:space="preserve"> data </w:t>
+      </w:r>
+      <w:proofErr w:type="spellStart"/>
+      <w:r>
+        <w:rPr>
+          <w:rFonts w:asciiTheme="majorHAnsi" w:hAnsiTheme="majorHAnsi"/>
+        </w:rPr>
+        <w:t>secara</w:t>
+      </w:r>
+      <w:proofErr w:type="spellEnd"/>
+      <w:r>
+        <w:rPr>
+          <w:rFonts w:asciiTheme="majorHAnsi" w:hAnsiTheme="majorHAnsi"/>
+        </w:rPr>
+        <w:t xml:space="preserve"> </w:t>
+      </w:r>
+      <w:proofErr w:type="spellStart"/>
+      <w:r>
+        <w:rPr>
+          <w:rFonts w:asciiTheme="majorHAnsi" w:hAnsiTheme="majorHAnsi"/>
+        </w:rPr>
+        <w:t>langsung</w:t>
+      </w:r>
+      <w:proofErr w:type="spellEnd"/>
+      <w:r>
+        <w:rPr>
+          <w:rFonts w:asciiTheme="majorHAnsi" w:hAnsiTheme="majorHAnsi"/>
+        </w:rPr>
+        <w:t xml:space="preserve"> pada URL. </w:t>
+      </w:r>
+      <w:proofErr w:type="spellStart"/>
+      <w:r>
+        <w:rPr>
+          <w:rFonts w:asciiTheme="majorHAnsi" w:hAnsiTheme="majorHAnsi"/>
+        </w:rPr>
+        <w:t>Sementara</w:t>
+      </w:r>
+      <w:proofErr w:type="spellEnd"/>
+      <w:r>
+        <w:rPr>
+          <w:rFonts w:asciiTheme="majorHAnsi" w:hAnsiTheme="majorHAnsi"/>
+        </w:rPr>
+        <w:t xml:space="preserve"> </w:t>
+      </w:r>
+      <w:proofErr w:type="spellStart"/>
+      <w:r>
+        <w:rPr>
+          <w:rFonts w:asciiTheme="majorHAnsi" w:hAnsiTheme="majorHAnsi"/>
+        </w:rPr>
+        <w:t>itu</w:t>
+      </w:r>
+      <w:proofErr w:type="spellEnd"/>
+      <w:r>
+        <w:rPr>
+          <w:rFonts w:asciiTheme="majorHAnsi" w:hAnsiTheme="majorHAnsi"/>
+        </w:rPr>
+        <w:t xml:space="preserve">, </w:t>
+      </w:r>
+      <w:proofErr w:type="spellStart"/>
+      <w:r>
+        <w:rPr>
+          <w:rFonts w:asciiTheme="majorHAnsi" w:hAnsiTheme="majorHAnsi"/>
+        </w:rPr>
+        <w:t>penggunaan</w:t>
+      </w:r>
+      <w:proofErr w:type="spellEnd"/>
+      <w:r>
+        <w:rPr>
+          <w:rFonts w:asciiTheme="majorHAnsi" w:hAnsiTheme="majorHAnsi"/>
+        </w:rPr>
+        <w:t xml:space="preserve"> require dan include sangat </w:t>
+      </w:r>
+      <w:proofErr w:type="spellStart"/>
+      <w:r>
+        <w:rPr>
+          <w:rFonts w:asciiTheme="majorHAnsi" w:hAnsiTheme="majorHAnsi"/>
+        </w:rPr>
+        <w:t>membantu</w:t>
+      </w:r>
+      <w:proofErr w:type="spellEnd"/>
+      <w:r>
+        <w:rPr>
+          <w:rFonts w:asciiTheme="majorHAnsi" w:hAnsiTheme="majorHAnsi"/>
+        </w:rPr>
+        <w:t xml:space="preserve"> </w:t>
+      </w:r>
+      <w:proofErr w:type="spellStart"/>
+      <w:r>
+        <w:rPr>
+          <w:rFonts w:asciiTheme="majorHAnsi" w:hAnsiTheme="majorHAnsi"/>
+        </w:rPr>
+        <w:t>dalam</w:t>
+      </w:r>
+      <w:proofErr w:type="spellEnd"/>
+      <w:r>
+        <w:rPr>
+          <w:rFonts w:asciiTheme="majorHAnsi" w:hAnsiTheme="majorHAnsi"/>
+        </w:rPr>
+        <w:t xml:space="preserve"> </w:t>
+      </w:r>
+      <w:proofErr w:type="spellStart"/>
+      <w:r>
+        <w:rPr>
+          <w:rFonts w:asciiTheme="majorHAnsi" w:hAnsiTheme="majorHAnsi"/>
+        </w:rPr>
+        <w:t>modularisasi</w:t>
+      </w:r>
+      <w:proofErr w:type="spellEnd"/>
+      <w:r>
+        <w:rPr>
+          <w:rFonts w:asciiTheme="majorHAnsi" w:hAnsiTheme="majorHAnsi"/>
+        </w:rPr>
+        <w:t xml:space="preserve"> </w:t>
+      </w:r>
+      <w:proofErr w:type="spellStart"/>
+      <w:r>
+        <w:rPr>
+          <w:rFonts w:asciiTheme="majorHAnsi" w:hAnsiTheme="majorHAnsi"/>
+        </w:rPr>
+        <w:t>kode</w:t>
+      </w:r>
+      <w:proofErr w:type="spellEnd"/>
+      <w:r>
+        <w:rPr>
+          <w:rFonts w:asciiTheme="majorHAnsi" w:hAnsiTheme="majorHAnsi"/>
+        </w:rPr>
+        <w:t xml:space="preserve"> </w:t>
+      </w:r>
+      <w:proofErr w:type="spellStart"/>
+      <w:r>
+        <w:rPr>
+          <w:rFonts w:asciiTheme="majorHAnsi" w:hAnsiTheme="majorHAnsi"/>
+        </w:rPr>
+        <w:t>sehingga</w:t>
+      </w:r>
+      <w:proofErr w:type="spellEnd"/>
+      <w:r>
+        <w:rPr>
+          <w:rFonts w:asciiTheme="majorHAnsi" w:hAnsiTheme="majorHAnsi"/>
+        </w:rPr>
+        <w:t xml:space="preserve"> </w:t>
+      </w:r>
+      <w:proofErr w:type="spellStart"/>
+      <w:r>
+        <w:rPr>
+          <w:rFonts w:asciiTheme="majorHAnsi" w:hAnsiTheme="majorHAnsi"/>
+        </w:rPr>
+        <w:t>pengembangan</w:t>
+      </w:r>
+      <w:proofErr w:type="spellEnd"/>
+      <w:r>
+        <w:rPr>
+          <w:rFonts w:asciiTheme="majorHAnsi" w:hAnsiTheme="majorHAnsi"/>
+        </w:rPr>
+        <w:t xml:space="preserve"> </w:t>
+      </w:r>
+      <w:proofErr w:type="spellStart"/>
+      <w:r>
+        <w:rPr>
+          <w:rFonts w:asciiTheme="majorHAnsi" w:hAnsiTheme="majorHAnsi"/>
+        </w:rPr>
+        <w:t>aplikasi</w:t>
+      </w:r>
+      <w:proofErr w:type="spellEnd"/>
+      <w:r>
+        <w:rPr>
+          <w:rFonts w:asciiTheme="majorHAnsi" w:hAnsiTheme="majorHAnsi"/>
+        </w:rPr>
+        <w:t xml:space="preserve"> web </w:t>
+      </w:r>
+      <w:proofErr w:type="spellStart"/>
+      <w:r>
+        <w:rPr>
+          <w:rFonts w:asciiTheme="majorHAnsi" w:hAnsiTheme="majorHAnsi"/>
+        </w:rPr>
+        <w:t>menjadi</w:t>
+      </w:r>
+      <w:proofErr w:type="spellEnd"/>
+      <w:r>
+        <w:rPr>
+          <w:rFonts w:asciiTheme="majorHAnsi" w:hAnsiTheme="majorHAnsi"/>
+        </w:rPr>
+        <w:t xml:space="preserve"> </w:t>
+      </w:r>
+      <w:proofErr w:type="spellStart"/>
+      <w:r>
+        <w:rPr>
+          <w:rFonts w:asciiTheme="majorHAnsi" w:hAnsiTheme="majorHAnsi"/>
+        </w:rPr>
+        <w:t>lebih</w:t>
+      </w:r>
+      <w:proofErr w:type="spellEnd"/>
+      <w:r>
+        <w:rPr>
+          <w:rFonts w:asciiTheme="majorHAnsi" w:hAnsiTheme="majorHAnsi"/>
+        </w:rPr>
+        <w:t xml:space="preserve"> </w:t>
+      </w:r>
+      <w:proofErr w:type="spellStart"/>
+      <w:r>
+        <w:rPr>
+          <w:rFonts w:asciiTheme="majorHAnsi" w:hAnsiTheme="majorHAnsi"/>
+        </w:rPr>
+        <w:t>terstruktur</w:t>
+      </w:r>
+      <w:proofErr w:type="spellEnd"/>
+      <w:r>
+        <w:rPr>
+          <w:rFonts w:asciiTheme="majorHAnsi" w:hAnsiTheme="majorHAnsi"/>
+        </w:rPr>
+        <w:t xml:space="preserve"> dan </w:t>
+      </w:r>
+      <w:proofErr w:type="spellStart"/>
+      <w:r>
+        <w:rPr>
+          <w:rFonts w:asciiTheme="majorHAnsi" w:hAnsiTheme="majorHAnsi"/>
+        </w:rPr>
+        <w:t>mudah</w:t>
+      </w:r>
+      <w:proofErr w:type="spellEnd"/>
+      <w:r>
+        <w:rPr>
+          <w:rFonts w:asciiTheme="majorHAnsi" w:hAnsiTheme="majorHAnsi"/>
+        </w:rPr>
+        <w:t xml:space="preserve"> </w:t>
+      </w:r>
+      <w:proofErr w:type="spellStart"/>
+      <w:r>
+        <w:rPr>
+          <w:rFonts w:asciiTheme="majorHAnsi" w:hAnsiTheme="majorHAnsi"/>
+        </w:rPr>
+        <w:t>dikelola</w:t>
+      </w:r>
+      <w:proofErr w:type="spellEnd"/>
+      <w:r>
+        <w:rPr>
+          <w:rFonts w:asciiTheme="majorHAnsi" w:hAnsiTheme="majorHAnsi"/>
+        </w:rPr>
+        <w:t>.</w:t>
+      </w:r>
+    </w:p>
+    <w:p>
+      <w:pPr>
         <w:rPr>
           <w:rFonts w:asciiTheme="majorHAnsi" w:hAnsiTheme="majorHAnsi"/>
           <w:b/>
           <w:bCs/>
         </w:rPr>
-        <w:t>.</w:t>
-      </w:r>
-      <w:proofErr w:type="gramEnd"/>
+      </w:pPr>
+      <w:proofErr w:type="gramStart"/>
       <w:r>
         <w:rPr>
           <w:rFonts w:asciiTheme="majorHAnsi" w:hAnsiTheme="majorHAnsi"/>
           <w:b/>
           <w:bCs/>
         </w:rPr>
+        <w:t xml:space="preserve">3.5 </w:t>
+      </w:r>
+      <w:r>
+        <w:rPr>
+          <w:rFonts w:asciiTheme="majorHAnsi" w:hAnsiTheme="majorHAnsi"/>
+          <w:b/>
+          <w:bCs/>
+        </w:rPr>
+        <w:t>.</w:t>
+      </w:r>
+      <w:proofErr w:type="gramEnd"/>
+      <w:r>
+        <w:rPr>
+          <w:rFonts w:asciiTheme="majorHAnsi" w:hAnsiTheme="majorHAnsi"/>
+          <w:b/>
+          <w:bCs/>
+        </w:rPr>
         <w:t xml:space="preserve"> Kesimpulan</w:t>
       </w:r>
     </w:p>
@@ -28236,6 +27206,57 @@
           <w:rFonts w:asciiTheme="majorHAnsi" w:hAnsiTheme="majorHAnsi"/>
         </w:rPr>
         <w:t>.</w:t>
+      </w:r>
+    </w:p>
+    <w:p>
+      <w:pPr>
+        <w:rPr>
+          <w:rFonts w:asciiTheme="majorHAnsi" w:hAnsiTheme="majorHAnsi"/>
+        </w:rPr>
+      </w:pPr>
+    </w:p>
+    <w:p>
+      <w:pPr>
+        <w:rPr>
+          <w:rFonts w:asciiTheme="majorHAnsi" w:hAnsiTheme="majorHAnsi"/>
+          <w:b/>
+          <w:bCs/>
+        </w:rPr>
+      </w:pPr>
+      <w:r>
+        <w:rPr>
+          <w:rFonts w:asciiTheme="majorHAnsi" w:hAnsiTheme="majorHAnsi"/>
+          <w:b/>
+          <w:bCs/>
+        </w:rPr>
+        <w:t xml:space="preserve">3.6 link </w:t>
+      </w:r>
+      <w:proofErr w:type="spellStart"/>
+      <w:r>
+        <w:rPr>
+          <w:rFonts w:asciiTheme="majorHAnsi" w:hAnsiTheme="majorHAnsi"/>
+          <w:b/>
+          <w:bCs/>
+        </w:rPr>
+        <w:t>github</w:t>
+      </w:r>
+      <w:proofErr w:type="spellEnd"/>
+    </w:p>
+    <w:p>
+      <w:pPr>
+        <w:rPr>
+          <w:rFonts w:asciiTheme="majorHAnsi" w:hAnsiTheme="majorHAnsi"/>
+          <w:b/>
+          <w:bCs/>
+        </w:rPr>
+      </w:pPr>
+      <w:r>
+        <w:rPr>
+          <w:rFonts w:asciiTheme="majorHAnsi" w:hAnsiTheme="majorHAnsi"/>
+          <w:b/>
+          <w:bCs/>
+        </w:rPr>
+        <w:t>https://github.com/AriqAhmadNayaka/WebPro4904/tree/DavinAileenskieSofiandy-707012500135</w:t>
       </w:r>
     </w:p>
     <w:p>
@@ -29383,51 +28404,15 @@
   </w:num>
   <w:num w:numId="2" w16cid:durableId="2037731966">
     <w:abstractNumId w:val="2"/>
-    <w:lvlOverride w:ilvl="0"/>
-    <w:lvlOverride w:ilvl="1"/>
-    <w:lvlOverride w:ilvl="2"/>
-    <w:lvlOverride w:ilvl="3"/>
-    <w:lvlOverride w:ilvl="4"/>
-    <w:lvlOverride w:ilvl="5"/>
-    <w:lvlOverride w:ilvl="6"/>
-    <w:lvlOverride w:ilvl="7"/>
-    <w:lvlOverride w:ilvl="8"/>
   </w:num>
   <w:num w:numId="3" w16cid:durableId="850875757">
     <w:abstractNumId w:val="7"/>
-    <w:lvlOverride w:ilvl="0"/>
-    <w:lvlOverride w:ilvl="1"/>
-    <w:lvlOverride w:ilvl="2"/>
-    <w:lvlOverride w:ilvl="3"/>
-    <w:lvlOverride w:ilvl="4"/>
-    <w:lvlOverride w:ilvl="5"/>
-    <w:lvlOverride w:ilvl="6"/>
-    <w:lvlOverride w:ilvl="7"/>
-    <w:lvlOverride w:ilvl="8"/>
   </w:num>
   <w:num w:numId="4" w16cid:durableId="1786728240">
     <w:abstractNumId w:val="5"/>
-    <w:lvlOverride w:ilvl="0"/>
-    <w:lvlOverride w:ilvl="1"/>
-    <w:lvlOverride w:ilvl="2"/>
-    <w:lvlOverride w:ilvl="3"/>
-    <w:lvlOverride w:ilvl="4"/>
-    <w:lvlOverride w:ilvl="5"/>
-    <w:lvlOverride w:ilvl="6"/>
-    <w:lvlOverride w:ilvl="7"/>
-    <w:lvlOverride w:ilvl="8"/>
   </w:num>
   <w:num w:numId="5" w16cid:durableId="647634894">
     <w:abstractNumId w:val="4"/>
-    <w:lvlOverride w:ilvl="0"/>
-    <w:lvlOverride w:ilvl="1"/>
-    <w:lvlOverride w:ilvl="2"/>
-    <w:lvlOverride w:ilvl="3"/>
-    <w:lvlOverride w:ilvl="4"/>
-    <w:lvlOverride w:ilvl="5"/>
-    <w:lvlOverride w:ilvl="6"/>
-    <w:lvlOverride w:ilvl="7"/>
-    <w:lvlOverride w:ilvl="8"/>
   </w:num>
   <w:num w:numId="6" w16cid:durableId="1501695808">
     <w:abstractNumId w:val="6"/>
@@ -30044,6 +29029,7 @@
   <w:style w:type="character" w:default="1" w:styleId="DefaultParagraphFont">
     <w:name w:val="Default Paragraph Font"/>
     <w:uiPriority w:val="1"/>
+    <w:semiHidden/>
     <w:unhideWhenUsed/>
   </w:style>
   <w:style w:type="table" w:default="1" w:styleId="TableNormal">
